--- a/Bao_cao_toan_van_Rehab_AI_Monitor_DaSuaTrichDan_bo_sung_them_frames_final.docx
+++ b/Bao_cao_toan_van_Rehab_AI_Monitor_DaSuaTrichDan_bo_sung_them_frames_final.docx
@@ -131,13 +131,7 @@
         <w:rPr>
           <w:color w:val="000000"/>
         </w:rPr>
-        <w:t xml:space="preserve">Nhu cầu phục hồi chức năng (PHCN) đang gia tăng nhanh trên toàn thế giới cùng với sự phổ biến của các bệnh lý cơ xương khớp, chấn thương và đột quỵ. Theo Tổ chức Y tế Thế giới (WHO), hiện có khoảng 2,41 tỷ người cần ít nhất một hình thức phục hồi chức năng, chiếm gần một phần ba dân số toàn cầu (1,2). Tại Việt Nam, năng lực cung cấp dịch vụ PHCN còn hạn chế: trung bình mỗi 10.000 dân chỉ có khoảng 0,25 nhân viên PHCN, thấp hơn nhiều so với khuyến nghị 0,5–1 người/10.000 dân của WHO, và chỉ khoảng 40% người </w:t>
-      </w:r>
-      <w:r>
-        <w:rPr>
-          <w:color w:val="000000"/>
-        </w:rPr>
-        <w:t>bệnh tiếp cận được đầy đủ dịch vụ (16). Hệ quả là nhiều người bệnh phải tự tập luyện tại nhà sau xuất viện mà không có giám sát chuyên môn, dẫn đến nguy cơ tập sai động tác, giảm hiệu quả điều trị và kéo dài thời gian hồi phục.</w:t>
+        <w:t>Nhu cầu phục hồi chức năng (PHCN) đang gia tăng nhanh trên toàn thế giới cùng với sự phổ biến của các bệnh lý cơ xương khớp, chấn thương và đột quỵ. Theo Tổ chức Y tế Thế giới (WHO), hiện có khoảng 2,41 tỷ người cần ít nhất một hình thức phục hồi chức năng, chiếm gần một phần ba dân số toàn cầu (1,2). Tại Việt Nam, năng lực cung cấp dịch vụ PHCN còn hạn chế: trung bình mỗi 10.000 dân chỉ có khoảng 0,25 nhân viên PHCN, thấp hơn nhiều so với khuyến nghị 0,5–1 người/10.000 dân của WHO, và chỉ khoảng 40% người bệnh tiếp cận được đầy đủ dịch vụ (16). Hệ quả là nhiều người bệnh phải tự tập luyện tại nhà sau xuất viện mà không có giám sát chuyên môn, dẫn đến nguy cơ tập sai động tác, giảm hiệu quả điều trị và kéo dài thời gian hồi phục.</w:t>
       </w:r>
     </w:p>
     <w:p>
@@ -150,13 +144,7 @@
         <w:rPr>
           <w:color w:val="000000"/>
         </w:rPr>
-        <w:t>Trước thực trạng đó, việc ứng dụng trí tuệ nhân tạo (Artificial Intelligence – AI) và thị giác máy tính (Computer Vision – CV) vào giám sát tập luyện từ xa được xem là một xu hướng tất yếu. Nhiều nghiên cứu quốc tế cho thấy việc tích hợp AI vào chương trình phục hồi từ xa giúp nâng cao chất lượng đánh giá bài tập và cá nhân hóa phác đồ điều trị, cải thiện kết quả lâm sàng so với phương pháp truyền thống (3). Đặc biệt, các mô hình ước lượng tư thế (pose estimation) không điểm đánh dấu (marker-less) như Media</w:t>
-      </w:r>
-      <w:r>
-        <w:rPr>
-          <w:color w:val="000000"/>
-        </w:rPr>
-        <w:t>Pipe Pose, OpenPose và BlazePose có thể trích xuất hơn 30 điểm khớp trên cơ thể chỉ từ một camera RGB thông thường mà không cần cảm biến đeo trên người, giúp giảm chi phí và tăng khả năng triển khai tại nhà (4,5).</w:t>
+        <w:t>Trước thực trạng đó, việc ứng dụng trí tuệ nhân tạo (Artificial Intelligence – AI) và thị giác máy tính (Computer Vision – CV) vào giám sát tập luyện từ xa được xem là một xu hướng tất yếu. Nhiều nghiên cứu quốc tế cho thấy việc tích hợp AI vào chương trình phục hồi từ xa giúp nâng cao chất lượng đánh giá bài tập và cá nhân hóa phác đồ điều trị, cải thiện kết quả lâm sàng so với phương pháp truyền thống (3). Đặc biệt, các mô hình ước lượng tư thế (pose estimation) không điểm đánh dấu (marker-less) như MediaPipe Pose, OpenPose và BlazePose có thể trích xuất hơn 30 điểm khớp trên cơ thể chỉ từ một camera RGB thông thường mà không cần cảm biến đeo trên người, giúp giảm chi phí và tăng khả năng triển khai tại nhà (4,5).</w:t>
       </w:r>
     </w:p>
     <w:p>
@@ -189,13 +177,7 @@
         <w:rPr>
           <w:color w:val="000000"/>
         </w:rPr>
-        <w:t>Tại Việt Nam, hiện còn rất ít hệ thống tích hợp đồng thời khả năng nhận diện tư thế theo thời gian thực, phản hồi trực quan và lưu trữ – phân tích dữ liệu phục vụ theo dõi của bác sĩ; đồng thời thiếu bằng chứng đánh giá độ tin cậy của thị giác máy tính marker-less trên người bệnh thực trong môi trường lâm sàng, đặc biệt với bệnh lý viêm quanh khớp vai – một trong những nguyên nhân hàng đầu gây hạn chế vận động chi trên. Việc lượng giá khách quan độ chính xác của mô hình AI so với đánh giá của chuyên gia trê</w:t>
-      </w:r>
-      <w:r>
-        <w:rPr>
-          <w:color w:val="000000"/>
-        </w:rPr>
-        <w:t>n dữ liệu bệnh nhân thật vẫn là một khoảng trống cần được giải quyết trước khi có thể mở rộng ứng dụng.</w:t>
+        <w:t>Tại Việt Nam, hiện còn rất ít hệ thống tích hợp đồng thời khả năng nhận diện tư thế theo thời gian thực, phản hồi trực quan và lưu trữ – phân tích dữ liệu phục vụ theo dõi của bác sĩ; đồng thời thiếu bằng chứng đánh giá độ tin cậy của thị giác máy tính marker-less trên người bệnh thực trong môi trường lâm sàng, đặc biệt với bệnh lý viêm quanh khớp vai – một trong những nguyên nhân hàng đầu gây hạn chế vận động chi trên. Việc lượng giá khách quan độ chính xác của mô hình AI so với đánh giá của chuyên gia trên dữ liệu bệnh nhân thật vẫn là một khoảng trống cần được giải quyết trước khi có thể mở rộng ứng dụng.</w:t>
       </w:r>
     </w:p>
     <w:p>
@@ -205,7 +187,7 @@
         <w:jc w:val="both"/>
       </w:pPr>
       <w:r>
-        <w:t xml:space="preserve">Xuất phát từ thực tiễn trên, nghiên cứu hướng tới hai mục tiêu: (1) Xây dựng mô hình nhận diện và đánh giá các động tác phục hồi chức năng khớp vai chuẩn hóa (bài con lắc Codman và bài tập với gậy) từ video điện thoại thông minh bằng công nghệ thị giác máy tính không điểm đánh dấu (MediaPipe Pose); (2) Đối chiếu kết quả frame-level của mô hình với góc tham chiếu trong bộ full export thông qua Accuracy, MAE, RMSE và phân bố PASS/NEAR/FAIL/UNKNOWN. Các chỉ số phụ thuộc nhãn chuyên gia độc lập như ICC, F1-score, Precision và Recall chỉ nên tính khi có bảng ground-truth tách rời tương ứng.</w:t>
+        <w:t>Xuất phát từ thực tiễn trên, nghiên cứu hướng tới hai mục tiêu: (1) Xây dựng mô hình nhận diện và đánh giá các động tác phục hồi chức năng khớp vai chuẩn hóa (bài con lắc Codman và bài tập với gậy) từ video điện thoại thông minh bằng công nghệ thị giác máy tính không điểm đánh dấu (MediaPipe Pose); (2) Đối chiếu kết quả frame-level của mô hình với góc tham chiếu trong bộ full export thông qua Accuracy, MAE, RMSE và phân bố PASS/NEAR/FAIL/UNKNOWN. Các chỉ số phụ thuộc nhãn chuyên gia độc lập như ICC, F1-score, Precision và Recall chỉ nên tính khi có bảng ground-truth tách rời tương ứng.</w:t>
       </w:r>
     </w:p>
     <w:p>
@@ -238,13 +220,7 @@
         <w:rPr>
           <w:color w:val="000000"/>
         </w:rPr>
-        <w:t>Đối tượng gồm hai nhóm tại Khoa Phục hồi chức năng – Bệnh viện Đa khoa Phạm Ngọc Thạch. Nhóm người bệnh là những bệnh nhân được chẩn đoán viêm quanh khớp vai (ICD-10: M75; bệnh lý gân cơ chóp xoay hoặc viêm dính bao khớp/đông cứng khớp vai), điều trị ngoại trú và được chỉ định gói bài tập chuẩn hóa (con lắc Codman, bài tập với gậy, bài tập với dây kháng lực). Tiêu chuẩn lựa chọn: có chẩn đoán xác định, hợp tác tốt, nhận thức bình thường, đồng ý ghi hình trước camera và ký giấy đồng thuận. Tiêu chuẩn loại tr</w:t>
-      </w:r>
-      <w:r>
-        <w:rPr>
-          <w:color w:val="000000"/>
-        </w:rPr>
-        <w:t>ừ: có chống chỉ định vận động, hoặc không thực hiện trọn vẹn quy trình ghi hình. Nhóm chuyên gia tham chiếu là bác sĩ hoặc kỹ thuật viên PHCN có ít nhất 01 năm kinh nghiệm cơ xương khớp; loại trừ người đang nghỉ dài hạn hoặc không có điều kiện ghi chép phiếu đánh giá định kỳ.</w:t>
+        <w:t>Đối tượng gồm hai nhóm tại Khoa Phục hồi chức năng – Bệnh viện Đa khoa Phạm Ngọc Thạch. Nhóm người bệnh là những bệnh nhân được chẩn đoán viêm quanh khớp vai (ICD-10: M75; bệnh lý gân cơ chóp xoay hoặc viêm dính bao khớp/đông cứng khớp vai), điều trị ngoại trú và được chỉ định gói bài tập chuẩn hóa (con lắc Codman, bài tập với gậy, bài tập với dây kháng lực). Tiêu chuẩn lựa chọn: có chẩn đoán xác định, hợp tác tốt, nhận thức bình thường, đồng ý ghi hình trước camera và ký giấy đồng thuận. Tiêu chuẩn loại trừ: có chống chỉ định vận động, hoặc không thực hiện trọn vẹn quy trình ghi hình. Nhóm chuyên gia tham chiếu là bác sĩ hoặc kỹ thuật viên PHCN có ít nhất 01 năm kinh nghiệm cơ xương khớp; loại trừ người đang nghỉ dài hạn hoặc không có điều kiện ghi chép phiếu đánh giá định kỳ.</w:t>
       </w:r>
     </w:p>
     <w:p>
@@ -318,7 +294,7 @@
         <w:jc w:val="both"/>
       </w:pPr>
       <w:r>
-        <w:t xml:space="preserve">Quy trình và mô hình xử lý. Hệ thống xử lý video theo cơ chế hai lượt (2-Pass) tối ưu bộ nhớ (Hình 1). Ở Pass 1, MediaPipe Pose trích xuất tọa độ 33 điểm mốc khung xương 3D theo thời gian thực; góc vai được tính từ vector thân mình và vector cánh tay, góc khuỷu được tính từ vector cánh tay và vector cẳng tay theo công thức tích vô hướng (dot product) và hàm arccos. Với bài con lắc Codman, tín hiệu góc khớp được làm mượt bằng cửa sổ trượt, sau đó tìm các điểm cực tiểu (valleys) để phân đoạn tự động thành ba giai đoạn: GĐ1 khởi đầu, GĐ2 hồi phục và GĐ3 chuẩn xác. Riêng bài tập với gậy không chia GĐ1/GĐ2/GĐ3 mà tính trên tất cả khung hình của toàn video. Hệ thống áp ngưỡng REF: Codman ±45°/±30°/±15° theo GĐ1/GĐ2/GĐ3, bài gậy ±30° cho toàn bộ video, rồi ghi CSV/JSON frame-level. Ở Pass 2, hệ thống đọc lại frame gốc cùng CSV để vẽ khung xương, cung góc, nhãn REF/ML và xuất overlay frames/video; Pass 2 không phải bước tái tính số liệu.</w:t>
+        <w:t>Quy trình và mô hình xử lý. Hệ thống xử lý video theo cơ chế hai lượt (2-Pass) tối ưu bộ nhớ (Hình 1). Ở Pass 1, MediaPipe Pose trích xuất tọa độ 33 điểm mốc khung xương 3D theo thời gian thực; góc vai được tính từ vector thân mình và vector cánh tay, góc khuỷu được tính từ vector cánh tay và vector cẳng tay theo công thức tích vô hướng (dot product) và hàm arccos. Với bài con lắc Codman, tín hiệu góc khớp được làm mượt bằng cửa sổ trượt, sau đó tìm các điểm cực tiểu (valleys) để phân đoạn tự động thành ba giai đoạn: GĐ1 khởi đầu, GĐ2 hồi phục và GĐ3 chuẩn xác. Riêng bài tập với gậy không chia GĐ1/GĐ2/GĐ3 mà tính trên tất cả khung hình của toàn video. Hệ thống áp ngưỡng REF: Codman ±45°/±30°/±15° theo GĐ1/GĐ2/GĐ3, bài gậy ±30° cho toàn bộ video, rồi ghi CSV/JSON frame-level. Ở Pass 2, hệ thống đọc lại frame gốc cùng CSV để vẽ khung xương, cung góc, nhãn REF/ML và xuất overlay frames/video; Pass 2 không phải bước tái tính số liệu.</w:t>
       </w:r>
     </w:p>
     <w:p>
@@ -328,7 +304,7 @@
         <w:jc w:val="both"/>
       </w:pPr>
       <w:r>
-        <w:t xml:space="preserve">Chỉ số nghiên cứu. Biến đầu ra của mô hình gồm tọa độ 33 điểm khớp, góc vai/khuỷu do thuật toán tính, góc tham chiếu trong CSV (shoulder_ref/elbow_ref), nhãn trạng thái REF (PASS/NEAR/FAIL/UNKNOWN) và nhãn ML hiển thị trên overlay. Trong bộ full export hiện tại, ml_label ánh xạ trực tiếp với status (PASS=2, NEAR=1, FAIL=0, UNKNOWN=UNKNOWN), vì vậy các bảng cập nhật tập trung vào ACC, PASS+NEAR, UNKNOWN, MAE và RMSE thay vì diễn giải F1/Precision/Recall như một đánh giá độc lập.</w:t>
+        <w:t>Chỉ số nghiên cứu. Biến đầu ra của mô hình gồm tọa độ 33 điểm khớp, góc vai/khuỷu do thuật toán tính, góc tham chiếu trong CSV (shoulder_ref/elbow_ref), nhãn trạng thái REF (PASS/NEAR/FAIL/UNKNOWN) và nhãn ML hiển thị trên overlay. Trong bộ full export hiện tại, ml_label ánh xạ trực tiếp với status (PASS=2, NEAR=1, FAIL=0, UNKNOWN=UNKNOWN), vì vậy các bảng cập nhật tập trung vào ACC, PASS+NEAR, UNKNOWN, MAE và RMSE thay vì diễn giải F1/Precision/Recall như một đánh giá độc lập.</w:t>
       </w:r>
     </w:p>
     <w:p>
@@ -338,7 +314,11 @@
         <w:jc w:val="both"/>
       </w:pPr>
       <w:r>
-        <w:t xml:space="preserve">Phương pháp xử lý số liệu. Các chỉ số được tái tính trực tiếp từ 8 file frame_data_all.csv trong full export mới nhất. ACC được tính bằng PASS/(PASS+NEAR+FAIL), tức không tính các khung UNKNOWN vào mẫu số; đồng thời báo cáo thêm ACC tính cả UNKNOWN và tỷ lệ PASS+NEAR để người đọc thấy ảnh hưởng của lọc khung. MAE và RMSE được tính trên sai số tuyệt đối giữa góc AI (goc_vai/goc_khuyu) và góc tham chiếu (shoulder_ref/elbow_ref) cho cả vai và khuỷu.</w:t>
+        <w:t xml:space="preserve">Phương pháp xử lý số liệu. Các chỉ số được tái tính trực tiếp từ 8 file frame_data_all.csv trong full export mới nhất. ACC được tính bằng PASS/(PASS+NEAR+FAIL), tức không tính các khung UNKNOWN vào mẫu số; đồng thời báo cáo thêm ACC tính cả UNKNOWN và tỷ lệ PASS+NEAR để người đọc thấy </w:t>
+      </w:r>
+      <w:r>
+        <w:lastRenderedPageBreak/>
+        <w:t>ảnh hưởng của lọc khung. MAE và RMSE được tính trên sai số tuyệt đối giữa góc AI (goc_vai/goc_khuyu) và góc tham chiếu (shoulder_ref/elbow_ref) cho cả vai và khuỷu.</w:t>
       </w:r>
     </w:p>
     <w:p>
@@ -366,96 +346,31 @@
       <w:pPr>
         <w:spacing w:after="120" w:line="336" w:lineRule="auto"/>
         <w:ind w:firstLine="567"/>
-        <w:jc w:val="both"/>
-      </w:pPr>
-      <w:r>
-        <w:rPr>
-          <w:b/>
-          <w:bCs/>
-          <w:color w:val="000000"/>
-        </w:rPr>
-        <w:t xml:space="preserve">Tính sẵn có của hệ thống, mã nguồn và dữ liệu. </w:t>
-      </w:r>
-      <w:r>
-        <w:rPr>
-          <w:color w:val="000000"/>
-        </w:rPr>
-        <w:t xml:space="preserve">Sản phẩm minh họa, mã nguồn và bộ dữ liệu của nghiên cứu được công khai nhằm bảo đảm tính minh bạch và khả năng tái lập. Trang web hệ thống: </w:t>
-      </w:r>
-      <w:hyperlink r:id="rId7" w:history="1">
-        <w:r>
-          <w:rPr>
-            <w:color w:val="0563C1"/>
-            <w:u w:val="single"/>
-          </w:rPr>
-          <w:t>https://rehab-ai-monitor.com</w:t>
-        </w:r>
-      </w:hyperlink>
-      <w:r>
-        <w:rPr>
-          <w:color w:val="000000"/>
-        </w:rPr>
-        <w:t xml:space="preserve">. Bản demo trực tuyến (Hugging Face Space): </w:t>
-      </w:r>
-      <w:hyperlink r:id="rId8" w:history="1">
-        <w:r>
-          <w:rPr>
-            <w:color w:val="0563C1"/>
-            <w:u w:val="single"/>
-          </w:rPr>
-          <w:t>https://quynhphuong1209-rehab-ai-monitor-2026.hf.space</w:t>
-        </w:r>
-      </w:hyperlink>
-      <w:r>
-        <w:rPr>
-          <w:color w:val="000000"/>
-        </w:rPr>
-        <w:t xml:space="preserve">. Mã nguồn (GitHub): </w:t>
-      </w:r>
-      <w:hyperlink r:id="rId9" w:history="1">
-        <w:r>
-          <w:rPr>
-            <w:color w:val="0563C1"/>
-            <w:u w:val="single"/>
-          </w:rPr>
-          <w:t>https://github.com/quynhphuong1209/Rehab-AI-Monitor-UI-new</w:t>
-        </w:r>
-      </w:hyperlink>
-      <w:r>
-        <w:rPr>
-          <w:color w:val="000000"/>
-        </w:rPr>
-        <w:t xml:space="preserve">. Bộ dữ liệu khung hình overlay (Hugging Face Datasets): </w:t>
-      </w:r>
-      <w:hyperlink r:id="rId10" w:history="1">
-        <w:r>
-          <w:rPr>
-            <w:color w:val="0563C1"/>
-            <w:u w:val="single"/>
-          </w:rPr>
-          <w:t>https://huggingface.co/datasets/quynhphuong1209/Rehab-AI-Monitor-2026-data</w:t>
-        </w:r>
-      </w:hyperlink>
-      <w:r>
-        <w:rPr>
-          <w:color w:val="000000"/>
-        </w:rPr>
-        <w:t>.</w:t>
-      </w:r>
-    </w:p>
-    <w:p>
-      <w:pPr>
-        <w:spacing w:before="80" w:after="20"/>
-        <w:jc w:val="center"/>
       </w:pPr>
       <w:r>
         <w:rPr>
           <w:noProof/>
         </w:rPr>
         <w:drawing>
-          <wp:inline distT="0" distB="0" distL="0" distR="0" wp14:anchorId="295CE1AB" wp14:editId="6B4A2F51">
+          <wp:anchor distT="0" distB="0" distL="114300" distR="114300" simplePos="0" relativeHeight="251661312" behindDoc="1" locked="0" layoutInCell="1" allowOverlap="1" wp14:anchorId="295CE1AB" wp14:editId="1FFDBAA4">
+            <wp:simplePos x="0" y="0"/>
+            <wp:positionH relativeFrom="margin">
+              <wp:posOffset>42389</wp:posOffset>
+            </wp:positionH>
+            <wp:positionV relativeFrom="paragraph">
+              <wp:posOffset>1896745</wp:posOffset>
+            </wp:positionV>
             <wp:extent cx="5715000" cy="2752725"/>
-            <wp:effectExtent l="0" t="0" r="0" b="0"/>
+            <wp:effectExtent l="0" t="0" r="0" b="9525"/>
+            <wp:wrapTight wrapText="bothSides">
+              <wp:wrapPolygon edited="0">
+                <wp:start x="0" y="0"/>
+                <wp:lineTo x="0" y="21525"/>
+                <wp:lineTo x="21528" y="21525"/>
+                <wp:lineTo x="21528" y="0"/>
+                <wp:lineTo x="0" y="0"/>
+              </wp:wrapPolygon>
+            </wp:wrapTight>
             <wp:docPr id="1" name="fig1_pipeline.png" descr="fig1_pipeline.png" title="fig1_pipeline.png"/>
             <wp:cNvGraphicFramePr>
               <a:graphicFrameLocks xmlns:a="http://schemas.openxmlformats.org/drawingml/2006/main" noChangeAspect="1"/>
@@ -470,7 +385,13 @@
                     </pic:cNvPicPr>
                   </pic:nvPicPr>
                   <pic:blipFill>
-                    <a:blip r:embed="rId11"/>
+                    <a:blip r:embed="rId7" cstate="print">
+                      <a:extLst>
+                        <a:ext uri="{28A0092B-C50C-407E-A947-70E740481C1C}">
+                          <a14:useLocalDpi xmlns:a14="http://schemas.microsoft.com/office/drawing/2010/main" val="0"/>
+                        </a:ext>
+                      </a:extLst>
+                    </a:blip>
                     <a:srcRect/>
                     <a:stretch>
                       <a:fillRect/>
@@ -488,8 +409,14 @@
                 </pic:pic>
               </a:graphicData>
             </a:graphic>
-          </wp:inline>
+          </wp:anchor>
         </w:drawing>
+      </w:r>
+      <w:r>
+        <w:rPr>
+          <w:color w:val="000000"/>
+        </w:rPr>
+        <w:t xml:space="preserve">Tính sẵn có của hệ thống, mã nguồn và dữ liệu. Sản phẩm minh họa, mã nguồn và bộ dữ liệu của nghiên cứu được công khai nhằm bảo đảm tính minh bạch và khả năng tái lập. Frontend/web production: https://rehab-ai-monitor.com; bản Cloudflare Pages: https://18f0b817.rehab-ai-monitor.pages.dev; domain www: https://www.rehab-ai-monitor.com. Backend/API production: https://api.rehab-ai-monitor.com (FastAPI, phục vụ dashboard, video/frame/chart và các endpoint xử lý dữ liệu). </w:t>
       </w:r>
     </w:p>
     <w:p>
@@ -498,7 +425,7 @@
         <w:jc w:val="center"/>
       </w:pPr>
       <w:r>
-        <w:t xml:space="preserve">Hình 1. Minh họa khung hình overlay và cách tính góc vai/khuỷu; sơ đồ xử lý video hai lượt (2-Pass) nêu rõ: Codman mới chia GĐ1/GĐ2/GĐ3, còn bài tập với gậy tính trên tất cả khung hình của toàn video.</w:t>
+        <w:t>Hình 1. Minh họa khung hình overlay và cách tính góc vai/khuỷu; sơ đồ xử lý video hai lượt (2-Pass) nêu rõ: Codman mới chia GĐ1/GĐ2/GĐ3, còn bài tập với gậy tính trên tất cả khung hình của toàn video.</w:t>
       </w:r>
     </w:p>
     <w:p>
@@ -508,26 +435,29 @@
       </w:pPr>
       <w:r>
         <w:rPr>
-          <w:b/>
-          <w:bCs/>
+          <w:noProof/>
         </w:rPr>
         <w:lastRenderedPageBreak/>
-        <w:t>Minh họa đọc khung hình overlay.</w:t>
-      </w:r>
-    </w:p>
-    <w:p>
-      <w:pPr>
-        <w:spacing w:before="80" w:after="20"/>
-        <w:jc w:val="center"/>
-      </w:pPr>
-      <w:r>
-        <w:rPr>
-          <w:noProof/>
-        </w:rPr>
         <w:drawing>
-          <wp:inline distT="0" distB="0" distL="0" distR="0" wp14:anchorId="18061A3C" wp14:editId="3D29212D">
-            <wp:extent cx="2971800" cy="5283200"/>
-            <wp:effectExtent l="0" t="0" r="0" b="0"/>
+          <wp:anchor distT="0" distB="0" distL="114300" distR="114300" simplePos="0" relativeHeight="251658240" behindDoc="1" locked="0" layoutInCell="1" allowOverlap="1" wp14:anchorId="18061A3C" wp14:editId="2CA70F2B">
+            <wp:simplePos x="0" y="0"/>
+            <wp:positionH relativeFrom="margin">
+              <wp:align>left</wp:align>
+            </wp:positionH>
+            <wp:positionV relativeFrom="paragraph">
+              <wp:posOffset>13970</wp:posOffset>
+            </wp:positionV>
+            <wp:extent cx="2018665" cy="4001135"/>
+            <wp:effectExtent l="0" t="0" r="635" b="0"/>
+            <wp:wrapTight wrapText="bothSides">
+              <wp:wrapPolygon edited="0">
+                <wp:start x="0" y="0"/>
+                <wp:lineTo x="0" y="21494"/>
+                <wp:lineTo x="21403" y="21494"/>
+                <wp:lineTo x="21403" y="0"/>
+                <wp:lineTo x="0" y="0"/>
+              </wp:wrapPolygon>
+            </wp:wrapTight>
             <wp:docPr id="2" name="frame_002914_full_export.jpg" descr="Khung hình overlay bài con lắc Codman: REF PASS, ML đúng, 33 điểm MediaPipe và góc vai/khuỷu." title="frame_002914_full_export.jpg"/>
             <wp:cNvGraphicFramePr>
               <a:graphicFrameLocks xmlns:a="http://schemas.openxmlformats.org/drawingml/2006/main" noChangeAspect="1"/>
@@ -542,7 +472,13 @@
                     </pic:cNvPicPr>
                   </pic:nvPicPr>
                   <pic:blipFill>
-                    <a:blip r:embed="rId12"/>
+                    <a:blip r:embed="rId8" cstate="print">
+                      <a:extLst>
+                        <a:ext uri="{28A0092B-C50C-407E-A947-70E740481C1C}">
+                          <a14:useLocalDpi xmlns:a14="http://schemas.microsoft.com/office/drawing/2010/main" val="0"/>
+                        </a:ext>
+                      </a:extLst>
+                    </a:blip>
                     <a:srcRect/>
                     <a:stretch>
                       <a:fillRect/>
@@ -551,7 +487,7 @@
                   <pic:spPr bwMode="auto">
                     <a:xfrm>
                       <a:off x="0" y="0"/>
-                      <a:ext cx="2971800" cy="5283200"/>
+                      <a:ext cx="2018665" cy="4001135"/>
                     </a:xfrm>
                     <a:prstGeom prst="rect">
                       <a:avLst/>
@@ -560,9 +496,28 @@
                 </pic:pic>
               </a:graphicData>
             </a:graphic>
-          </wp:inline>
+            <wp14:sizeRelH relativeFrom="margin">
+              <wp14:pctWidth>0</wp14:pctWidth>
+            </wp14:sizeRelH>
+            <wp14:sizeRelV relativeFrom="margin">
+              <wp14:pctHeight>0</wp14:pctHeight>
+            </wp14:sizeRelV>
+          </wp:anchor>
         </w:drawing>
       </w:r>
+      <w:r>
+        <w:rPr>
+          <w:b/>
+          <w:bCs/>
+        </w:rPr>
+        <w:t>Minh họa đọc khung hình overlay.</w:t>
+      </w:r>
+    </w:p>
+    <w:p>
+      <w:pPr>
+        <w:spacing w:before="80" w:after="20"/>
+        <w:jc w:val="center"/>
+      </w:pPr>
     </w:p>
     <w:p>
       <w:pPr>
@@ -633,21 +588,10 @@
     </w:p>
     <w:p>
       <w:r>
-        <w:lastRenderedPageBreak/>
-        <w:br w:type="page"/>
-      </w:r>
-    </w:p>
-    <w:p>
-      <w:pPr>
-        <w:keepNext/>
-        <w:spacing w:before="160" w:after="80"/>
-      </w:pPr>
-      <w:r>
         <w:rPr>
           <w:b/>
           <w:bCs/>
         </w:rPr>
-        <w:lastRenderedPageBreak/>
         <w:t>Minh họa bổ sung từ full export.</w:t>
       </w:r>
     </w:p>
@@ -661,9 +605,25 @@
           <w:noProof/>
         </w:rPr>
         <w:drawing>
-          <wp:inline distT="0" distB="0" distL="0" distR="0" wp14:anchorId="6DEA89B8" wp14:editId="59B257E5">
-            <wp:extent cx="2788920" cy="4958080"/>
-            <wp:effectExtent l="0" t="0" r="0" b="0"/>
+          <wp:anchor distT="0" distB="0" distL="114300" distR="114300" simplePos="0" relativeHeight="251659264" behindDoc="1" locked="0" layoutInCell="1" allowOverlap="1" wp14:anchorId="6DEA89B8" wp14:editId="75FC4663">
+            <wp:simplePos x="0" y="0"/>
+            <wp:positionH relativeFrom="margin">
+              <wp:posOffset>-26035</wp:posOffset>
+            </wp:positionH>
+            <wp:positionV relativeFrom="paragraph">
+              <wp:posOffset>259080</wp:posOffset>
+            </wp:positionV>
+            <wp:extent cx="2000885" cy="3502025"/>
+            <wp:effectExtent l="0" t="0" r="0" b="3175"/>
+            <wp:wrapTight wrapText="bothSides">
+              <wp:wrapPolygon edited="0">
+                <wp:start x="0" y="0"/>
+                <wp:lineTo x="0" y="21502"/>
+                <wp:lineTo x="21387" y="21502"/>
+                <wp:lineTo x="21387" y="0"/>
+                <wp:lineTo x="0" y="0"/>
+              </wp:wrapPolygon>
+            </wp:wrapTight>
             <wp:docPr id="3" name="frame_000881_bn01_codman_two_people.jpg" descr="Khung hình Codman BN01 có người bệnh và kỹ thuật viên cùng xuất hiện; hệ thống vẫn nhận đủ pose và chấm gần đúng." title="frame_000881_bn01_codman_two_people.jpg"/>
             <wp:cNvGraphicFramePr>
               <a:graphicFrameLocks xmlns:a="http://schemas.openxmlformats.org/drawingml/2006/main" noChangeAspect="1"/>
@@ -678,7 +638,13 @@
                     </pic:cNvPicPr>
                   </pic:nvPicPr>
                   <pic:blipFill>
-                    <a:blip r:embed="rId13"/>
+                    <a:blip r:embed="rId9" cstate="print">
+                      <a:extLst>
+                        <a:ext uri="{28A0092B-C50C-407E-A947-70E740481C1C}">
+                          <a14:useLocalDpi xmlns:a14="http://schemas.microsoft.com/office/drawing/2010/main" val="0"/>
+                        </a:ext>
+                      </a:extLst>
+                    </a:blip>
                     <a:srcRect/>
                     <a:stretch>
                       <a:fillRect/>
@@ -687,7 +653,7 @@
                   <pic:spPr bwMode="auto">
                     <a:xfrm>
                       <a:off x="0" y="0"/>
-                      <a:ext cx="2788920" cy="4958080"/>
+                      <a:ext cx="2000885" cy="3502025"/>
                     </a:xfrm>
                     <a:prstGeom prst="rect">
                       <a:avLst/>
@@ -696,7 +662,13 @@
                 </pic:pic>
               </a:graphicData>
             </a:graphic>
-          </wp:inline>
+            <wp14:sizeRelH relativeFrom="margin">
+              <wp14:pctWidth>0</wp14:pctWidth>
+            </wp14:sizeRelH>
+            <wp14:sizeRelV relativeFrom="margin">
+              <wp14:pctHeight>0</wp14:pctHeight>
+            </wp14:sizeRelV>
+          </wp:anchor>
         </w:drawing>
       </w:r>
     </w:p>
@@ -748,9 +720,25 @@
         </w:rPr>
         <w:lastRenderedPageBreak/>
         <w:drawing>
-          <wp:inline distT="0" distB="0" distL="0" distR="0" wp14:anchorId="29E2D65E" wp14:editId="7E469662">
-            <wp:extent cx="2788920" cy="4958080"/>
-            <wp:effectExtent l="0" t="0" r="0" b="0"/>
+          <wp:anchor distT="0" distB="0" distL="114300" distR="114300" simplePos="0" relativeHeight="251660288" behindDoc="1" locked="0" layoutInCell="1" allowOverlap="1" wp14:anchorId="29E2D65E" wp14:editId="4262768A">
+            <wp:simplePos x="0" y="0"/>
+            <wp:positionH relativeFrom="column">
+              <wp:posOffset>-78105</wp:posOffset>
+            </wp:positionH>
+            <wp:positionV relativeFrom="paragraph">
+              <wp:posOffset>154904</wp:posOffset>
+            </wp:positionV>
+            <wp:extent cx="2328545" cy="3648710"/>
+            <wp:effectExtent l="0" t="0" r="0" b="8890"/>
+            <wp:wrapTight wrapText="bothSides">
+              <wp:wrapPolygon edited="0">
+                <wp:start x="0" y="0"/>
+                <wp:lineTo x="0" y="21540"/>
+                <wp:lineTo x="21365" y="21540"/>
+                <wp:lineTo x="21365" y="0"/>
+                <wp:lineTo x="0" y="0"/>
+              </wp:wrapPolygon>
+            </wp:wrapTight>
             <wp:docPr id="4" name="frame_006049_bn03_gay_best.jpg" descr="Khung hình bài tập với gậy BN03 có nhãn REF PASS và ML đúng với độ tin cậy cao." title="frame_006049_bn03_gay_best.jpg"/>
             <wp:cNvGraphicFramePr>
               <a:graphicFrameLocks xmlns:a="http://schemas.openxmlformats.org/drawingml/2006/main" noChangeAspect="1"/>
@@ -765,7 +753,13 @@
                     </pic:cNvPicPr>
                   </pic:nvPicPr>
                   <pic:blipFill>
-                    <a:blip r:embed="rId14"/>
+                    <a:blip r:embed="rId10" cstate="print">
+                      <a:extLst>
+                        <a:ext uri="{28A0092B-C50C-407E-A947-70E740481C1C}">
+                          <a14:useLocalDpi xmlns:a14="http://schemas.microsoft.com/office/drawing/2010/main" val="0"/>
+                        </a:ext>
+                      </a:extLst>
+                    </a:blip>
                     <a:srcRect/>
                     <a:stretch>
                       <a:fillRect/>
@@ -774,7 +768,7 @@
                   <pic:spPr bwMode="auto">
                     <a:xfrm>
                       <a:off x="0" y="0"/>
-                      <a:ext cx="2788920" cy="4958080"/>
+                      <a:ext cx="2328545" cy="3648710"/>
                     </a:xfrm>
                     <a:prstGeom prst="rect">
                       <a:avLst/>
@@ -783,7 +777,13 @@
                 </pic:pic>
               </a:graphicData>
             </a:graphic>
-          </wp:inline>
+            <wp14:sizeRelH relativeFrom="margin">
+              <wp14:pctWidth>0</wp14:pctWidth>
+            </wp14:sizeRelH>
+            <wp14:sizeRelV relativeFrom="margin">
+              <wp14:pctHeight>0</wp14:pctHeight>
+            </wp14:sizeRelV>
+          </wp:anchor>
         </w:drawing>
       </w:r>
     </w:p>
@@ -814,8 +814,18 @@
         <w:spacing w:after="160"/>
       </w:pPr>
       <w:r>
-        <w:t xml:space="preserve">Frame bài gậy tương đối chuẩn nhất: trong nhóm bài tập với gậy, BN03 có ACC cao nhất khi tính PASS/(khung không UNKNOWN) là 44,09% và tỷ lệ PASS+NEAR đạt 65,85%. Ở frame #6049, cả nhánh tham chiếu và ML đều kết luận đúng; vai trung bình 19,1° gần chuẩn 15,2°, khuỷu 169,8° gần chuẩn 170,1°, ML confidence 96,89%. Frame này phù hợp để minh họa trường hợp hệ thống hoạt động ổn: một người trong khung hình, thân người đứng nghiêng rõ, khớp khuỷu gần duỗi và overlay ít bị nhiễu.</w:t>
+        <w:t>Frame bài gậy tương đối chuẩn nhất: trong nhóm bài tập với gậy, BN03 có ACC cao nhất khi tính PASS/(khung không UNKNOWN) là 44,09% và tỷ lệ PASS+NEAR đạt 65,85%. Ở frame #6049, cả nhánh tham chiếu và ML đều kết luận đúng; vai trung bình 19,1° gần chuẩn 15,2°, khuỷu 169,8° gần chuẩn 170,1°, ML confidence 96,89%. Frame này phù hợp để minh họa trường hợp hệ thống hoạt động ổn: một người trong khung hình, thân người đứng nghiêng rõ, khớp khuỷu gần duỗi và overlay ít bị nhiễu.</w:t>
       </w:r>
+    </w:p>
+    <w:p>
+      <w:pPr>
+        <w:spacing w:after="160"/>
+      </w:pPr>
+    </w:p>
+    <w:p>
+      <w:pPr>
+        <w:spacing w:after="160"/>
+      </w:pPr>
     </w:p>
     <w:p>
       <w:pPr>
@@ -868,7 +878,6 @@
           <w:sz w:val="24"/>
           <w:szCs w:val="24"/>
         </w:rPr>
-        <w:lastRenderedPageBreak/>
         <w:t>Bảng 1. Đặc điểm chung của mẫu nghiên cứu (n = 8)</w:t>
       </w:r>
     </w:p>
@@ -896,12 +905,6 @@
         <w:gridCol w:w="1500"/>
       </w:tblGrid>
       <w:tr>
-        <w:tblPrEx>
-          <w:tblCellMar>
-            <w:top w:w="0" w:type="dxa"/>
-            <w:bottom w:w="0" w:type="dxa"/>
-          </w:tblCellMar>
-        </w:tblPrEx>
         <w:tc>
           <w:tcPr>
             <w:tcW w:w="2500" w:type="dxa"/>
@@ -1036,12 +1039,6 @@
         </w:tc>
       </w:tr>
       <w:tr>
-        <w:tblPrEx>
-          <w:tblCellMar>
-            <w:top w:w="0" w:type="dxa"/>
-            <w:bottom w:w="0" w:type="dxa"/>
-          </w:tblCellMar>
-        </w:tblPrEx>
         <w:tc>
           <w:tcPr>
             <w:tcW w:w="2500" w:type="dxa"/>
@@ -1168,12 +1165,6 @@
         </w:tc>
       </w:tr>
       <w:tr>
-        <w:tblPrEx>
-          <w:tblCellMar>
-            <w:top w:w="0" w:type="dxa"/>
-            <w:bottom w:w="0" w:type="dxa"/>
-          </w:tblCellMar>
-        </w:tblPrEx>
         <w:tc>
           <w:tcPr>
             <w:tcW w:w="2500" w:type="dxa"/>
@@ -1291,12 +1282,6 @@
         </w:tc>
       </w:tr>
       <w:tr>
-        <w:tblPrEx>
-          <w:tblCellMar>
-            <w:top w:w="0" w:type="dxa"/>
-            <w:bottom w:w="0" w:type="dxa"/>
-          </w:tblCellMar>
-        </w:tblPrEx>
         <w:tc>
           <w:tcPr>
             <w:tcW w:w="2500" w:type="dxa"/>
@@ -1423,12 +1408,6 @@
         </w:tc>
       </w:tr>
       <w:tr>
-        <w:tblPrEx>
-          <w:tblCellMar>
-            <w:top w:w="0" w:type="dxa"/>
-            <w:bottom w:w="0" w:type="dxa"/>
-          </w:tblCellMar>
-        </w:tblPrEx>
         <w:tc>
           <w:tcPr>
             <w:tcW w:w="2500" w:type="dxa"/>
@@ -1546,12 +1525,6 @@
         </w:tc>
       </w:tr>
       <w:tr>
-        <w:tblPrEx>
-          <w:tblCellMar>
-            <w:top w:w="0" w:type="dxa"/>
-            <w:bottom w:w="0" w:type="dxa"/>
-          </w:tblCellMar>
-        </w:tblPrEx>
         <w:tc>
           <w:tcPr>
             <w:tcW w:w="2500" w:type="dxa"/>
@@ -1678,12 +1651,6 @@
         </w:tc>
       </w:tr>
       <w:tr>
-        <w:tblPrEx>
-          <w:tblCellMar>
-            <w:top w:w="0" w:type="dxa"/>
-            <w:bottom w:w="0" w:type="dxa"/>
-          </w:tblCellMar>
-        </w:tblPrEx>
         <w:tc>
           <w:tcPr>
             <w:tcW w:w="2500" w:type="dxa"/>
@@ -1801,12 +1768,6 @@
         </w:tc>
       </w:tr>
       <w:tr>
-        <w:tblPrEx>
-          <w:tblCellMar>
-            <w:top w:w="0" w:type="dxa"/>
-            <w:bottom w:w="0" w:type="dxa"/>
-          </w:tblCellMar>
-        </w:tblPrEx>
         <w:tc>
           <w:tcPr>
             <w:tcW w:w="2500" w:type="dxa"/>
@@ -1933,12 +1894,6 @@
         </w:tc>
       </w:tr>
       <w:tr>
-        <w:tblPrEx>
-          <w:tblCellMar>
-            <w:top w:w="0" w:type="dxa"/>
-            <w:bottom w:w="0" w:type="dxa"/>
-          </w:tblCellMar>
-        </w:tblPrEx>
         <w:tc>
           <w:tcPr>
             <w:tcW w:w="2500" w:type="dxa"/>
@@ -2056,12 +2011,6 @@
         </w:tc>
       </w:tr>
       <w:tr>
-        <w:tblPrEx>
-          <w:tblCellMar>
-            <w:top w:w="0" w:type="dxa"/>
-            <w:bottom w:w="0" w:type="dxa"/>
-          </w:tblCellMar>
-        </w:tblPrEx>
         <w:tc>
           <w:tcPr>
             <w:tcW w:w="2500" w:type="dxa"/>
@@ -2188,12 +2137,6 @@
         </w:tc>
       </w:tr>
       <w:tr>
-        <w:tblPrEx>
-          <w:tblCellMar>
-            <w:top w:w="0" w:type="dxa"/>
-            <w:bottom w:w="0" w:type="dxa"/>
-          </w:tblCellMar>
-        </w:tblPrEx>
         <w:tc>
           <w:tcPr>
             <w:tcW w:w="2500" w:type="dxa"/>
@@ -2311,12 +2254,6 @@
         </w:tc>
       </w:tr>
       <w:tr>
-        <w:tblPrEx>
-          <w:tblCellMar>
-            <w:top w:w="0" w:type="dxa"/>
-            <w:bottom w:w="0" w:type="dxa"/>
-          </w:tblCellMar>
-        </w:tblPrEx>
         <w:tc>
           <w:tcPr>
             <w:tcW w:w="2500" w:type="dxa"/>
@@ -2443,12 +2380,6 @@
         </w:tc>
       </w:tr>
       <w:tr>
-        <w:tblPrEx>
-          <w:tblCellMar>
-            <w:top w:w="0" w:type="dxa"/>
-            <w:bottom w:w="0" w:type="dxa"/>
-          </w:tblCellMar>
-        </w:tblPrEx>
         <w:tc>
           <w:tcPr>
             <w:tcW w:w="2500" w:type="dxa"/>
@@ -2566,12 +2497,6 @@
         </w:tc>
       </w:tr>
       <w:tr>
-        <w:tblPrEx>
-          <w:tblCellMar>
-            <w:top w:w="0" w:type="dxa"/>
-            <w:bottom w:w="0" w:type="dxa"/>
-          </w:tblCellMar>
-        </w:tblPrEx>
         <w:tc>
           <w:tcPr>
             <w:tcW w:w="2500" w:type="dxa"/>
@@ -2698,12 +2623,6 @@
         </w:tc>
       </w:tr>
       <w:tr>
-        <w:tblPrEx>
-          <w:tblCellMar>
-            <w:top w:w="0" w:type="dxa"/>
-            <w:bottom w:w="0" w:type="dxa"/>
-          </w:tblCellMar>
-        </w:tblPrEx>
         <w:tc>
           <w:tcPr>
             <w:tcW w:w="2500" w:type="dxa"/>
@@ -2821,12 +2740,6 @@
         </w:tc>
       </w:tr>
       <w:tr>
-        <w:tblPrEx>
-          <w:tblCellMar>
-            <w:top w:w="0" w:type="dxa"/>
-            <w:bottom w:w="0" w:type="dxa"/>
-          </w:tblCellMar>
-        </w:tblPrEx>
         <w:tc>
           <w:tcPr>
             <w:tcW w:w="2500" w:type="dxa"/>
@@ -2944,12 +2857,6 @@
         </w:tc>
       </w:tr>
       <w:tr>
-        <w:tblPrEx>
-          <w:tblCellMar>
-            <w:top w:w="0" w:type="dxa"/>
-            <w:bottom w:w="0" w:type="dxa"/>
-          </w:tblCellMar>
-        </w:tblPrEx>
         <w:tc>
           <w:tcPr>
             <w:tcW w:w="2500" w:type="dxa"/>
@@ -3076,12 +2983,6 @@
         </w:tc>
       </w:tr>
       <w:tr>
-        <w:tblPrEx>
-          <w:tblCellMar>
-            <w:top w:w="0" w:type="dxa"/>
-            <w:bottom w:w="0" w:type="dxa"/>
-          </w:tblCellMar>
-        </w:tblPrEx>
         <w:tc>
           <w:tcPr>
             <w:tcW w:w="2500" w:type="dxa"/>
@@ -3199,12 +3100,6 @@
         </w:tc>
       </w:tr>
       <w:tr>
-        <w:tblPrEx>
-          <w:tblCellMar>
-            <w:top w:w="0" w:type="dxa"/>
-            <w:bottom w:w="0" w:type="dxa"/>
-          </w:tblCellMar>
-        </w:tblPrEx>
         <w:tc>
           <w:tcPr>
             <w:tcW w:w="2500" w:type="dxa"/>
@@ -3380,12 +3275,6 @@
         <w:gridCol w:w="1500"/>
       </w:tblGrid>
       <w:tr>
-        <w:tblPrEx>
-          <w:tblCellMar>
-            <w:top w:w="0" w:type="dxa"/>
-            <w:bottom w:w="0" w:type="dxa"/>
-          </w:tblCellMar>
-        </w:tblPrEx>
         <w:tc>
           <w:tcPr>
             <w:tcW w:w="900" w:type="dxa"/>
@@ -3520,12 +3409,6 @@
         </w:tc>
       </w:tr>
       <w:tr>
-        <w:tblPrEx>
-          <w:tblCellMar>
-            <w:top w:w="0" w:type="dxa"/>
-            <w:bottom w:w="0" w:type="dxa"/>
-          </w:tblCellMar>
-        </w:tblPrEx>
         <w:tc>
           <w:tcPr>
             <w:tcW w:w="900" w:type="dxa"/>
@@ -3652,12 +3535,6 @@
         </w:tc>
       </w:tr>
       <w:tr>
-        <w:tblPrEx>
-          <w:tblCellMar>
-            <w:top w:w="0" w:type="dxa"/>
-            <w:bottom w:w="0" w:type="dxa"/>
-          </w:tblCellMar>
-        </w:tblPrEx>
         <w:tc>
           <w:tcPr>
             <w:tcW w:w="900" w:type="dxa"/>
@@ -3784,12 +3661,6 @@
         </w:tc>
       </w:tr>
       <w:tr>
-        <w:tblPrEx>
-          <w:tblCellMar>
-            <w:top w:w="0" w:type="dxa"/>
-            <w:bottom w:w="0" w:type="dxa"/>
-          </w:tblCellMar>
-        </w:tblPrEx>
         <w:tc>
           <w:tcPr>
             <w:tcW w:w="900" w:type="dxa"/>
@@ -3819,7 +3690,6 @@
                 <w:sz w:val="22"/>
                 <w:szCs w:val="22"/>
               </w:rPr>
-              <w:lastRenderedPageBreak/>
               <w:t>BN03</w:t>
             </w:r>
           </w:p>
@@ -3917,12 +3787,6 @@
         </w:tc>
       </w:tr>
       <w:tr>
-        <w:tblPrEx>
-          <w:tblCellMar>
-            <w:top w:w="0" w:type="dxa"/>
-            <w:bottom w:w="0" w:type="dxa"/>
-          </w:tblCellMar>
-        </w:tblPrEx>
         <w:tc>
           <w:tcPr>
             <w:tcW w:w="900" w:type="dxa"/>
@@ -4080,6 +3944,7 @@
           <w:sz w:val="24"/>
           <w:szCs w:val="24"/>
         </w:rPr>
+        <w:lastRenderedPageBreak/>
         <w:t>Bảng 3. Cấu trúc bộ dữ liệu khung hình overlay theo người bệnh và bài tập</w:t>
       </w:r>
     </w:p>
@@ -4109,12 +3974,6 @@
         <w:gridCol w:w="1300"/>
       </w:tblGrid>
       <w:tr>
-        <w:tblPrEx>
-          <w:tblCellMar>
-            <w:top w:w="0" w:type="dxa"/>
-            <w:bottom w:w="0" w:type="dxa"/>
-          </w:tblCellMar>
-        </w:tblPrEx>
         <w:tc>
           <w:tcPr>
             <w:tcW w:w="1300" w:type="dxa"/>
@@ -4315,12 +4174,6 @@
         </w:tc>
       </w:tr>
       <w:tr>
-        <w:tblPrEx>
-          <w:tblCellMar>
-            <w:top w:w="0" w:type="dxa"/>
-            <w:bottom w:w="0" w:type="dxa"/>
-          </w:tblCellMar>
-        </w:tblPrEx>
         <w:tc>
           <w:tcPr>
             <w:tcW w:w="1300" w:type="dxa"/>
@@ -4510,12 +4363,6 @@
         </w:tc>
       </w:tr>
       <w:tr>
-        <w:tblPrEx>
-          <w:tblCellMar>
-            <w:top w:w="0" w:type="dxa"/>
-            <w:bottom w:w="0" w:type="dxa"/>
-          </w:tblCellMar>
-        </w:tblPrEx>
         <w:tc>
           <w:tcPr>
             <w:tcW w:w="1300" w:type="dxa"/>
@@ -4705,12 +4552,6 @@
         </w:tc>
       </w:tr>
       <w:tr>
-        <w:tblPrEx>
-          <w:tblCellMar>
-            <w:top w:w="0" w:type="dxa"/>
-            <w:bottom w:w="0" w:type="dxa"/>
-          </w:tblCellMar>
-        </w:tblPrEx>
         <w:tc>
           <w:tcPr>
             <w:tcW w:w="1300" w:type="dxa"/>
@@ -4900,12 +4741,6 @@
         </w:tc>
       </w:tr>
       <w:tr>
-        <w:tblPrEx>
-          <w:tblCellMar>
-            <w:top w:w="0" w:type="dxa"/>
-            <w:bottom w:w="0" w:type="dxa"/>
-          </w:tblCellMar>
-        </w:tblPrEx>
         <w:tc>
           <w:tcPr>
             <w:tcW w:w="1300" w:type="dxa"/>
@@ -5095,12 +4930,6 @@
         </w:tc>
       </w:tr>
       <w:tr>
-        <w:tblPrEx>
-          <w:tblCellMar>
-            <w:top w:w="0" w:type="dxa"/>
-            <w:bottom w:w="0" w:type="dxa"/>
-          </w:tblCellMar>
-        </w:tblPrEx>
         <w:tc>
           <w:tcPr>
             <w:tcW w:w="1300" w:type="dxa"/>
@@ -5290,12 +5119,6 @@
         </w:tc>
       </w:tr>
       <w:tr>
-        <w:tblPrEx>
-          <w:tblCellMar>
-            <w:top w:w="0" w:type="dxa"/>
-            <w:bottom w:w="0" w:type="dxa"/>
-          </w:tblCellMar>
-        </w:tblPrEx>
         <w:tc>
           <w:tcPr>
             <w:tcW w:w="1300" w:type="dxa"/>
@@ -5485,12 +5308,6 @@
         </w:tc>
       </w:tr>
       <w:tr>
-        <w:tblPrEx>
-          <w:tblCellMar>
-            <w:top w:w="0" w:type="dxa"/>
-            <w:bottom w:w="0" w:type="dxa"/>
-          </w:tblCellMar>
-        </w:tblPrEx>
         <w:tc>
           <w:tcPr>
             <w:tcW w:w="1300" w:type="dxa"/>
@@ -5680,12 +5497,6 @@
         </w:tc>
       </w:tr>
       <w:tr>
-        <w:tblPrEx>
-          <w:tblCellMar>
-            <w:top w:w="0" w:type="dxa"/>
-            <w:bottom w:w="0" w:type="dxa"/>
-          </w:tblCellMar>
-        </w:tblPrEx>
         <w:tc>
           <w:tcPr>
             <w:tcW w:w="1300" w:type="dxa"/>
@@ -5875,12 +5686,6 @@
         </w:tc>
       </w:tr>
       <w:tr>
-        <w:tblPrEx>
-          <w:tblCellMar>
-            <w:top w:w="0" w:type="dxa"/>
-            <w:bottom w:w="0" w:type="dxa"/>
-          </w:tblCellMar>
-        </w:tblPrEx>
         <w:tc>
           <w:tcPr>
             <w:tcW w:w="1300" w:type="dxa"/>
@@ -6080,7 +5885,7 @@
         <w:jc w:val="both"/>
       </w:pPr>
       <w:r>
-        <w:t xml:space="preserve">Độ chính xác của mô hình thay đổi rõ rệt theo bài tập, giai đoạn và số khung UNKNOWN (Hình 2). Trong full export mới nhất, bài Codman đạt ACC 85,4% ở GĐ1 (±45°), 79,3% ở GĐ2 (±30°) và 48,0% ở GĐ3 (±15°), cho thấy hiệu năng giảm khi yêu cầu dung sai chặt hơn. Bài tập với gậy đạt ACC 38,7% nếu không tính UNKNOWN, nhưng chỉ 33,9% nếu tính toàn bộ khung vào mẫu số do có 4.221 khung UNKNOWN. Theo từng người bệnh, Codman cao nhất ở BN04 (90,8%) và thấp nhất ở BN01 (40,3%), trong khi bài gậy tốt nhất là BN03 (44,1%).</w:t>
+        <w:t>Độ chính xác của mô hình thay đổi rõ rệt theo bài tập, giai đoạn và số khung UNKNOWN (Hình 2). Trong full export mới nhất, bài Codman đạt ACC 85,4% ở GĐ1 (±45°), 79,3% ở GĐ2 (±30°) và 48,0% ở GĐ3 (±15°), cho thấy hiệu năng giảm khi yêu cầu dung sai chặt hơn. Bài tập với gậy đạt ACC 38,7% nếu không tính UNKNOWN, nhưng chỉ 33,9% nếu tính toàn bộ khung vào mẫu số do có 4.221 khung UNKNOWN. Theo từng người bệnh, Codman cao nhất ở BN04 (90,8%) và thấp nhất ở BN01 (40,3%), trong khi bài gậy tốt nhất là BN03 (44,1%).</w:t>
       </w:r>
     </w:p>
     <w:p>
@@ -6092,7 +5897,6 @@
         <w:rPr>
           <w:noProof/>
         </w:rPr>
-        <w:lastRenderedPageBreak/>
         <w:drawing>
           <wp:inline distT="0" distB="0" distL="0" distR="0" wp14:anchorId="75041D51" wp14:editId="39E5A609">
             <wp:extent cx="5715000" cy="2314575"/>
@@ -6111,7 +5915,7 @@
                     </pic:cNvPicPr>
                   </pic:nvPicPr>
                   <pic:blipFill>
-                    <a:blip r:embed="rId15"/>
+                    <a:blip r:embed="rId11"/>
                     <a:srcRect/>
                     <a:stretch>
                       <a:fillRect/>
@@ -6139,7 +5943,7 @@
         <w:jc w:val="center"/>
       </w:pPr>
       <w:r>
-        <w:t xml:space="preserve">Hình 2. Độ chính xác phân loại động tác tái tính từ full export mới nhất: (a) theo giai đoạn/ngưỡng; (b) theo từng người bệnh và bài tập.</w:t>
+        <w:t>Hình 2. Độ chính xác phân loại động tác tái tính từ full export mới nhất: (a) theo giai đoạn/ngưỡng; (b) theo từng người bệnh và bài tập.</w:t>
       </w:r>
     </w:p>
     <w:p>
@@ -6149,7 +5953,11 @@
         <w:jc w:val="both"/>
       </w:pPr>
       <w:r>
-        <w:t xml:space="preserve">Bảng 4 tổng hợp các chỉ số frame-level tái tính từ CSV. Bài Codman có ACC không tính UNKNOWN 71,2% so với 38,7% của bài tập với gậy; nếu tính cả UNKNOWN, bài gậy giảm còn 33,9%. Sai số góc trung bình của Codman là MAE 13,3° và RMSE 19,2°, thấp hơn bài gậy (MAE 16,8°, RMSE 22,6°).</w:t>
+        <w:t xml:space="preserve">Bảng 4 tổng hợp các chỉ số frame-level tái tính từ CSV. Bài Codman có ACC không tính UNKNOWN 71,2% so với 38,7% của bài tập với gậy; nếu tính cả </w:t>
+      </w:r>
+      <w:r>
+        <w:lastRenderedPageBreak/>
+        <w:t>UNKNOWN, bài gậy giảm còn 33,9%. Sai số góc trung bình của Codman là MAE 13,3° và RMSE 19,2°, thấp hơn bài gậy (MAE 16,8°, RMSE 22,6°).</w:t>
       </w:r>
     </w:p>
     <w:p>
@@ -6158,7 +5966,7 @@
         <w:jc w:val="center"/>
       </w:pPr>
       <w:r>
-        <w:t xml:space="preserve">Bảng 4. Hiệu năng frame-level tổng hợp tái tính từ full export mới nhất</w:t>
+        <w:t>Bảng 4. Hiệu năng frame-level tổng hợp tái tính từ full export mới nhất</w:t>
       </w:r>
     </w:p>
     <w:tbl>
@@ -6184,12 +5992,6 @@
         <w:gridCol w:w="3000"/>
       </w:tblGrid>
       <w:tr>
-        <w:tblPrEx>
-          <w:tblCellMar>
-            <w:top w:w="0" w:type="dxa"/>
-            <w:bottom w:w="0" w:type="dxa"/>
-          </w:tblCellMar>
-        </w:tblPrEx>
         <w:tc>
           <w:tcPr>
             <w:tcW w:w="3026" w:type="dxa"/>
@@ -6209,7 +6011,7 @@
           </w:tcPr>
           <w:p>
             <w:r>
-              <w:t xml:space="preserve">Chỉ số</w:t>
+              <w:t>Chỉ số</w:t>
             </w:r>
           </w:p>
         </w:tc>
@@ -6232,7 +6034,7 @@
           </w:tcPr>
           <w:p>
             <w:r>
-              <w:t xml:space="preserve">Bài con lắc Codman</w:t>
+              <w:t>Bài con lắc Codman</w:t>
             </w:r>
           </w:p>
         </w:tc>
@@ -6255,18 +6057,12 @@
           </w:tcPr>
           <w:p>
             <w:r>
-              <w:t xml:space="preserve">Bài tập với gậy</w:t>
+              <w:t>Bài tập với gậy</w:t>
             </w:r>
           </w:p>
         </w:tc>
       </w:tr>
       <w:tr>
-        <w:tblPrEx>
-          <w:tblCellMar>
-            <w:top w:w="0" w:type="dxa"/>
-            <w:bottom w:w="0" w:type="dxa"/>
-          </w:tblCellMar>
-        </w:tblPrEx>
         <w:tc>
           <w:tcPr>
             <w:tcW w:w="3026" w:type="dxa"/>
@@ -6286,7 +6082,7 @@
           </w:tcPr>
           <w:p>
             <w:r>
-              <w:t xml:space="preserve">ACC không tính UNKNOWN (%)</w:t>
+              <w:t>ACC không tính UNKNOWN (%)</w:t>
             </w:r>
           </w:p>
         </w:tc>
@@ -6309,7 +6105,7 @@
           </w:tcPr>
           <w:p>
             <w:r>
-              <w:t xml:space="preserve">71,2</w:t>
+              <w:t>71,2</w:t>
             </w:r>
           </w:p>
         </w:tc>
@@ -6332,18 +6128,12 @@
           </w:tcPr>
           <w:p>
             <w:r>
-              <w:t xml:space="preserve">38,7</w:t>
+              <w:t>38,7</w:t>
             </w:r>
           </w:p>
         </w:tc>
       </w:tr>
       <w:tr>
-        <w:tblPrEx>
-          <w:tblCellMar>
-            <w:top w:w="0" w:type="dxa"/>
-            <w:bottom w:w="0" w:type="dxa"/>
-          </w:tblCellMar>
-        </w:tblPrEx>
         <w:tc>
           <w:tcPr>
             <w:tcW w:w="3026" w:type="dxa"/>
@@ -6363,7 +6153,7 @@
           </w:tcPr>
           <w:p>
             <w:r>
-              <w:t xml:space="preserve">ACC tính cả UNKNOWN (%)</w:t>
+              <w:t>ACC tính cả UNKNOWN (%)</w:t>
             </w:r>
           </w:p>
         </w:tc>
@@ -6386,7 +6176,7 @@
           </w:tcPr>
           <w:p>
             <w:r>
-              <w:t xml:space="preserve">71,0</w:t>
+              <w:t>71,0</w:t>
             </w:r>
           </w:p>
         </w:tc>
@@ -6409,18 +6199,12 @@
           </w:tcPr>
           <w:p>
             <w:r>
-              <w:t xml:space="preserve">33,9</w:t>
+              <w:t>33,9</w:t>
             </w:r>
           </w:p>
         </w:tc>
       </w:tr>
       <w:tr>
-        <w:tblPrEx>
-          <w:tblCellMar>
-            <w:top w:w="0" w:type="dxa"/>
-            <w:bottom w:w="0" w:type="dxa"/>
-          </w:tblCellMar>
-        </w:tblPrEx>
         <w:tc>
           <w:tcPr>
             <w:tcW w:w="3026" w:type="dxa"/>
@@ -6440,7 +6224,7 @@
           </w:tcPr>
           <w:p>
             <w:r>
-              <w:t xml:space="preserve">PASS+NEAR trên tổng khung (%)</w:t>
+              <w:t>PASS+NEAR trên tổng khung (%)</w:t>
             </w:r>
           </w:p>
         </w:tc>
@@ -6463,7 +6247,7 @@
           </w:tcPr>
           <w:p>
             <w:r>
-              <w:t xml:space="preserve">89,5</w:t>
+              <w:t>89,5</w:t>
             </w:r>
           </w:p>
         </w:tc>
@@ -6486,18 +6270,12 @@
           </w:tcPr>
           <w:p>
             <w:r>
-              <w:t xml:space="preserve">47,3</w:t>
+              <w:t>47,3</w:t>
             </w:r>
           </w:p>
         </w:tc>
       </w:tr>
       <w:tr>
-        <w:tblPrEx>
-          <w:tblCellMar>
-            <w:top w:w="0" w:type="dxa"/>
-            <w:bottom w:w="0" w:type="dxa"/>
-          </w:tblCellMar>
-        </w:tblPrEx>
         <w:tc>
           <w:tcPr>
             <w:tcW w:w="3026" w:type="dxa"/>
@@ -6517,7 +6295,7 @@
           </w:tcPr>
           <w:p>
             <w:r>
-              <w:t xml:space="preserve">MAE góc vai/khuỷu (°)</w:t>
+              <w:t>MAE góc vai/khuỷu (°)</w:t>
             </w:r>
           </w:p>
         </w:tc>
@@ -6540,7 +6318,7 @@
           </w:tcPr>
           <w:p>
             <w:r>
-              <w:t xml:space="preserve">13,3</w:t>
+              <w:t>13,3</w:t>
             </w:r>
           </w:p>
         </w:tc>
@@ -6563,18 +6341,12 @@
           </w:tcPr>
           <w:p>
             <w:r>
-              <w:t xml:space="preserve">16,8</w:t>
+              <w:t>16,8</w:t>
             </w:r>
           </w:p>
         </w:tc>
       </w:tr>
       <w:tr>
-        <w:tblPrEx>
-          <w:tblCellMar>
-            <w:top w:w="0" w:type="dxa"/>
-            <w:bottom w:w="0" w:type="dxa"/>
-          </w:tblCellMar>
-        </w:tblPrEx>
         <w:tc>
           <w:tcPr>
             <w:tcW w:w="3026" w:type="dxa"/>
@@ -6594,7 +6366,7 @@
           </w:tcPr>
           <w:p>
             <w:r>
-              <w:t xml:space="preserve">RMSE góc vai/khuỷu (°)</w:t>
+              <w:t>RMSE góc vai/khuỷu (°)</w:t>
             </w:r>
           </w:p>
         </w:tc>
@@ -6617,7 +6389,7 @@
           </w:tcPr>
           <w:p>
             <w:r>
-              <w:t xml:space="preserve">19,2</w:t>
+              <w:t>19,2</w:t>
             </w:r>
           </w:p>
         </w:tc>
@@ -6640,18 +6412,12 @@
           </w:tcPr>
           <w:p>
             <w:r>
-              <w:t xml:space="preserve">22,6</w:t>
+              <w:t>22,6</w:t>
             </w:r>
           </w:p>
         </w:tc>
       </w:tr>
       <w:tr>
-        <w:tblPrEx>
-          <w:tblCellMar>
-            <w:top w:w="0" w:type="dxa"/>
-            <w:bottom w:w="0" w:type="dxa"/>
-          </w:tblCellMar>
-        </w:tblPrEx>
         <w:tc>
           <w:tcPr>
             <w:tcW w:w="3026" w:type="dxa"/>
@@ -6671,7 +6437,7 @@
           </w:tcPr>
           <w:p>
             <w:r>
-              <w:t xml:space="preserve">Khung UNKNOWN (n)</w:t>
+              <w:t>Khung UNKNOWN (n)</w:t>
             </w:r>
           </w:p>
         </w:tc>
@@ -6694,7 +6460,7 @@
           </w:tcPr>
           <w:p>
             <w:r>
-              <w:t xml:space="preserve">39</w:t>
+              <w:t>39</w:t>
             </w:r>
           </w:p>
         </w:tc>
@@ -6717,18 +6483,12 @@
           </w:tcPr>
           <w:p>
             <w:r>
-              <w:t xml:space="preserve">4.221</w:t>
+              <w:t>4.221</w:t>
             </w:r>
           </w:p>
         </w:tc>
       </w:tr>
       <w:tr>
-        <w:tblPrEx>
-          <w:tblCellMar>
-            <w:top w:w="0" w:type="dxa"/>
-            <w:bottom w:w="0" w:type="dxa"/>
-          </w:tblCellMar>
-        </w:tblPrEx>
         <w:tc>
           <w:tcPr>
             <w:tcW w:w="3026" w:type="dxa"/>
@@ -6748,7 +6508,7 @@
           </w:tcPr>
           <w:p>
             <w:r>
-              <w:t xml:space="preserve">Tổng khung phân tích (n)</w:t>
+              <w:t>Tổng khung phân tích (n)</w:t>
             </w:r>
           </w:p>
         </w:tc>
@@ -6771,7 +6531,7 @@
           </w:tcPr>
           <w:p>
             <w:r>
-              <w:t xml:space="preserve">11.479</w:t>
+              <w:t>11.479</w:t>
             </w:r>
           </w:p>
         </w:tc>
@@ -6794,7 +6554,7 @@
           </w:tcPr>
           <w:p>
             <w:r>
-              <w:t xml:space="preserve">33.967</w:t>
+              <w:t>33.967</w:t>
             </w:r>
           </w:p>
         </w:tc>
@@ -6827,7 +6587,7 @@
         <w:jc w:val="both"/>
       </w:pPr>
       <w:r>
-        <w:t xml:space="preserve">Bảng 5 trình bày chi tiết các chỉ số theo từng video và giai đoạn. Xu hướng chung là Codman đạt tốt ở BN02–BN04 trong GĐ1–GĐ2, nhưng BN01 giảm mạnh do nhiều khung NEAR/FAIL và có hiện tượng người hỗ trợ đi vào vùng nhận dạng. Ở GĐ3, ACC của Codman giảm còn 35,5%–68,8% tùy người bệnh. Bài tập với gậy có ACC thấp hơn (31,7%–44,1%) và chịu ảnh hưởng rõ của các khung UNKNOWN, đặc biệt BN04 có 4.098 khung UNKNOWN.</w:t>
+        <w:t>Bảng 5 trình bày chi tiết các chỉ số theo từng video và giai đoạn. Xu hướng chung là Codman đạt tốt ở BN02–BN04 trong GĐ1–GĐ2, nhưng BN01 giảm mạnh do nhiều khung NEAR/FAIL và có hiện tượng người hỗ trợ đi vào vùng nhận dạng. Ở GĐ3, ACC của Codman giảm còn 35,5%–68,8% tùy người bệnh. Bài tập với gậy có ACC thấp hơn (31,7%–44,1%) và chịu ảnh hưởng rõ của các khung UNKNOWN, đặc biệt BN04 có 4.098 khung UNKNOWN.</w:t>
       </w:r>
     </w:p>
     <w:p>
@@ -6836,7 +6596,7 @@
         <w:jc w:val="center"/>
       </w:pPr>
       <w:r>
-        <w:t xml:space="preserve">Bảng 5. Kết quả frame-level chi tiết theo từng video và giai đoạn (BN01–BN04)</w:t>
+        <w:t>Bảng 5. Kết quả frame-level chi tiết theo từng video và giai đoạn (BN01–BN04)</w:t>
       </w:r>
     </w:p>
     <w:tbl>
@@ -6857,23 +6617,17 @@
         <w:tblLook w:val="04A0" w:firstRow="1" w:lastRow="0" w:firstColumn="1" w:lastColumn="0" w:noHBand="0" w:noVBand="1"/>
       </w:tblPr>
       <w:tblGrid>
-        <w:gridCol w:w="900"/>
-        <w:gridCol w:w="1726"/>
-        <w:gridCol w:w="900"/>
-        <w:gridCol w:w="900"/>
-        <w:gridCol w:w="900"/>
-        <w:gridCol w:w="800"/>
-        <w:gridCol w:w="800"/>
-        <w:gridCol w:w="1050"/>
-        <w:gridCol w:w="1050"/>
+        <w:gridCol w:w="805"/>
+        <w:gridCol w:w="1189"/>
+        <w:gridCol w:w="870"/>
+        <w:gridCol w:w="805"/>
+        <w:gridCol w:w="865"/>
+        <w:gridCol w:w="755"/>
+        <w:gridCol w:w="1467"/>
+        <w:gridCol w:w="816"/>
+        <w:gridCol w:w="1454"/>
       </w:tblGrid>
       <w:tr>
-        <w:tblPrEx>
-          <w:tblCellMar>
-            <w:top w:w="0" w:type="dxa"/>
-            <w:bottom w:w="0" w:type="dxa"/>
-          </w:tblCellMar>
-        </w:tblPrEx>
         <w:tc>
           <w:tcPr>
             <w:tcW w:w="900" w:type="dxa"/>
@@ -6892,8 +6646,18 @@
             <w:vAlign w:val="center"/>
           </w:tcPr>
           <w:p>
-            <w:r>
-              <w:t xml:space="preserve">Mã BN</w:t>
+            <w:pPr>
+              <w:rPr>
+                <w:sz w:val="24"/>
+                <w:szCs w:val="24"/>
+              </w:rPr>
+            </w:pPr>
+            <w:r>
+              <w:rPr>
+                <w:sz w:val="24"/>
+                <w:szCs w:val="24"/>
+              </w:rPr>
+              <w:t>Mã BN</w:t>
             </w:r>
           </w:p>
         </w:tc>
@@ -6915,8 +6679,18 @@
             <w:vAlign w:val="center"/>
           </w:tcPr>
           <w:p>
-            <w:r>
-              <w:t xml:space="preserve">Bài tập/GĐ</w:t>
+            <w:pPr>
+              <w:rPr>
+                <w:sz w:val="24"/>
+                <w:szCs w:val="24"/>
+              </w:rPr>
+            </w:pPr>
+            <w:r>
+              <w:rPr>
+                <w:sz w:val="24"/>
+                <w:szCs w:val="24"/>
+              </w:rPr>
+              <w:t>Bài tập/GĐ</w:t>
             </w:r>
           </w:p>
         </w:tc>
@@ -6938,8 +6712,18 @@
             <w:vAlign w:val="center"/>
           </w:tcPr>
           <w:p>
-            <w:r>
-              <w:t xml:space="preserve">Số khung</w:t>
+            <w:pPr>
+              <w:rPr>
+                <w:sz w:val="24"/>
+                <w:szCs w:val="24"/>
+              </w:rPr>
+            </w:pPr>
+            <w:r>
+              <w:rPr>
+                <w:sz w:val="24"/>
+                <w:szCs w:val="24"/>
+              </w:rPr>
+              <w:t>Số khung</w:t>
             </w:r>
           </w:p>
         </w:tc>
@@ -6961,8 +6745,32 @@
             <w:vAlign w:val="center"/>
           </w:tcPr>
           <w:p>
-            <w:r>
-              <w:t xml:space="preserve">PASS</w:t>
+            <w:pPr>
+              <w:rPr>
+                <w:sz w:val="24"/>
+                <w:szCs w:val="24"/>
+              </w:rPr>
+            </w:pPr>
+            <w:r>
+              <w:rPr>
+                <w:sz w:val="24"/>
+                <w:szCs w:val="24"/>
+              </w:rPr>
+              <w:t>PA</w:t>
+            </w:r>
+            <w:r>
+              <w:rPr>
+                <w:sz w:val="24"/>
+                <w:szCs w:val="24"/>
+              </w:rPr>
+              <w:t>S</w:t>
+            </w:r>
+            <w:r>
+              <w:rPr>
+                <w:sz w:val="24"/>
+                <w:szCs w:val="24"/>
+              </w:rPr>
+              <w:t>S</w:t>
             </w:r>
           </w:p>
         </w:tc>
@@ -6984,8 +6792,18 @@
             <w:vAlign w:val="center"/>
           </w:tcPr>
           <w:p>
-            <w:r>
-              <w:t xml:space="preserve">NEAR</w:t>
+            <w:pPr>
+              <w:rPr>
+                <w:sz w:val="24"/>
+                <w:szCs w:val="24"/>
+              </w:rPr>
+            </w:pPr>
+            <w:r>
+              <w:rPr>
+                <w:sz w:val="24"/>
+                <w:szCs w:val="24"/>
+              </w:rPr>
+              <w:t>NEAR</w:t>
             </w:r>
           </w:p>
         </w:tc>
@@ -7007,8 +6825,18 @@
             <w:vAlign w:val="center"/>
           </w:tcPr>
           <w:p>
-            <w:r>
-              <w:t xml:space="preserve">FAIL</w:t>
+            <w:pPr>
+              <w:rPr>
+                <w:sz w:val="24"/>
+                <w:szCs w:val="24"/>
+              </w:rPr>
+            </w:pPr>
+            <w:r>
+              <w:rPr>
+                <w:sz w:val="24"/>
+                <w:szCs w:val="24"/>
+              </w:rPr>
+              <w:t>FAIL</w:t>
             </w:r>
           </w:p>
         </w:tc>
@@ -7030,8 +6858,18 @@
             <w:vAlign w:val="center"/>
           </w:tcPr>
           <w:p>
-            <w:r>
-              <w:t xml:space="preserve">UNKNOWN</w:t>
+            <w:pPr>
+              <w:rPr>
+                <w:sz w:val="24"/>
+                <w:szCs w:val="24"/>
+              </w:rPr>
+            </w:pPr>
+            <w:r>
+              <w:rPr>
+                <w:sz w:val="24"/>
+                <w:szCs w:val="24"/>
+              </w:rPr>
+              <w:t>UNKNOWN</w:t>
             </w:r>
           </w:p>
         </w:tc>
@@ -7053,8 +6891,18 @@
             <w:vAlign w:val="center"/>
           </w:tcPr>
           <w:p>
-            <w:r>
-              <w:t xml:space="preserve">ACC (%)</w:t>
+            <w:pPr>
+              <w:rPr>
+                <w:sz w:val="24"/>
+                <w:szCs w:val="24"/>
+              </w:rPr>
+            </w:pPr>
+            <w:r>
+              <w:rPr>
+                <w:sz w:val="24"/>
+                <w:szCs w:val="24"/>
+              </w:rPr>
+              <w:t>ACC (%)</w:t>
             </w:r>
           </w:p>
         </w:tc>
@@ -7076,19 +6924,23 @@
             <w:vAlign w:val="center"/>
           </w:tcPr>
           <w:p>
-            <w:r>
-              <w:t xml:space="preserve">MAE/RMSE (°)</w:t>
+            <w:pPr>
+              <w:rPr>
+                <w:sz w:val="24"/>
+                <w:szCs w:val="24"/>
+              </w:rPr>
+            </w:pPr>
+            <w:r>
+              <w:rPr>
+                <w:sz w:val="24"/>
+                <w:szCs w:val="24"/>
+              </w:rPr>
+              <w:t>MAE/RMSE (°)</w:t>
             </w:r>
           </w:p>
         </w:tc>
       </w:tr>
       <w:tr>
-        <w:tblPrEx>
-          <w:tblCellMar>
-            <w:top w:w="0" w:type="dxa"/>
-            <w:bottom w:w="0" w:type="dxa"/>
-          </w:tblCellMar>
-        </w:tblPrEx>
         <w:tc>
           <w:tcPr>
             <w:tcW w:w="900" w:type="dxa"/>
@@ -7107,8 +6959,18 @@
             <w:vAlign w:val="center"/>
           </w:tcPr>
           <w:p>
-            <w:r>
-              <w:t xml:space="preserve">BN01</w:t>
+            <w:pPr>
+              <w:rPr>
+                <w:sz w:val="24"/>
+                <w:szCs w:val="24"/>
+              </w:rPr>
+            </w:pPr>
+            <w:r>
+              <w:rPr>
+                <w:sz w:val="24"/>
+                <w:szCs w:val="24"/>
+              </w:rPr>
+              <w:t>BN01</w:t>
             </w:r>
           </w:p>
         </w:tc>
@@ -7130,8 +6992,18 @@
             <w:vAlign w:val="center"/>
           </w:tcPr>
           <w:p>
-            <w:r>
-              <w:t xml:space="preserve">Codman - GĐ1</w:t>
+            <w:pPr>
+              <w:rPr>
+                <w:sz w:val="24"/>
+                <w:szCs w:val="24"/>
+              </w:rPr>
+            </w:pPr>
+            <w:r>
+              <w:rPr>
+                <w:sz w:val="24"/>
+                <w:szCs w:val="24"/>
+              </w:rPr>
+              <w:t>Codman - GĐ1</w:t>
             </w:r>
           </w:p>
         </w:tc>
@@ -7153,8 +7025,18 @@
             <w:vAlign w:val="center"/>
           </w:tcPr>
           <w:p>
-            <w:r>
-              <w:t xml:space="preserve">820</w:t>
+            <w:pPr>
+              <w:rPr>
+                <w:sz w:val="24"/>
+                <w:szCs w:val="24"/>
+              </w:rPr>
+            </w:pPr>
+            <w:r>
+              <w:rPr>
+                <w:sz w:val="24"/>
+                <w:szCs w:val="24"/>
+              </w:rPr>
+              <w:t>820</w:t>
             </w:r>
           </w:p>
         </w:tc>
@@ -7176,8 +7058,18 @@
             <w:vAlign w:val="center"/>
           </w:tcPr>
           <w:p>
-            <w:r>
-              <w:t xml:space="preserve">374</w:t>
+            <w:pPr>
+              <w:rPr>
+                <w:sz w:val="24"/>
+                <w:szCs w:val="24"/>
+              </w:rPr>
+            </w:pPr>
+            <w:r>
+              <w:rPr>
+                <w:sz w:val="24"/>
+                <w:szCs w:val="24"/>
+              </w:rPr>
+              <w:t>374</w:t>
             </w:r>
           </w:p>
         </w:tc>
@@ -7199,8 +7091,18 @@
             <w:vAlign w:val="center"/>
           </w:tcPr>
           <w:p>
-            <w:r>
-              <w:t xml:space="preserve">313</w:t>
+            <w:pPr>
+              <w:rPr>
+                <w:sz w:val="24"/>
+                <w:szCs w:val="24"/>
+              </w:rPr>
+            </w:pPr>
+            <w:r>
+              <w:rPr>
+                <w:sz w:val="24"/>
+                <w:szCs w:val="24"/>
+              </w:rPr>
+              <w:t>313</w:t>
             </w:r>
           </w:p>
         </w:tc>
@@ -7222,8 +7124,18 @@
             <w:vAlign w:val="center"/>
           </w:tcPr>
           <w:p>
-            <w:r>
-              <w:t xml:space="preserve">133</w:t>
+            <w:pPr>
+              <w:rPr>
+                <w:sz w:val="24"/>
+                <w:szCs w:val="24"/>
+              </w:rPr>
+            </w:pPr>
+            <w:r>
+              <w:rPr>
+                <w:sz w:val="24"/>
+                <w:szCs w:val="24"/>
+              </w:rPr>
+              <w:t>133</w:t>
             </w:r>
           </w:p>
         </w:tc>
@@ -7245,8 +7157,18 @@
             <w:vAlign w:val="center"/>
           </w:tcPr>
           <w:p>
-            <w:r>
-              <w:t xml:space="preserve">0</w:t>
+            <w:pPr>
+              <w:rPr>
+                <w:sz w:val="24"/>
+                <w:szCs w:val="24"/>
+              </w:rPr>
+            </w:pPr>
+            <w:r>
+              <w:rPr>
+                <w:sz w:val="24"/>
+                <w:szCs w:val="24"/>
+              </w:rPr>
+              <w:t>0</w:t>
             </w:r>
           </w:p>
         </w:tc>
@@ -7268,8 +7190,18 @@
             <w:vAlign w:val="center"/>
           </w:tcPr>
           <w:p>
-            <w:r>
-              <w:t xml:space="preserve">45,6</w:t>
+            <w:pPr>
+              <w:rPr>
+                <w:sz w:val="24"/>
+                <w:szCs w:val="24"/>
+              </w:rPr>
+            </w:pPr>
+            <w:r>
+              <w:rPr>
+                <w:sz w:val="24"/>
+                <w:szCs w:val="24"/>
+              </w:rPr>
+              <w:t>45,6</w:t>
             </w:r>
           </w:p>
         </w:tc>
@@ -7291,19 +7223,23 @@
             <w:vAlign w:val="center"/>
           </w:tcPr>
           <w:p>
-            <w:r>
-              <w:t xml:space="preserve">18,5/25,5</w:t>
+            <w:pPr>
+              <w:rPr>
+                <w:sz w:val="24"/>
+                <w:szCs w:val="24"/>
+              </w:rPr>
+            </w:pPr>
+            <w:r>
+              <w:rPr>
+                <w:sz w:val="24"/>
+                <w:szCs w:val="24"/>
+              </w:rPr>
+              <w:t>18,5/25,5</w:t>
             </w:r>
           </w:p>
         </w:tc>
       </w:tr>
       <w:tr>
-        <w:tblPrEx>
-          <w:tblCellMar>
-            <w:top w:w="0" w:type="dxa"/>
-            <w:bottom w:w="0" w:type="dxa"/>
-          </w:tblCellMar>
-        </w:tblPrEx>
         <w:tc>
           <w:tcPr>
             <w:tcW w:w="900" w:type="dxa"/>
@@ -7322,8 +7258,18 @@
             <w:vAlign w:val="center"/>
           </w:tcPr>
           <w:p>
-            <w:r>
-              <w:t xml:space="preserve">BN01</w:t>
+            <w:pPr>
+              <w:rPr>
+                <w:sz w:val="24"/>
+                <w:szCs w:val="24"/>
+              </w:rPr>
+            </w:pPr>
+            <w:r>
+              <w:rPr>
+                <w:sz w:val="24"/>
+                <w:szCs w:val="24"/>
+              </w:rPr>
+              <w:t>BN01</w:t>
             </w:r>
           </w:p>
         </w:tc>
@@ -7345,8 +7291,18 @@
             <w:vAlign w:val="center"/>
           </w:tcPr>
           <w:p>
-            <w:r>
-              <w:t xml:space="preserve">Codman - GĐ2</w:t>
+            <w:pPr>
+              <w:rPr>
+                <w:sz w:val="24"/>
+                <w:szCs w:val="24"/>
+              </w:rPr>
+            </w:pPr>
+            <w:r>
+              <w:rPr>
+                <w:sz w:val="24"/>
+                <w:szCs w:val="24"/>
+              </w:rPr>
+              <w:t>Codman - GĐ2</w:t>
             </w:r>
           </w:p>
         </w:tc>
@@ -7368,8 +7324,18 @@
             <w:vAlign w:val="center"/>
           </w:tcPr>
           <w:p>
-            <w:r>
-              <w:t xml:space="preserve">1.132</w:t>
+            <w:pPr>
+              <w:rPr>
+                <w:sz w:val="24"/>
+                <w:szCs w:val="24"/>
+              </w:rPr>
+            </w:pPr>
+            <w:r>
+              <w:rPr>
+                <w:sz w:val="24"/>
+                <w:szCs w:val="24"/>
+              </w:rPr>
+              <w:t>1.132</w:t>
             </w:r>
           </w:p>
         </w:tc>
@@ -7391,8 +7357,18 @@
             <w:vAlign w:val="center"/>
           </w:tcPr>
           <w:p>
-            <w:r>
-              <w:t xml:space="preserve">384</w:t>
+            <w:pPr>
+              <w:rPr>
+                <w:sz w:val="24"/>
+                <w:szCs w:val="24"/>
+              </w:rPr>
+            </w:pPr>
+            <w:r>
+              <w:rPr>
+                <w:sz w:val="24"/>
+                <w:szCs w:val="24"/>
+              </w:rPr>
+              <w:t>384</w:t>
             </w:r>
           </w:p>
         </w:tc>
@@ -7414,8 +7390,18 @@
             <w:vAlign w:val="center"/>
           </w:tcPr>
           <w:p>
-            <w:r>
-              <w:t xml:space="preserve">574</w:t>
+            <w:pPr>
+              <w:rPr>
+                <w:sz w:val="24"/>
+                <w:szCs w:val="24"/>
+              </w:rPr>
+            </w:pPr>
+            <w:r>
+              <w:rPr>
+                <w:sz w:val="24"/>
+                <w:szCs w:val="24"/>
+              </w:rPr>
+              <w:t>574</w:t>
             </w:r>
           </w:p>
         </w:tc>
@@ -7437,8 +7423,18 @@
             <w:vAlign w:val="center"/>
           </w:tcPr>
           <w:p>
-            <w:r>
-              <w:t xml:space="preserve">174</w:t>
+            <w:pPr>
+              <w:rPr>
+                <w:sz w:val="24"/>
+                <w:szCs w:val="24"/>
+              </w:rPr>
+            </w:pPr>
+            <w:r>
+              <w:rPr>
+                <w:sz w:val="24"/>
+                <w:szCs w:val="24"/>
+              </w:rPr>
+              <w:t>174</w:t>
             </w:r>
           </w:p>
         </w:tc>
@@ -7460,8 +7456,18 @@
             <w:vAlign w:val="center"/>
           </w:tcPr>
           <w:p>
-            <w:r>
-              <w:t xml:space="preserve">0</w:t>
+            <w:pPr>
+              <w:rPr>
+                <w:sz w:val="24"/>
+                <w:szCs w:val="24"/>
+              </w:rPr>
+            </w:pPr>
+            <w:r>
+              <w:rPr>
+                <w:sz w:val="24"/>
+                <w:szCs w:val="24"/>
+              </w:rPr>
+              <w:t>0</w:t>
             </w:r>
           </w:p>
         </w:tc>
@@ -7483,8 +7489,18 @@
             <w:vAlign w:val="center"/>
           </w:tcPr>
           <w:p>
-            <w:r>
-              <w:t xml:space="preserve">33,9</w:t>
+            <w:pPr>
+              <w:rPr>
+                <w:sz w:val="24"/>
+                <w:szCs w:val="24"/>
+              </w:rPr>
+            </w:pPr>
+            <w:r>
+              <w:rPr>
+                <w:sz w:val="24"/>
+                <w:szCs w:val="24"/>
+              </w:rPr>
+              <w:t>33,9</w:t>
             </w:r>
           </w:p>
         </w:tc>
@@ -7506,19 +7522,23 @@
             <w:vAlign w:val="center"/>
           </w:tcPr>
           <w:p>
-            <w:r>
-              <w:t xml:space="preserve">23,2/32,3</w:t>
+            <w:pPr>
+              <w:rPr>
+                <w:sz w:val="24"/>
+                <w:szCs w:val="24"/>
+              </w:rPr>
+            </w:pPr>
+            <w:r>
+              <w:rPr>
+                <w:sz w:val="24"/>
+                <w:szCs w:val="24"/>
+              </w:rPr>
+              <w:t>23,2/32,3</w:t>
             </w:r>
           </w:p>
         </w:tc>
       </w:tr>
       <w:tr>
-        <w:tblPrEx>
-          <w:tblCellMar>
-            <w:top w:w="0" w:type="dxa"/>
-            <w:bottom w:w="0" w:type="dxa"/>
-          </w:tblCellMar>
-        </w:tblPrEx>
         <w:tc>
           <w:tcPr>
             <w:tcW w:w="900" w:type="dxa"/>
@@ -7537,8 +7557,18 @@
             <w:vAlign w:val="center"/>
           </w:tcPr>
           <w:p>
-            <w:r>
-              <w:t xml:space="preserve">BN01</w:t>
+            <w:pPr>
+              <w:rPr>
+                <w:sz w:val="24"/>
+                <w:szCs w:val="24"/>
+              </w:rPr>
+            </w:pPr>
+            <w:r>
+              <w:rPr>
+                <w:sz w:val="24"/>
+                <w:szCs w:val="24"/>
+              </w:rPr>
+              <w:t>BN01</w:t>
             </w:r>
           </w:p>
         </w:tc>
@@ -7560,8 +7590,18 @@
             <w:vAlign w:val="center"/>
           </w:tcPr>
           <w:p>
-            <w:r>
-              <w:t xml:space="preserve">Codman - GĐ3</w:t>
+            <w:pPr>
+              <w:rPr>
+                <w:sz w:val="24"/>
+                <w:szCs w:val="24"/>
+              </w:rPr>
+            </w:pPr>
+            <w:r>
+              <w:rPr>
+                <w:sz w:val="24"/>
+                <w:szCs w:val="24"/>
+              </w:rPr>
+              <w:t>Codman - GĐ3</w:t>
             </w:r>
           </w:p>
         </w:tc>
@@ -7583,8 +7623,18 @@
             <w:vAlign w:val="center"/>
           </w:tcPr>
           <w:p>
-            <w:r>
-              <w:t xml:space="preserve">811</w:t>
+            <w:pPr>
+              <w:rPr>
+                <w:sz w:val="24"/>
+                <w:szCs w:val="24"/>
+              </w:rPr>
+            </w:pPr>
+            <w:r>
+              <w:rPr>
+                <w:sz w:val="24"/>
+                <w:szCs w:val="24"/>
+              </w:rPr>
+              <w:t>811</w:t>
             </w:r>
           </w:p>
         </w:tc>
@@ -7606,8 +7656,18 @@
             <w:vAlign w:val="center"/>
           </w:tcPr>
           <w:p>
-            <w:r>
-              <w:t xml:space="preserve">356</w:t>
+            <w:pPr>
+              <w:rPr>
+                <w:sz w:val="24"/>
+                <w:szCs w:val="24"/>
+              </w:rPr>
+            </w:pPr>
+            <w:r>
+              <w:rPr>
+                <w:sz w:val="24"/>
+                <w:szCs w:val="24"/>
+              </w:rPr>
+              <w:t>356</w:t>
             </w:r>
           </w:p>
         </w:tc>
@@ -7629,8 +7689,18 @@
             <w:vAlign w:val="center"/>
           </w:tcPr>
           <w:p>
-            <w:r>
-              <w:t xml:space="preserve">108</w:t>
+            <w:pPr>
+              <w:rPr>
+                <w:sz w:val="24"/>
+                <w:szCs w:val="24"/>
+              </w:rPr>
+            </w:pPr>
+            <w:r>
+              <w:rPr>
+                <w:sz w:val="24"/>
+                <w:szCs w:val="24"/>
+              </w:rPr>
+              <w:t>108</w:t>
             </w:r>
           </w:p>
         </w:tc>
@@ -7652,8 +7722,18 @@
             <w:vAlign w:val="center"/>
           </w:tcPr>
           <w:p>
-            <w:r>
-              <w:t xml:space="preserve">347</w:t>
+            <w:pPr>
+              <w:rPr>
+                <w:sz w:val="24"/>
+                <w:szCs w:val="24"/>
+              </w:rPr>
+            </w:pPr>
+            <w:r>
+              <w:rPr>
+                <w:sz w:val="24"/>
+                <w:szCs w:val="24"/>
+              </w:rPr>
+              <w:t>347</w:t>
             </w:r>
           </w:p>
         </w:tc>
@@ -7675,8 +7755,18 @@
             <w:vAlign w:val="center"/>
           </w:tcPr>
           <w:p>
-            <w:r>
-              <w:t xml:space="preserve">0</w:t>
+            <w:pPr>
+              <w:rPr>
+                <w:sz w:val="24"/>
+                <w:szCs w:val="24"/>
+              </w:rPr>
+            </w:pPr>
+            <w:r>
+              <w:rPr>
+                <w:sz w:val="24"/>
+                <w:szCs w:val="24"/>
+              </w:rPr>
+              <w:t>0</w:t>
             </w:r>
           </w:p>
         </w:tc>
@@ -7698,8 +7788,18 @@
             <w:vAlign w:val="center"/>
           </w:tcPr>
           <w:p>
-            <w:r>
-              <w:t xml:space="preserve">43,9</w:t>
+            <w:pPr>
+              <w:rPr>
+                <w:sz w:val="24"/>
+                <w:szCs w:val="24"/>
+              </w:rPr>
+            </w:pPr>
+            <w:r>
+              <w:rPr>
+                <w:sz w:val="24"/>
+                <w:szCs w:val="24"/>
+              </w:rPr>
+              <w:t>43,9</w:t>
             </w:r>
           </w:p>
         </w:tc>
@@ -7721,19 +7821,23 @@
             <w:vAlign w:val="center"/>
           </w:tcPr>
           <w:p>
-            <w:r>
-              <w:t xml:space="preserve">19,1/24,3</w:t>
+            <w:pPr>
+              <w:rPr>
+                <w:sz w:val="24"/>
+                <w:szCs w:val="24"/>
+              </w:rPr>
+            </w:pPr>
+            <w:r>
+              <w:rPr>
+                <w:sz w:val="24"/>
+                <w:szCs w:val="24"/>
+              </w:rPr>
+              <w:t>19,1/24,3</w:t>
             </w:r>
           </w:p>
         </w:tc>
       </w:tr>
       <w:tr>
-        <w:tblPrEx>
-          <w:tblCellMar>
-            <w:top w:w="0" w:type="dxa"/>
-            <w:bottom w:w="0" w:type="dxa"/>
-          </w:tblCellMar>
-        </w:tblPrEx>
         <w:tc>
           <w:tcPr>
             <w:tcW w:w="900" w:type="dxa"/>
@@ -7752,8 +7856,18 @@
             <w:vAlign w:val="center"/>
           </w:tcPr>
           <w:p>
-            <w:r>
-              <w:t xml:space="preserve">BN01</w:t>
+            <w:pPr>
+              <w:rPr>
+                <w:sz w:val="24"/>
+                <w:szCs w:val="24"/>
+              </w:rPr>
+            </w:pPr>
+            <w:r>
+              <w:rPr>
+                <w:sz w:val="24"/>
+                <w:szCs w:val="24"/>
+              </w:rPr>
+              <w:t>BN01</w:t>
             </w:r>
           </w:p>
         </w:tc>
@@ -7775,8 +7889,18 @@
             <w:vAlign w:val="center"/>
           </w:tcPr>
           <w:p>
-            <w:r>
-              <w:t xml:space="preserve">Bài tập với gậy - tất cả khung</w:t>
+            <w:pPr>
+              <w:rPr>
+                <w:sz w:val="24"/>
+                <w:szCs w:val="24"/>
+              </w:rPr>
+            </w:pPr>
+            <w:r>
+              <w:rPr>
+                <w:sz w:val="24"/>
+                <w:szCs w:val="24"/>
+              </w:rPr>
+              <w:t>Bài tập với gậy - tất cả khung</w:t>
             </w:r>
           </w:p>
         </w:tc>
@@ -7798,8 +7922,18 @@
             <w:vAlign w:val="center"/>
           </w:tcPr>
           <w:p>
-            <w:r>
-              <w:t xml:space="preserve">3.591</w:t>
+            <w:pPr>
+              <w:rPr>
+                <w:sz w:val="24"/>
+                <w:szCs w:val="24"/>
+              </w:rPr>
+            </w:pPr>
+            <w:r>
+              <w:rPr>
+                <w:sz w:val="24"/>
+                <w:szCs w:val="24"/>
+              </w:rPr>
+              <w:t>3.591</w:t>
             </w:r>
           </w:p>
         </w:tc>
@@ -7821,8 +7955,18 @@
             <w:vAlign w:val="center"/>
           </w:tcPr>
           <w:p>
-            <w:r>
-              <w:t xml:space="preserve">1.425</w:t>
+            <w:pPr>
+              <w:rPr>
+                <w:sz w:val="24"/>
+                <w:szCs w:val="24"/>
+              </w:rPr>
+            </w:pPr>
+            <w:r>
+              <w:rPr>
+                <w:sz w:val="24"/>
+                <w:szCs w:val="24"/>
+              </w:rPr>
+              <w:t>1.425</w:t>
             </w:r>
           </w:p>
         </w:tc>
@@ -7844,8 +7988,18 @@
             <w:vAlign w:val="center"/>
           </w:tcPr>
           <w:p>
-            <w:r>
-              <w:t xml:space="preserve">1.020</w:t>
+            <w:pPr>
+              <w:rPr>
+                <w:sz w:val="24"/>
+                <w:szCs w:val="24"/>
+              </w:rPr>
+            </w:pPr>
+            <w:r>
+              <w:rPr>
+                <w:sz w:val="24"/>
+                <w:szCs w:val="24"/>
+              </w:rPr>
+              <w:t>1.020</w:t>
             </w:r>
           </w:p>
         </w:tc>
@@ -7867,8 +8021,18 @@
             <w:vAlign w:val="center"/>
           </w:tcPr>
           <w:p>
-            <w:r>
-              <w:t xml:space="preserve">1.146</w:t>
+            <w:pPr>
+              <w:rPr>
+                <w:sz w:val="24"/>
+                <w:szCs w:val="24"/>
+              </w:rPr>
+            </w:pPr>
+            <w:r>
+              <w:rPr>
+                <w:sz w:val="24"/>
+                <w:szCs w:val="24"/>
+              </w:rPr>
+              <w:t>1.146</w:t>
             </w:r>
           </w:p>
         </w:tc>
@@ -7890,8 +8054,18 @@
             <w:vAlign w:val="center"/>
           </w:tcPr>
           <w:p>
-            <w:r>
-              <w:t xml:space="preserve">0</w:t>
+            <w:pPr>
+              <w:rPr>
+                <w:sz w:val="24"/>
+                <w:szCs w:val="24"/>
+              </w:rPr>
+            </w:pPr>
+            <w:r>
+              <w:rPr>
+                <w:sz w:val="24"/>
+                <w:szCs w:val="24"/>
+              </w:rPr>
+              <w:t>0</w:t>
             </w:r>
           </w:p>
         </w:tc>
@@ -7913,8 +8087,18 @@
             <w:vAlign w:val="center"/>
           </w:tcPr>
           <w:p>
-            <w:r>
-              <w:t xml:space="preserve">39,7</w:t>
+            <w:pPr>
+              <w:rPr>
+                <w:sz w:val="24"/>
+                <w:szCs w:val="24"/>
+              </w:rPr>
+            </w:pPr>
+            <w:r>
+              <w:rPr>
+                <w:sz w:val="24"/>
+                <w:szCs w:val="24"/>
+              </w:rPr>
+              <w:t>39,7</w:t>
             </w:r>
           </w:p>
         </w:tc>
@@ -7936,19 +8120,23 @@
             <w:vAlign w:val="center"/>
           </w:tcPr>
           <w:p>
-            <w:r>
-              <w:t xml:space="preserve">14,5/18,6</w:t>
+            <w:pPr>
+              <w:rPr>
+                <w:sz w:val="24"/>
+                <w:szCs w:val="24"/>
+              </w:rPr>
+            </w:pPr>
+            <w:r>
+              <w:rPr>
+                <w:sz w:val="24"/>
+                <w:szCs w:val="24"/>
+              </w:rPr>
+              <w:t>14,5/18,6</w:t>
             </w:r>
           </w:p>
         </w:tc>
       </w:tr>
       <w:tr>
-        <w:tblPrEx>
-          <w:tblCellMar>
-            <w:top w:w="0" w:type="dxa"/>
-            <w:bottom w:w="0" w:type="dxa"/>
-          </w:tblCellMar>
-        </w:tblPrEx>
         <w:tc>
           <w:tcPr>
             <w:tcW w:w="900" w:type="dxa"/>
@@ -7967,8 +8155,18 @@
             <w:vAlign w:val="center"/>
           </w:tcPr>
           <w:p>
-            <w:r>
-              <w:t xml:space="preserve">BN02</w:t>
+            <w:pPr>
+              <w:rPr>
+                <w:sz w:val="24"/>
+                <w:szCs w:val="24"/>
+              </w:rPr>
+            </w:pPr>
+            <w:r>
+              <w:rPr>
+                <w:sz w:val="24"/>
+                <w:szCs w:val="24"/>
+              </w:rPr>
+              <w:t>BN02</w:t>
             </w:r>
           </w:p>
         </w:tc>
@@ -7990,8 +8188,18 @@
             <w:vAlign w:val="center"/>
           </w:tcPr>
           <w:p>
-            <w:r>
-              <w:t xml:space="preserve">Codman - GĐ1</w:t>
+            <w:pPr>
+              <w:rPr>
+                <w:sz w:val="24"/>
+                <w:szCs w:val="24"/>
+              </w:rPr>
+            </w:pPr>
+            <w:r>
+              <w:rPr>
+                <w:sz w:val="24"/>
+                <w:szCs w:val="24"/>
+              </w:rPr>
+              <w:t>Codman - GĐ1</w:t>
             </w:r>
           </w:p>
         </w:tc>
@@ -8013,8 +8221,18 @@
             <w:vAlign w:val="center"/>
           </w:tcPr>
           <w:p>
-            <w:r>
-              <w:t xml:space="preserve">888</w:t>
+            <w:pPr>
+              <w:rPr>
+                <w:sz w:val="24"/>
+                <w:szCs w:val="24"/>
+              </w:rPr>
+            </w:pPr>
+            <w:r>
+              <w:rPr>
+                <w:sz w:val="24"/>
+                <w:szCs w:val="24"/>
+              </w:rPr>
+              <w:t>888</w:t>
             </w:r>
           </w:p>
         </w:tc>
@@ -8036,8 +8254,18 @@
             <w:vAlign w:val="center"/>
           </w:tcPr>
           <w:p>
-            <w:r>
-              <w:t xml:space="preserve">876</w:t>
+            <w:pPr>
+              <w:rPr>
+                <w:sz w:val="24"/>
+                <w:szCs w:val="24"/>
+              </w:rPr>
+            </w:pPr>
+            <w:r>
+              <w:rPr>
+                <w:sz w:val="24"/>
+                <w:szCs w:val="24"/>
+              </w:rPr>
+              <w:t>876</w:t>
             </w:r>
           </w:p>
         </w:tc>
@@ -8059,8 +8287,18 @@
             <w:vAlign w:val="center"/>
           </w:tcPr>
           <w:p>
-            <w:r>
-              <w:t xml:space="preserve">12</w:t>
+            <w:pPr>
+              <w:rPr>
+                <w:sz w:val="24"/>
+                <w:szCs w:val="24"/>
+              </w:rPr>
+            </w:pPr>
+            <w:r>
+              <w:rPr>
+                <w:sz w:val="24"/>
+                <w:szCs w:val="24"/>
+              </w:rPr>
+              <w:t>12</w:t>
             </w:r>
           </w:p>
         </w:tc>
@@ -8082,8 +8320,18 @@
             <w:vAlign w:val="center"/>
           </w:tcPr>
           <w:p>
-            <w:r>
-              <w:t xml:space="preserve">0</w:t>
+            <w:pPr>
+              <w:rPr>
+                <w:sz w:val="24"/>
+                <w:szCs w:val="24"/>
+              </w:rPr>
+            </w:pPr>
+            <w:r>
+              <w:rPr>
+                <w:sz w:val="24"/>
+                <w:szCs w:val="24"/>
+              </w:rPr>
+              <w:t>0</w:t>
             </w:r>
           </w:p>
         </w:tc>
@@ -8105,8 +8353,18 @@
             <w:vAlign w:val="center"/>
           </w:tcPr>
           <w:p>
-            <w:r>
-              <w:t xml:space="preserve">0</w:t>
+            <w:pPr>
+              <w:rPr>
+                <w:sz w:val="24"/>
+                <w:szCs w:val="24"/>
+              </w:rPr>
+            </w:pPr>
+            <w:r>
+              <w:rPr>
+                <w:sz w:val="24"/>
+                <w:szCs w:val="24"/>
+              </w:rPr>
+              <w:t>0</w:t>
             </w:r>
           </w:p>
         </w:tc>
@@ -8128,8 +8386,18 @@
             <w:vAlign w:val="center"/>
           </w:tcPr>
           <w:p>
-            <w:r>
-              <w:t xml:space="preserve">98,6</w:t>
+            <w:pPr>
+              <w:rPr>
+                <w:sz w:val="24"/>
+                <w:szCs w:val="24"/>
+              </w:rPr>
+            </w:pPr>
+            <w:r>
+              <w:rPr>
+                <w:sz w:val="24"/>
+                <w:szCs w:val="24"/>
+              </w:rPr>
+              <w:t>98,6</w:t>
             </w:r>
           </w:p>
         </w:tc>
@@ -8151,19 +8419,23 @@
             <w:vAlign w:val="center"/>
           </w:tcPr>
           <w:p>
-            <w:r>
-              <w:t xml:space="preserve">10,2/16,0</w:t>
+            <w:pPr>
+              <w:rPr>
+                <w:sz w:val="24"/>
+                <w:szCs w:val="24"/>
+              </w:rPr>
+            </w:pPr>
+            <w:r>
+              <w:rPr>
+                <w:sz w:val="24"/>
+                <w:szCs w:val="24"/>
+              </w:rPr>
+              <w:t>10,2/16,0</w:t>
             </w:r>
           </w:p>
         </w:tc>
       </w:tr>
       <w:tr>
-        <w:tblPrEx>
-          <w:tblCellMar>
-            <w:top w:w="0" w:type="dxa"/>
-            <w:bottom w:w="0" w:type="dxa"/>
-          </w:tblCellMar>
-        </w:tblPrEx>
         <w:tc>
           <w:tcPr>
             <w:tcW w:w="900" w:type="dxa"/>
@@ -8182,8 +8454,19 @@
             <w:vAlign w:val="center"/>
           </w:tcPr>
           <w:p>
-            <w:r>
-              <w:t xml:space="preserve">BN02</w:t>
+            <w:pPr>
+              <w:rPr>
+                <w:sz w:val="24"/>
+                <w:szCs w:val="24"/>
+              </w:rPr>
+            </w:pPr>
+            <w:r>
+              <w:rPr>
+                <w:sz w:val="24"/>
+                <w:szCs w:val="24"/>
+              </w:rPr>
+              <w:lastRenderedPageBreak/>
+              <w:t>BN02</w:t>
             </w:r>
           </w:p>
         </w:tc>
@@ -8205,8 +8488,18 @@
             <w:vAlign w:val="center"/>
           </w:tcPr>
           <w:p>
-            <w:r>
-              <w:t xml:space="preserve">Codman - GĐ2</w:t>
+            <w:pPr>
+              <w:rPr>
+                <w:sz w:val="24"/>
+                <w:szCs w:val="24"/>
+              </w:rPr>
+            </w:pPr>
+            <w:r>
+              <w:rPr>
+                <w:sz w:val="24"/>
+                <w:szCs w:val="24"/>
+              </w:rPr>
+              <w:t>Codman - GĐ2</w:t>
             </w:r>
           </w:p>
         </w:tc>
@@ -8228,8 +8521,18 @@
             <w:vAlign w:val="center"/>
           </w:tcPr>
           <w:p>
-            <w:r>
-              <w:t xml:space="preserve">1.314</w:t>
+            <w:pPr>
+              <w:rPr>
+                <w:sz w:val="24"/>
+                <w:szCs w:val="24"/>
+              </w:rPr>
+            </w:pPr>
+            <w:r>
+              <w:rPr>
+                <w:sz w:val="24"/>
+                <w:szCs w:val="24"/>
+              </w:rPr>
+              <w:t>1.314</w:t>
             </w:r>
           </w:p>
         </w:tc>
@@ -8251,8 +8554,18 @@
             <w:vAlign w:val="center"/>
           </w:tcPr>
           <w:p>
-            <w:r>
-              <w:t xml:space="preserve">1.223</w:t>
+            <w:pPr>
+              <w:rPr>
+                <w:sz w:val="24"/>
+                <w:szCs w:val="24"/>
+              </w:rPr>
+            </w:pPr>
+            <w:r>
+              <w:rPr>
+                <w:sz w:val="24"/>
+                <w:szCs w:val="24"/>
+              </w:rPr>
+              <w:t>1.223</w:t>
             </w:r>
           </w:p>
         </w:tc>
@@ -8274,8 +8587,18 @@
             <w:vAlign w:val="center"/>
           </w:tcPr>
           <w:p>
-            <w:r>
-              <w:t xml:space="preserve">81</w:t>
+            <w:pPr>
+              <w:rPr>
+                <w:sz w:val="24"/>
+                <w:szCs w:val="24"/>
+              </w:rPr>
+            </w:pPr>
+            <w:r>
+              <w:rPr>
+                <w:sz w:val="24"/>
+                <w:szCs w:val="24"/>
+              </w:rPr>
+              <w:t>81</w:t>
             </w:r>
           </w:p>
         </w:tc>
@@ -8297,8 +8620,18 @@
             <w:vAlign w:val="center"/>
           </w:tcPr>
           <w:p>
-            <w:r>
-              <w:t xml:space="preserve">10</w:t>
+            <w:pPr>
+              <w:rPr>
+                <w:sz w:val="24"/>
+                <w:szCs w:val="24"/>
+              </w:rPr>
+            </w:pPr>
+            <w:r>
+              <w:rPr>
+                <w:sz w:val="24"/>
+                <w:szCs w:val="24"/>
+              </w:rPr>
+              <w:t>10</w:t>
             </w:r>
           </w:p>
         </w:tc>
@@ -8320,8 +8653,18 @@
             <w:vAlign w:val="center"/>
           </w:tcPr>
           <w:p>
-            <w:r>
-              <w:t xml:space="preserve">0</w:t>
+            <w:pPr>
+              <w:rPr>
+                <w:sz w:val="24"/>
+                <w:szCs w:val="24"/>
+              </w:rPr>
+            </w:pPr>
+            <w:r>
+              <w:rPr>
+                <w:sz w:val="24"/>
+                <w:szCs w:val="24"/>
+              </w:rPr>
+              <w:t>0</w:t>
             </w:r>
           </w:p>
         </w:tc>
@@ -8343,8 +8686,18 @@
             <w:vAlign w:val="center"/>
           </w:tcPr>
           <w:p>
-            <w:r>
-              <w:t xml:space="preserve">93,1</w:t>
+            <w:pPr>
+              <w:rPr>
+                <w:sz w:val="24"/>
+                <w:szCs w:val="24"/>
+              </w:rPr>
+            </w:pPr>
+            <w:r>
+              <w:rPr>
+                <w:sz w:val="24"/>
+                <w:szCs w:val="24"/>
+              </w:rPr>
+              <w:t>93,1</w:t>
             </w:r>
           </w:p>
         </w:tc>
@@ -8366,19 +8719,23 @@
             <w:vAlign w:val="center"/>
           </w:tcPr>
           <w:p>
-            <w:r>
-              <w:t xml:space="preserve">9,0/12,6</w:t>
+            <w:pPr>
+              <w:rPr>
+                <w:sz w:val="24"/>
+                <w:szCs w:val="24"/>
+              </w:rPr>
+            </w:pPr>
+            <w:r>
+              <w:rPr>
+                <w:sz w:val="24"/>
+                <w:szCs w:val="24"/>
+              </w:rPr>
+              <w:t>9,0/12,6</w:t>
             </w:r>
           </w:p>
         </w:tc>
       </w:tr>
       <w:tr>
-        <w:tblPrEx>
-          <w:tblCellMar>
-            <w:top w:w="0" w:type="dxa"/>
-            <w:bottom w:w="0" w:type="dxa"/>
-          </w:tblCellMar>
-        </w:tblPrEx>
         <w:tc>
           <w:tcPr>
             <w:tcW w:w="900" w:type="dxa"/>
@@ -8397,8 +8754,18 @@
             <w:vAlign w:val="center"/>
           </w:tcPr>
           <w:p>
-            <w:r>
-              <w:t xml:space="preserve">BN02</w:t>
+            <w:pPr>
+              <w:rPr>
+                <w:sz w:val="24"/>
+                <w:szCs w:val="24"/>
+              </w:rPr>
+            </w:pPr>
+            <w:r>
+              <w:rPr>
+                <w:sz w:val="24"/>
+                <w:szCs w:val="24"/>
+              </w:rPr>
+              <w:t>BN02</w:t>
             </w:r>
           </w:p>
         </w:tc>
@@ -8420,8 +8787,18 @@
             <w:vAlign w:val="center"/>
           </w:tcPr>
           <w:p>
-            <w:r>
-              <w:t xml:space="preserve">Codman - GĐ3</w:t>
+            <w:pPr>
+              <w:rPr>
+                <w:sz w:val="24"/>
+                <w:szCs w:val="24"/>
+              </w:rPr>
+            </w:pPr>
+            <w:r>
+              <w:rPr>
+                <w:sz w:val="24"/>
+                <w:szCs w:val="24"/>
+              </w:rPr>
+              <w:t>Codman - GĐ3</w:t>
             </w:r>
           </w:p>
         </w:tc>
@@ -8443,8 +8820,18 @@
             <w:vAlign w:val="center"/>
           </w:tcPr>
           <w:p>
-            <w:r>
-              <w:t xml:space="preserve">1.146</w:t>
+            <w:pPr>
+              <w:rPr>
+                <w:sz w:val="24"/>
+                <w:szCs w:val="24"/>
+              </w:rPr>
+            </w:pPr>
+            <w:r>
+              <w:rPr>
+                <w:sz w:val="24"/>
+                <w:szCs w:val="24"/>
+              </w:rPr>
+              <w:t>1.146</w:t>
             </w:r>
           </w:p>
         </w:tc>
@@ -8466,8 +8853,18 @@
             <w:vAlign w:val="center"/>
           </w:tcPr>
           <w:p>
-            <w:r>
-              <w:t xml:space="preserve">393</w:t>
+            <w:pPr>
+              <w:rPr>
+                <w:sz w:val="24"/>
+                <w:szCs w:val="24"/>
+              </w:rPr>
+            </w:pPr>
+            <w:r>
+              <w:rPr>
+                <w:sz w:val="24"/>
+                <w:szCs w:val="24"/>
+              </w:rPr>
+              <w:t>393</w:t>
             </w:r>
           </w:p>
         </w:tc>
@@ -8489,8 +8886,18 @@
             <w:vAlign w:val="center"/>
           </w:tcPr>
           <w:p>
-            <w:r>
-              <w:t xml:space="preserve">386</w:t>
+            <w:pPr>
+              <w:rPr>
+                <w:sz w:val="24"/>
+                <w:szCs w:val="24"/>
+              </w:rPr>
+            </w:pPr>
+            <w:r>
+              <w:rPr>
+                <w:sz w:val="24"/>
+                <w:szCs w:val="24"/>
+              </w:rPr>
+              <w:t>386</w:t>
             </w:r>
           </w:p>
         </w:tc>
@@ -8512,8 +8919,18 @@
             <w:vAlign w:val="center"/>
           </w:tcPr>
           <w:p>
-            <w:r>
-              <w:t xml:space="preserve">328</w:t>
+            <w:pPr>
+              <w:rPr>
+                <w:sz w:val="24"/>
+                <w:szCs w:val="24"/>
+              </w:rPr>
+            </w:pPr>
+            <w:r>
+              <w:rPr>
+                <w:sz w:val="24"/>
+                <w:szCs w:val="24"/>
+              </w:rPr>
+              <w:t>328</w:t>
             </w:r>
           </w:p>
         </w:tc>
@@ -8535,8 +8952,18 @@
             <w:vAlign w:val="center"/>
           </w:tcPr>
           <w:p>
-            <w:r>
-              <w:t xml:space="preserve">39</w:t>
+            <w:pPr>
+              <w:rPr>
+                <w:sz w:val="24"/>
+                <w:szCs w:val="24"/>
+              </w:rPr>
+            </w:pPr>
+            <w:r>
+              <w:rPr>
+                <w:sz w:val="24"/>
+                <w:szCs w:val="24"/>
+              </w:rPr>
+              <w:t>39</w:t>
             </w:r>
           </w:p>
         </w:tc>
@@ -8558,8 +8985,18 @@
             <w:vAlign w:val="center"/>
           </w:tcPr>
           <w:p>
-            <w:r>
-              <w:t xml:space="preserve">35,5</w:t>
+            <w:pPr>
+              <w:rPr>
+                <w:sz w:val="24"/>
+                <w:szCs w:val="24"/>
+              </w:rPr>
+            </w:pPr>
+            <w:r>
+              <w:rPr>
+                <w:sz w:val="24"/>
+                <w:szCs w:val="24"/>
+              </w:rPr>
+              <w:t>35,5</w:t>
             </w:r>
           </w:p>
         </w:tc>
@@ -8581,19 +9018,23 @@
             <w:vAlign w:val="center"/>
           </w:tcPr>
           <w:p>
-            <w:r>
-              <w:t xml:space="preserve">11,0/16,9</w:t>
+            <w:pPr>
+              <w:rPr>
+                <w:sz w:val="24"/>
+                <w:szCs w:val="24"/>
+              </w:rPr>
+            </w:pPr>
+            <w:r>
+              <w:rPr>
+                <w:sz w:val="24"/>
+                <w:szCs w:val="24"/>
+              </w:rPr>
+              <w:t>11,0/16,9</w:t>
             </w:r>
           </w:p>
         </w:tc>
       </w:tr>
       <w:tr>
-        <w:tblPrEx>
-          <w:tblCellMar>
-            <w:top w:w="0" w:type="dxa"/>
-            <w:bottom w:w="0" w:type="dxa"/>
-          </w:tblCellMar>
-        </w:tblPrEx>
         <w:tc>
           <w:tcPr>
             <w:tcW w:w="900" w:type="dxa"/>
@@ -8612,8 +9053,18 @@
             <w:vAlign w:val="center"/>
           </w:tcPr>
           <w:p>
-            <w:r>
-              <w:t xml:space="preserve">BN02</w:t>
+            <w:pPr>
+              <w:rPr>
+                <w:sz w:val="24"/>
+                <w:szCs w:val="24"/>
+              </w:rPr>
+            </w:pPr>
+            <w:r>
+              <w:rPr>
+                <w:sz w:val="24"/>
+                <w:szCs w:val="24"/>
+              </w:rPr>
+              <w:t>BN02</w:t>
             </w:r>
           </w:p>
         </w:tc>
@@ -8635,8 +9086,18 @@
             <w:vAlign w:val="center"/>
           </w:tcPr>
           <w:p>
-            <w:r>
-              <w:t xml:space="preserve">Bài tập với gậy - tất cả khung</w:t>
+            <w:pPr>
+              <w:rPr>
+                <w:sz w:val="24"/>
+                <w:szCs w:val="24"/>
+              </w:rPr>
+            </w:pPr>
+            <w:r>
+              <w:rPr>
+                <w:sz w:val="24"/>
+                <w:szCs w:val="24"/>
+              </w:rPr>
+              <w:t>Bài tập với gậy - tất cả khung</w:t>
             </w:r>
           </w:p>
         </w:tc>
@@ -8658,8 +9119,18 @@
             <w:vAlign w:val="center"/>
           </w:tcPr>
           <w:p>
-            <w:r>
-              <w:t xml:space="preserve">11.774</w:t>
+            <w:pPr>
+              <w:rPr>
+                <w:sz w:val="24"/>
+                <w:szCs w:val="24"/>
+              </w:rPr>
+            </w:pPr>
+            <w:r>
+              <w:rPr>
+                <w:sz w:val="24"/>
+                <w:szCs w:val="24"/>
+              </w:rPr>
+              <w:t>11.774</w:t>
             </w:r>
           </w:p>
         </w:tc>
@@ -8681,8 +9152,18 @@
             <w:vAlign w:val="center"/>
           </w:tcPr>
           <w:p>
-            <w:r>
-              <w:t xml:space="preserve">4.373</w:t>
+            <w:pPr>
+              <w:rPr>
+                <w:sz w:val="24"/>
+                <w:szCs w:val="24"/>
+              </w:rPr>
+            </w:pPr>
+            <w:r>
+              <w:rPr>
+                <w:sz w:val="24"/>
+                <w:szCs w:val="24"/>
+              </w:rPr>
+              <w:t>4.373</w:t>
             </w:r>
           </w:p>
         </w:tc>
@@ -8704,8 +9185,18 @@
             <w:vAlign w:val="center"/>
           </w:tcPr>
           <w:p>
-            <w:r>
-              <w:t xml:space="preserve">1.078</w:t>
+            <w:pPr>
+              <w:rPr>
+                <w:sz w:val="24"/>
+                <w:szCs w:val="24"/>
+              </w:rPr>
+            </w:pPr>
+            <w:r>
+              <w:rPr>
+                <w:sz w:val="24"/>
+                <w:szCs w:val="24"/>
+              </w:rPr>
+              <w:t>1.078</w:t>
             </w:r>
           </w:p>
         </w:tc>
@@ -8727,8 +9218,18 @@
             <w:vAlign w:val="center"/>
           </w:tcPr>
           <w:p>
-            <w:r>
-              <w:t xml:space="preserve">6.217</w:t>
+            <w:pPr>
+              <w:rPr>
+                <w:sz w:val="24"/>
+                <w:szCs w:val="24"/>
+              </w:rPr>
+            </w:pPr>
+            <w:r>
+              <w:rPr>
+                <w:sz w:val="24"/>
+                <w:szCs w:val="24"/>
+              </w:rPr>
+              <w:t>6.217</w:t>
             </w:r>
           </w:p>
         </w:tc>
@@ -8750,8 +9251,18 @@
             <w:vAlign w:val="center"/>
           </w:tcPr>
           <w:p>
-            <w:r>
-              <w:t xml:space="preserve">106</w:t>
+            <w:pPr>
+              <w:rPr>
+                <w:sz w:val="24"/>
+                <w:szCs w:val="24"/>
+              </w:rPr>
+            </w:pPr>
+            <w:r>
+              <w:rPr>
+                <w:sz w:val="24"/>
+                <w:szCs w:val="24"/>
+              </w:rPr>
+              <w:t>106</w:t>
             </w:r>
           </w:p>
         </w:tc>
@@ -8773,8 +9284,18 @@
             <w:vAlign w:val="center"/>
           </w:tcPr>
           <w:p>
-            <w:r>
-              <w:t xml:space="preserve">37,5</w:t>
+            <w:pPr>
+              <w:rPr>
+                <w:sz w:val="24"/>
+                <w:szCs w:val="24"/>
+              </w:rPr>
+            </w:pPr>
+            <w:r>
+              <w:rPr>
+                <w:sz w:val="24"/>
+                <w:szCs w:val="24"/>
+              </w:rPr>
+              <w:t>37,5</w:t>
             </w:r>
           </w:p>
         </w:tc>
@@ -8796,19 +9317,23 @@
             <w:vAlign w:val="center"/>
           </w:tcPr>
           <w:p>
-            <w:r>
-              <w:t xml:space="preserve">18,2/24,3</w:t>
+            <w:pPr>
+              <w:rPr>
+                <w:sz w:val="24"/>
+                <w:szCs w:val="24"/>
+              </w:rPr>
+            </w:pPr>
+            <w:r>
+              <w:rPr>
+                <w:sz w:val="24"/>
+                <w:szCs w:val="24"/>
+              </w:rPr>
+              <w:t>18,2/24,3</w:t>
             </w:r>
           </w:p>
         </w:tc>
       </w:tr>
       <w:tr>
-        <w:tblPrEx>
-          <w:tblCellMar>
-            <w:top w:w="0" w:type="dxa"/>
-            <w:bottom w:w="0" w:type="dxa"/>
-          </w:tblCellMar>
-        </w:tblPrEx>
         <w:tc>
           <w:tcPr>
             <w:tcW w:w="900" w:type="dxa"/>
@@ -8827,8 +9352,18 @@
             <w:vAlign w:val="center"/>
           </w:tcPr>
           <w:p>
-            <w:r>
-              <w:t xml:space="preserve">BN03</w:t>
+            <w:pPr>
+              <w:rPr>
+                <w:sz w:val="24"/>
+                <w:szCs w:val="24"/>
+              </w:rPr>
+            </w:pPr>
+            <w:r>
+              <w:rPr>
+                <w:sz w:val="24"/>
+                <w:szCs w:val="24"/>
+              </w:rPr>
+              <w:t>BN03</w:t>
             </w:r>
           </w:p>
         </w:tc>
@@ -8850,8 +9385,18 @@
             <w:vAlign w:val="center"/>
           </w:tcPr>
           <w:p>
-            <w:r>
-              <w:t xml:space="preserve">Codman - GĐ1</w:t>
+            <w:pPr>
+              <w:rPr>
+                <w:sz w:val="24"/>
+                <w:szCs w:val="24"/>
+              </w:rPr>
+            </w:pPr>
+            <w:r>
+              <w:rPr>
+                <w:sz w:val="24"/>
+                <w:szCs w:val="24"/>
+              </w:rPr>
+              <w:t>Codman - GĐ1</w:t>
             </w:r>
           </w:p>
         </w:tc>
@@ -8873,8 +9418,18 @@
             <w:vAlign w:val="center"/>
           </w:tcPr>
           <w:p>
-            <w:r>
-              <w:t xml:space="preserve">737</w:t>
+            <w:pPr>
+              <w:rPr>
+                <w:sz w:val="24"/>
+                <w:szCs w:val="24"/>
+              </w:rPr>
+            </w:pPr>
+            <w:r>
+              <w:rPr>
+                <w:sz w:val="24"/>
+                <w:szCs w:val="24"/>
+              </w:rPr>
+              <w:t>737</w:t>
             </w:r>
           </w:p>
         </w:tc>
@@ -8896,8 +9451,18 @@
             <w:vAlign w:val="center"/>
           </w:tcPr>
           <w:p>
-            <w:r>
-              <w:t xml:space="preserve">723</w:t>
+            <w:pPr>
+              <w:rPr>
+                <w:sz w:val="24"/>
+                <w:szCs w:val="24"/>
+              </w:rPr>
+            </w:pPr>
+            <w:r>
+              <w:rPr>
+                <w:sz w:val="24"/>
+                <w:szCs w:val="24"/>
+              </w:rPr>
+              <w:t>723</w:t>
             </w:r>
           </w:p>
         </w:tc>
@@ -8919,8 +9484,18 @@
             <w:vAlign w:val="center"/>
           </w:tcPr>
           <w:p>
-            <w:r>
-              <w:t xml:space="preserve">14</w:t>
+            <w:pPr>
+              <w:rPr>
+                <w:sz w:val="24"/>
+                <w:szCs w:val="24"/>
+              </w:rPr>
+            </w:pPr>
+            <w:r>
+              <w:rPr>
+                <w:sz w:val="24"/>
+                <w:szCs w:val="24"/>
+              </w:rPr>
+              <w:t>14</w:t>
             </w:r>
           </w:p>
         </w:tc>
@@ -8942,8 +9517,18 @@
             <w:vAlign w:val="center"/>
           </w:tcPr>
           <w:p>
-            <w:r>
-              <w:t xml:space="preserve">0</w:t>
+            <w:pPr>
+              <w:rPr>
+                <w:sz w:val="24"/>
+                <w:szCs w:val="24"/>
+              </w:rPr>
+            </w:pPr>
+            <w:r>
+              <w:rPr>
+                <w:sz w:val="24"/>
+                <w:szCs w:val="24"/>
+              </w:rPr>
+              <w:t>0</w:t>
             </w:r>
           </w:p>
         </w:tc>
@@ -8965,8 +9550,18 @@
             <w:vAlign w:val="center"/>
           </w:tcPr>
           <w:p>
-            <w:r>
-              <w:t xml:space="preserve">0</w:t>
+            <w:pPr>
+              <w:rPr>
+                <w:sz w:val="24"/>
+                <w:szCs w:val="24"/>
+              </w:rPr>
+            </w:pPr>
+            <w:r>
+              <w:rPr>
+                <w:sz w:val="24"/>
+                <w:szCs w:val="24"/>
+              </w:rPr>
+              <w:t>0</w:t>
             </w:r>
           </w:p>
         </w:tc>
@@ -8988,8 +9583,18 @@
             <w:vAlign w:val="center"/>
           </w:tcPr>
           <w:p>
-            <w:r>
-              <w:t xml:space="preserve">98,1</w:t>
+            <w:pPr>
+              <w:rPr>
+                <w:sz w:val="24"/>
+                <w:szCs w:val="24"/>
+              </w:rPr>
+            </w:pPr>
+            <w:r>
+              <w:rPr>
+                <w:sz w:val="24"/>
+                <w:szCs w:val="24"/>
+              </w:rPr>
+              <w:t>98,1</w:t>
             </w:r>
           </w:p>
         </w:tc>
@@ -9011,19 +9616,23 @@
             <w:vAlign w:val="center"/>
           </w:tcPr>
           <w:p>
-            <w:r>
-              <w:t xml:space="preserve">11,3/17,9</w:t>
+            <w:pPr>
+              <w:rPr>
+                <w:sz w:val="24"/>
+                <w:szCs w:val="24"/>
+              </w:rPr>
+            </w:pPr>
+            <w:r>
+              <w:rPr>
+                <w:sz w:val="24"/>
+                <w:szCs w:val="24"/>
+              </w:rPr>
+              <w:t>11,3/17,9</w:t>
             </w:r>
           </w:p>
         </w:tc>
       </w:tr>
       <w:tr>
-        <w:tblPrEx>
-          <w:tblCellMar>
-            <w:top w:w="0" w:type="dxa"/>
-            <w:bottom w:w="0" w:type="dxa"/>
-          </w:tblCellMar>
-        </w:tblPrEx>
         <w:tc>
           <w:tcPr>
             <w:tcW w:w="900" w:type="dxa"/>
@@ -9042,8 +9651,18 @@
             <w:vAlign w:val="center"/>
           </w:tcPr>
           <w:p>
-            <w:r>
-              <w:t xml:space="preserve">BN03</w:t>
+            <w:pPr>
+              <w:rPr>
+                <w:sz w:val="24"/>
+                <w:szCs w:val="24"/>
+              </w:rPr>
+            </w:pPr>
+            <w:r>
+              <w:rPr>
+                <w:sz w:val="24"/>
+                <w:szCs w:val="24"/>
+              </w:rPr>
+              <w:t>BN03</w:t>
             </w:r>
           </w:p>
         </w:tc>
@@ -9065,8 +9684,18 @@
             <w:vAlign w:val="center"/>
           </w:tcPr>
           <w:p>
-            <w:r>
-              <w:t xml:space="preserve">Codman - GĐ2</w:t>
+            <w:pPr>
+              <w:rPr>
+                <w:sz w:val="24"/>
+                <w:szCs w:val="24"/>
+              </w:rPr>
+            </w:pPr>
+            <w:r>
+              <w:rPr>
+                <w:sz w:val="24"/>
+                <w:szCs w:val="24"/>
+              </w:rPr>
+              <w:t>Codman - GĐ2</w:t>
             </w:r>
           </w:p>
         </w:tc>
@@ -9088,8 +9717,18 @@
             <w:vAlign w:val="center"/>
           </w:tcPr>
           <w:p>
-            <w:r>
-              <w:t xml:space="preserve">1.032</w:t>
+            <w:pPr>
+              <w:rPr>
+                <w:sz w:val="24"/>
+                <w:szCs w:val="24"/>
+              </w:rPr>
+            </w:pPr>
+            <w:r>
+              <w:rPr>
+                <w:sz w:val="24"/>
+                <w:szCs w:val="24"/>
+              </w:rPr>
+              <w:t>1.032</w:t>
             </w:r>
           </w:p>
         </w:tc>
@@ -9111,8 +9750,18 @@
             <w:vAlign w:val="center"/>
           </w:tcPr>
           <w:p>
-            <w:r>
-              <w:t xml:space="preserve">915</w:t>
+            <w:pPr>
+              <w:rPr>
+                <w:sz w:val="24"/>
+                <w:szCs w:val="24"/>
+              </w:rPr>
+            </w:pPr>
+            <w:r>
+              <w:rPr>
+                <w:sz w:val="24"/>
+                <w:szCs w:val="24"/>
+              </w:rPr>
+              <w:t>915</w:t>
             </w:r>
           </w:p>
         </w:tc>
@@ -9134,8 +9783,18 @@
             <w:vAlign w:val="center"/>
           </w:tcPr>
           <w:p>
-            <w:r>
-              <w:t xml:space="preserve">115</w:t>
+            <w:pPr>
+              <w:rPr>
+                <w:sz w:val="24"/>
+                <w:szCs w:val="24"/>
+              </w:rPr>
+            </w:pPr>
+            <w:r>
+              <w:rPr>
+                <w:sz w:val="24"/>
+                <w:szCs w:val="24"/>
+              </w:rPr>
+              <w:t>115</w:t>
             </w:r>
           </w:p>
         </w:tc>
@@ -9157,8 +9816,18 @@
             <w:vAlign w:val="center"/>
           </w:tcPr>
           <w:p>
-            <w:r>
-              <w:t xml:space="preserve">2</w:t>
+            <w:pPr>
+              <w:rPr>
+                <w:sz w:val="24"/>
+                <w:szCs w:val="24"/>
+              </w:rPr>
+            </w:pPr>
+            <w:r>
+              <w:rPr>
+                <w:sz w:val="24"/>
+                <w:szCs w:val="24"/>
+              </w:rPr>
+              <w:t>2</w:t>
             </w:r>
           </w:p>
         </w:tc>
@@ -9180,8 +9849,18 @@
             <w:vAlign w:val="center"/>
           </w:tcPr>
           <w:p>
-            <w:r>
-              <w:t xml:space="preserve">0</w:t>
+            <w:pPr>
+              <w:rPr>
+                <w:sz w:val="24"/>
+                <w:szCs w:val="24"/>
+              </w:rPr>
+            </w:pPr>
+            <w:r>
+              <w:rPr>
+                <w:sz w:val="24"/>
+                <w:szCs w:val="24"/>
+              </w:rPr>
+              <w:t>0</w:t>
             </w:r>
           </w:p>
         </w:tc>
@@ -9203,8 +9882,18 @@
             <w:vAlign w:val="center"/>
           </w:tcPr>
           <w:p>
-            <w:r>
-              <w:t xml:space="preserve">88,7</w:t>
+            <w:pPr>
+              <w:rPr>
+                <w:sz w:val="24"/>
+                <w:szCs w:val="24"/>
+              </w:rPr>
+            </w:pPr>
+            <w:r>
+              <w:rPr>
+                <w:sz w:val="24"/>
+                <w:szCs w:val="24"/>
+              </w:rPr>
+              <w:t>88,7</w:t>
             </w:r>
           </w:p>
         </w:tc>
@@ -9226,19 +9915,23 @@
             <w:vAlign w:val="center"/>
           </w:tcPr>
           <w:p>
-            <w:r>
-              <w:t xml:space="preserve">10,0/14,6</w:t>
+            <w:pPr>
+              <w:rPr>
+                <w:sz w:val="24"/>
+                <w:szCs w:val="24"/>
+              </w:rPr>
+            </w:pPr>
+            <w:r>
+              <w:rPr>
+                <w:sz w:val="24"/>
+                <w:szCs w:val="24"/>
+              </w:rPr>
+              <w:t>10,0/14,6</w:t>
             </w:r>
           </w:p>
         </w:tc>
       </w:tr>
       <w:tr>
-        <w:tblPrEx>
-          <w:tblCellMar>
-            <w:top w:w="0" w:type="dxa"/>
-            <w:bottom w:w="0" w:type="dxa"/>
-          </w:tblCellMar>
-        </w:tblPrEx>
         <w:tc>
           <w:tcPr>
             <w:tcW w:w="900" w:type="dxa"/>
@@ -9257,8 +9950,18 @@
             <w:vAlign w:val="center"/>
           </w:tcPr>
           <w:p>
-            <w:r>
-              <w:t xml:space="preserve">BN03</w:t>
+            <w:pPr>
+              <w:rPr>
+                <w:sz w:val="24"/>
+                <w:szCs w:val="24"/>
+              </w:rPr>
+            </w:pPr>
+            <w:r>
+              <w:rPr>
+                <w:sz w:val="24"/>
+                <w:szCs w:val="24"/>
+              </w:rPr>
+              <w:t>BN03</w:t>
             </w:r>
           </w:p>
         </w:tc>
@@ -9280,8 +9983,18 @@
             <w:vAlign w:val="center"/>
           </w:tcPr>
           <w:p>
-            <w:r>
-              <w:t xml:space="preserve">Codman - GĐ3</w:t>
+            <w:pPr>
+              <w:rPr>
+                <w:sz w:val="24"/>
+                <w:szCs w:val="24"/>
+              </w:rPr>
+            </w:pPr>
+            <w:r>
+              <w:rPr>
+                <w:sz w:val="24"/>
+                <w:szCs w:val="24"/>
+              </w:rPr>
+              <w:t>Codman - GĐ3</w:t>
             </w:r>
           </w:p>
         </w:tc>
@@ -9303,8 +10016,18 @@
             <w:vAlign w:val="center"/>
           </w:tcPr>
           <w:p>
-            <w:r>
-              <w:t xml:space="preserve">859</w:t>
+            <w:pPr>
+              <w:rPr>
+                <w:sz w:val="24"/>
+                <w:szCs w:val="24"/>
+              </w:rPr>
+            </w:pPr>
+            <w:r>
+              <w:rPr>
+                <w:sz w:val="24"/>
+                <w:szCs w:val="24"/>
+              </w:rPr>
+              <w:t>859</w:t>
             </w:r>
           </w:p>
         </w:tc>
@@ -9326,8 +10049,18 @@
             <w:vAlign w:val="center"/>
           </w:tcPr>
           <w:p>
-            <w:r>
-              <w:t xml:space="preserve">417</w:t>
+            <w:pPr>
+              <w:rPr>
+                <w:sz w:val="24"/>
+                <w:szCs w:val="24"/>
+              </w:rPr>
+            </w:pPr>
+            <w:r>
+              <w:rPr>
+                <w:sz w:val="24"/>
+                <w:szCs w:val="24"/>
+              </w:rPr>
+              <w:t>417</w:t>
             </w:r>
           </w:p>
         </w:tc>
@@ -9349,8 +10082,18 @@
             <w:vAlign w:val="center"/>
           </w:tcPr>
           <w:p>
-            <w:r>
-              <w:t xml:space="preserve">297</w:t>
+            <w:pPr>
+              <w:rPr>
+                <w:sz w:val="24"/>
+                <w:szCs w:val="24"/>
+              </w:rPr>
+            </w:pPr>
+            <w:r>
+              <w:rPr>
+                <w:sz w:val="24"/>
+                <w:szCs w:val="24"/>
+              </w:rPr>
+              <w:t>297</w:t>
             </w:r>
           </w:p>
         </w:tc>
@@ -9372,8 +10115,18 @@
             <w:vAlign w:val="center"/>
           </w:tcPr>
           <w:p>
-            <w:r>
-              <w:t xml:space="preserve">145</w:t>
+            <w:pPr>
+              <w:rPr>
+                <w:sz w:val="24"/>
+                <w:szCs w:val="24"/>
+              </w:rPr>
+            </w:pPr>
+            <w:r>
+              <w:rPr>
+                <w:sz w:val="24"/>
+                <w:szCs w:val="24"/>
+              </w:rPr>
+              <w:t>145</w:t>
             </w:r>
           </w:p>
         </w:tc>
@@ -9395,8 +10148,18 @@
             <w:vAlign w:val="center"/>
           </w:tcPr>
           <w:p>
-            <w:r>
-              <w:t xml:space="preserve">0</w:t>
+            <w:pPr>
+              <w:rPr>
+                <w:sz w:val="24"/>
+                <w:szCs w:val="24"/>
+              </w:rPr>
+            </w:pPr>
+            <w:r>
+              <w:rPr>
+                <w:sz w:val="24"/>
+                <w:szCs w:val="24"/>
+              </w:rPr>
+              <w:t>0</w:t>
             </w:r>
           </w:p>
         </w:tc>
@@ -9418,8 +10181,18 @@
             <w:vAlign w:val="center"/>
           </w:tcPr>
           <w:p>
-            <w:r>
-              <w:t xml:space="preserve">48,5</w:t>
+            <w:pPr>
+              <w:rPr>
+                <w:sz w:val="24"/>
+                <w:szCs w:val="24"/>
+              </w:rPr>
+            </w:pPr>
+            <w:r>
+              <w:rPr>
+                <w:sz w:val="24"/>
+                <w:szCs w:val="24"/>
+              </w:rPr>
+              <w:t>48,5</w:t>
             </w:r>
           </w:p>
         </w:tc>
@@ -9441,19 +10214,23 @@
             <w:vAlign w:val="center"/>
           </w:tcPr>
           <w:p>
-            <w:r>
-              <w:t xml:space="preserve">13,4/16,8</w:t>
+            <w:pPr>
+              <w:rPr>
+                <w:sz w:val="24"/>
+                <w:szCs w:val="24"/>
+              </w:rPr>
+            </w:pPr>
+            <w:r>
+              <w:rPr>
+                <w:sz w:val="24"/>
+                <w:szCs w:val="24"/>
+              </w:rPr>
+              <w:t>13,4/16,8</w:t>
             </w:r>
           </w:p>
         </w:tc>
       </w:tr>
       <w:tr>
-        <w:tblPrEx>
-          <w:tblCellMar>
-            <w:top w:w="0" w:type="dxa"/>
-            <w:bottom w:w="0" w:type="dxa"/>
-          </w:tblCellMar>
-        </w:tblPrEx>
         <w:tc>
           <w:tcPr>
             <w:tcW w:w="900" w:type="dxa"/>
@@ -9472,8 +10249,18 @@
             <w:vAlign w:val="center"/>
           </w:tcPr>
           <w:p>
-            <w:r>
-              <w:t xml:space="preserve">BN03</w:t>
+            <w:pPr>
+              <w:rPr>
+                <w:sz w:val="24"/>
+                <w:szCs w:val="24"/>
+              </w:rPr>
+            </w:pPr>
+            <w:r>
+              <w:rPr>
+                <w:sz w:val="24"/>
+                <w:szCs w:val="24"/>
+              </w:rPr>
+              <w:t>BN03</w:t>
             </w:r>
           </w:p>
         </w:tc>
@@ -9495,8 +10282,18 @@
             <w:vAlign w:val="center"/>
           </w:tcPr>
           <w:p>
-            <w:r>
-              <w:t xml:space="preserve">Bài tập với gậy - tất cả khung</w:t>
+            <w:pPr>
+              <w:rPr>
+                <w:sz w:val="24"/>
+                <w:szCs w:val="24"/>
+              </w:rPr>
+            </w:pPr>
+            <w:r>
+              <w:rPr>
+                <w:sz w:val="24"/>
+                <w:szCs w:val="24"/>
+              </w:rPr>
+              <w:t>Bài tập với gậy - tất cả khung</w:t>
             </w:r>
           </w:p>
         </w:tc>
@@ -9518,8 +10315,18 @@
             <w:vAlign w:val="center"/>
           </w:tcPr>
           <w:p>
-            <w:r>
-              <w:t xml:space="preserve">9.069</w:t>
+            <w:pPr>
+              <w:rPr>
+                <w:sz w:val="24"/>
+                <w:szCs w:val="24"/>
+              </w:rPr>
+            </w:pPr>
+            <w:r>
+              <w:rPr>
+                <w:sz w:val="24"/>
+                <w:szCs w:val="24"/>
+              </w:rPr>
+              <w:t>9.069</w:t>
             </w:r>
           </w:p>
         </w:tc>
@@ -9541,8 +10348,18 @@
             <w:vAlign w:val="center"/>
           </w:tcPr>
           <w:p>
-            <w:r>
-              <w:t xml:space="preserve">3.991</w:t>
+            <w:pPr>
+              <w:rPr>
+                <w:sz w:val="24"/>
+                <w:szCs w:val="24"/>
+              </w:rPr>
+            </w:pPr>
+            <w:r>
+              <w:rPr>
+                <w:sz w:val="24"/>
+                <w:szCs w:val="24"/>
+              </w:rPr>
+              <w:t>3.991</w:t>
             </w:r>
           </w:p>
         </w:tc>
@@ -9564,8 +10381,18 @@
             <w:vAlign w:val="center"/>
           </w:tcPr>
           <w:p>
-            <w:r>
-              <w:t xml:space="preserve">1.981</w:t>
+            <w:pPr>
+              <w:rPr>
+                <w:sz w:val="24"/>
+                <w:szCs w:val="24"/>
+              </w:rPr>
+            </w:pPr>
+            <w:r>
+              <w:rPr>
+                <w:sz w:val="24"/>
+                <w:szCs w:val="24"/>
+              </w:rPr>
+              <w:t>1.981</w:t>
             </w:r>
           </w:p>
         </w:tc>
@@ -9587,8 +10414,18 @@
             <w:vAlign w:val="center"/>
           </w:tcPr>
           <w:p>
-            <w:r>
-              <w:t xml:space="preserve">3.080</w:t>
+            <w:pPr>
+              <w:rPr>
+                <w:sz w:val="24"/>
+                <w:szCs w:val="24"/>
+              </w:rPr>
+            </w:pPr>
+            <w:r>
+              <w:rPr>
+                <w:sz w:val="24"/>
+                <w:szCs w:val="24"/>
+              </w:rPr>
+              <w:t>3.080</w:t>
             </w:r>
           </w:p>
         </w:tc>
@@ -9610,8 +10447,18 @@
             <w:vAlign w:val="center"/>
           </w:tcPr>
           <w:p>
-            <w:r>
-              <w:t xml:space="preserve">17</w:t>
+            <w:pPr>
+              <w:rPr>
+                <w:sz w:val="24"/>
+                <w:szCs w:val="24"/>
+              </w:rPr>
+            </w:pPr>
+            <w:r>
+              <w:rPr>
+                <w:sz w:val="24"/>
+                <w:szCs w:val="24"/>
+              </w:rPr>
+              <w:t>17</w:t>
             </w:r>
           </w:p>
         </w:tc>
@@ -9633,8 +10480,18 @@
             <w:vAlign w:val="center"/>
           </w:tcPr>
           <w:p>
-            <w:r>
-              <w:t xml:space="preserve">44,1</w:t>
+            <w:pPr>
+              <w:rPr>
+                <w:sz w:val="24"/>
+                <w:szCs w:val="24"/>
+              </w:rPr>
+            </w:pPr>
+            <w:r>
+              <w:rPr>
+                <w:sz w:val="24"/>
+                <w:szCs w:val="24"/>
+              </w:rPr>
+              <w:t>44,1</w:t>
             </w:r>
           </w:p>
         </w:tc>
@@ -9656,19 +10513,23 @@
             <w:vAlign w:val="center"/>
           </w:tcPr>
           <w:p>
-            <w:r>
-              <w:t xml:space="preserve">17,0/23,7</w:t>
+            <w:pPr>
+              <w:rPr>
+                <w:sz w:val="24"/>
+                <w:szCs w:val="24"/>
+              </w:rPr>
+            </w:pPr>
+            <w:r>
+              <w:rPr>
+                <w:sz w:val="24"/>
+                <w:szCs w:val="24"/>
+              </w:rPr>
+              <w:t>17,0/23,7</w:t>
             </w:r>
           </w:p>
         </w:tc>
       </w:tr>
       <w:tr>
-        <w:tblPrEx>
-          <w:tblCellMar>
-            <w:top w:w="0" w:type="dxa"/>
-            <w:bottom w:w="0" w:type="dxa"/>
-          </w:tblCellMar>
-        </w:tblPrEx>
         <w:tc>
           <w:tcPr>
             <w:tcW w:w="900" w:type="dxa"/>
@@ -9687,8 +10548,18 @@
             <w:vAlign w:val="center"/>
           </w:tcPr>
           <w:p>
-            <w:r>
-              <w:t xml:space="preserve">BN04</w:t>
+            <w:pPr>
+              <w:rPr>
+                <w:sz w:val="24"/>
+                <w:szCs w:val="24"/>
+              </w:rPr>
+            </w:pPr>
+            <w:r>
+              <w:rPr>
+                <w:sz w:val="24"/>
+                <w:szCs w:val="24"/>
+              </w:rPr>
+              <w:t>BN04</w:t>
             </w:r>
           </w:p>
         </w:tc>
@@ -9710,8 +10581,18 @@
             <w:vAlign w:val="center"/>
           </w:tcPr>
           <w:p>
-            <w:r>
-              <w:t xml:space="preserve">Codman - GĐ1</w:t>
+            <w:pPr>
+              <w:rPr>
+                <w:sz w:val="24"/>
+                <w:szCs w:val="24"/>
+              </w:rPr>
+            </w:pPr>
+            <w:r>
+              <w:rPr>
+                <w:sz w:val="24"/>
+                <w:szCs w:val="24"/>
+              </w:rPr>
+              <w:t>Codman - GĐ1</w:t>
             </w:r>
           </w:p>
         </w:tc>
@@ -9733,8 +10614,18 @@
             <w:vAlign w:val="center"/>
           </w:tcPr>
           <w:p>
-            <w:r>
-              <w:t xml:space="preserve">787</w:t>
+            <w:pPr>
+              <w:rPr>
+                <w:sz w:val="24"/>
+                <w:szCs w:val="24"/>
+              </w:rPr>
+            </w:pPr>
+            <w:r>
+              <w:rPr>
+                <w:sz w:val="24"/>
+                <w:szCs w:val="24"/>
+              </w:rPr>
+              <w:t>787</w:t>
             </w:r>
           </w:p>
         </w:tc>
@@ -9756,8 +10647,18 @@
             <w:vAlign w:val="center"/>
           </w:tcPr>
           <w:p>
-            <w:r>
-              <w:t xml:space="preserve">787</w:t>
+            <w:pPr>
+              <w:rPr>
+                <w:sz w:val="24"/>
+                <w:szCs w:val="24"/>
+              </w:rPr>
+            </w:pPr>
+            <w:r>
+              <w:rPr>
+                <w:sz w:val="24"/>
+                <w:szCs w:val="24"/>
+              </w:rPr>
+              <w:t>787</w:t>
             </w:r>
           </w:p>
         </w:tc>
@@ -9779,8 +10680,18 @@
             <w:vAlign w:val="center"/>
           </w:tcPr>
           <w:p>
-            <w:r>
-              <w:t xml:space="preserve">0</w:t>
+            <w:pPr>
+              <w:rPr>
+                <w:sz w:val="24"/>
+                <w:szCs w:val="24"/>
+              </w:rPr>
+            </w:pPr>
+            <w:r>
+              <w:rPr>
+                <w:sz w:val="24"/>
+                <w:szCs w:val="24"/>
+              </w:rPr>
+              <w:t>0</w:t>
             </w:r>
           </w:p>
         </w:tc>
@@ -9802,8 +10713,18 @@
             <w:vAlign w:val="center"/>
           </w:tcPr>
           <w:p>
-            <w:r>
-              <w:t xml:space="preserve">0</w:t>
+            <w:pPr>
+              <w:rPr>
+                <w:sz w:val="24"/>
+                <w:szCs w:val="24"/>
+              </w:rPr>
+            </w:pPr>
+            <w:r>
+              <w:rPr>
+                <w:sz w:val="24"/>
+                <w:szCs w:val="24"/>
+              </w:rPr>
+              <w:t>0</w:t>
             </w:r>
           </w:p>
         </w:tc>
@@ -9825,8 +10746,18 @@
             <w:vAlign w:val="center"/>
           </w:tcPr>
           <w:p>
-            <w:r>
-              <w:t xml:space="preserve">0</w:t>
+            <w:pPr>
+              <w:rPr>
+                <w:sz w:val="24"/>
+                <w:szCs w:val="24"/>
+              </w:rPr>
+            </w:pPr>
+            <w:r>
+              <w:rPr>
+                <w:sz w:val="24"/>
+                <w:szCs w:val="24"/>
+              </w:rPr>
+              <w:t>0</w:t>
             </w:r>
           </w:p>
         </w:tc>
@@ -9848,8 +10779,18 @@
             <w:vAlign w:val="center"/>
           </w:tcPr>
           <w:p>
-            <w:r>
-              <w:t xml:space="preserve">100,0</w:t>
+            <w:pPr>
+              <w:rPr>
+                <w:sz w:val="24"/>
+                <w:szCs w:val="24"/>
+              </w:rPr>
+            </w:pPr>
+            <w:r>
+              <w:rPr>
+                <w:sz w:val="24"/>
+                <w:szCs w:val="24"/>
+              </w:rPr>
+              <w:t>100,0</w:t>
             </w:r>
           </w:p>
         </w:tc>
@@ -9871,19 +10812,23 @@
             <w:vAlign w:val="center"/>
           </w:tcPr>
           <w:p>
-            <w:r>
-              <w:t xml:space="preserve">10,9/14,1</w:t>
+            <w:pPr>
+              <w:rPr>
+                <w:sz w:val="24"/>
+                <w:szCs w:val="24"/>
+              </w:rPr>
+            </w:pPr>
+            <w:r>
+              <w:rPr>
+                <w:sz w:val="24"/>
+                <w:szCs w:val="24"/>
+              </w:rPr>
+              <w:t>10,9/14,1</w:t>
             </w:r>
           </w:p>
         </w:tc>
       </w:tr>
       <w:tr>
-        <w:tblPrEx>
-          <w:tblCellMar>
-            <w:top w:w="0" w:type="dxa"/>
-            <w:bottom w:w="0" w:type="dxa"/>
-          </w:tblCellMar>
-        </w:tblPrEx>
         <w:tc>
           <w:tcPr>
             <w:tcW w:w="900" w:type="dxa"/>
@@ -9902,8 +10847,18 @@
             <w:vAlign w:val="center"/>
           </w:tcPr>
           <w:p>
-            <w:r>
-              <w:t xml:space="preserve">BN04</w:t>
+            <w:pPr>
+              <w:rPr>
+                <w:sz w:val="24"/>
+                <w:szCs w:val="24"/>
+              </w:rPr>
+            </w:pPr>
+            <w:r>
+              <w:rPr>
+                <w:sz w:val="24"/>
+                <w:szCs w:val="24"/>
+              </w:rPr>
+              <w:t>BN04</w:t>
             </w:r>
           </w:p>
         </w:tc>
@@ -9925,8 +10880,18 @@
             <w:vAlign w:val="center"/>
           </w:tcPr>
           <w:p>
-            <w:r>
-              <w:t xml:space="preserve">Codman - GĐ2</w:t>
+            <w:pPr>
+              <w:rPr>
+                <w:sz w:val="24"/>
+                <w:szCs w:val="24"/>
+              </w:rPr>
+            </w:pPr>
+            <w:r>
+              <w:rPr>
+                <w:sz w:val="24"/>
+                <w:szCs w:val="24"/>
+              </w:rPr>
+              <w:t>Codman - GĐ2</w:t>
             </w:r>
           </w:p>
         </w:tc>
@@ -9948,8 +10913,18 @@
             <w:vAlign w:val="center"/>
           </w:tcPr>
           <w:p>
-            <w:r>
-              <w:t xml:space="preserve">1.145</w:t>
+            <w:pPr>
+              <w:rPr>
+                <w:sz w:val="24"/>
+                <w:szCs w:val="24"/>
+              </w:rPr>
+            </w:pPr>
+            <w:r>
+              <w:rPr>
+                <w:sz w:val="24"/>
+                <w:szCs w:val="24"/>
+              </w:rPr>
+              <w:t>1.145</w:t>
             </w:r>
           </w:p>
         </w:tc>
@@ -9971,8 +10946,18 @@
             <w:vAlign w:val="center"/>
           </w:tcPr>
           <w:p>
-            <w:r>
-              <w:t xml:space="preserve">1.145</w:t>
+            <w:pPr>
+              <w:rPr>
+                <w:sz w:val="24"/>
+                <w:szCs w:val="24"/>
+              </w:rPr>
+            </w:pPr>
+            <w:r>
+              <w:rPr>
+                <w:sz w:val="24"/>
+                <w:szCs w:val="24"/>
+              </w:rPr>
+              <w:t>1.145</w:t>
             </w:r>
           </w:p>
         </w:tc>
@@ -9994,8 +10979,18 @@
             <w:vAlign w:val="center"/>
           </w:tcPr>
           <w:p>
-            <w:r>
-              <w:t xml:space="preserve">0</w:t>
+            <w:pPr>
+              <w:rPr>
+                <w:sz w:val="24"/>
+                <w:szCs w:val="24"/>
+              </w:rPr>
+            </w:pPr>
+            <w:r>
+              <w:rPr>
+                <w:sz w:val="24"/>
+                <w:szCs w:val="24"/>
+              </w:rPr>
+              <w:t>0</w:t>
             </w:r>
           </w:p>
         </w:tc>
@@ -10017,8 +11012,18 @@
             <w:vAlign w:val="center"/>
           </w:tcPr>
           <w:p>
-            <w:r>
-              <w:t xml:space="preserve">0</w:t>
+            <w:pPr>
+              <w:rPr>
+                <w:sz w:val="24"/>
+                <w:szCs w:val="24"/>
+              </w:rPr>
+            </w:pPr>
+            <w:r>
+              <w:rPr>
+                <w:sz w:val="24"/>
+                <w:szCs w:val="24"/>
+              </w:rPr>
+              <w:t>0</w:t>
             </w:r>
           </w:p>
         </w:tc>
@@ -10040,8 +11045,18 @@
             <w:vAlign w:val="center"/>
           </w:tcPr>
           <w:p>
-            <w:r>
-              <w:t xml:space="preserve">0</w:t>
+            <w:pPr>
+              <w:rPr>
+                <w:sz w:val="24"/>
+                <w:szCs w:val="24"/>
+              </w:rPr>
+            </w:pPr>
+            <w:r>
+              <w:rPr>
+                <w:sz w:val="24"/>
+                <w:szCs w:val="24"/>
+              </w:rPr>
+              <w:t>0</w:t>
             </w:r>
           </w:p>
         </w:tc>
@@ -10063,8 +11078,18 @@
             <w:vAlign w:val="center"/>
           </w:tcPr>
           <w:p>
-            <w:r>
-              <w:t xml:space="preserve">100,0</w:t>
+            <w:pPr>
+              <w:rPr>
+                <w:sz w:val="24"/>
+                <w:szCs w:val="24"/>
+              </w:rPr>
+            </w:pPr>
+            <w:r>
+              <w:rPr>
+                <w:sz w:val="24"/>
+                <w:szCs w:val="24"/>
+              </w:rPr>
+              <w:t>100,0</w:t>
             </w:r>
           </w:p>
         </w:tc>
@@ -10086,19 +11111,23 @@
             <w:vAlign w:val="center"/>
           </w:tcPr>
           <w:p>
-            <w:r>
-              <w:t xml:space="preserve">11,9/15,0</w:t>
+            <w:pPr>
+              <w:rPr>
+                <w:sz w:val="24"/>
+                <w:szCs w:val="24"/>
+              </w:rPr>
+            </w:pPr>
+            <w:r>
+              <w:rPr>
+                <w:sz w:val="24"/>
+                <w:szCs w:val="24"/>
+              </w:rPr>
+              <w:t>11,9/15,0</w:t>
             </w:r>
           </w:p>
         </w:tc>
       </w:tr>
       <w:tr>
-        <w:tblPrEx>
-          <w:tblCellMar>
-            <w:top w:w="0" w:type="dxa"/>
-            <w:bottom w:w="0" w:type="dxa"/>
-          </w:tblCellMar>
-        </w:tblPrEx>
         <w:tc>
           <w:tcPr>
             <w:tcW w:w="900" w:type="dxa"/>
@@ -10117,8 +11146,18 @@
             <w:vAlign w:val="center"/>
           </w:tcPr>
           <w:p>
-            <w:r>
-              <w:t xml:space="preserve">BN04</w:t>
+            <w:pPr>
+              <w:rPr>
+                <w:sz w:val="24"/>
+                <w:szCs w:val="24"/>
+              </w:rPr>
+            </w:pPr>
+            <w:r>
+              <w:rPr>
+                <w:sz w:val="24"/>
+                <w:szCs w:val="24"/>
+              </w:rPr>
+              <w:t>BN04</w:t>
             </w:r>
           </w:p>
         </w:tc>
@@ -10140,8 +11179,18 @@
             <w:vAlign w:val="center"/>
           </w:tcPr>
           <w:p>
-            <w:r>
-              <w:t xml:space="preserve">Codman - GĐ3</w:t>
+            <w:pPr>
+              <w:rPr>
+                <w:sz w:val="24"/>
+                <w:szCs w:val="24"/>
+              </w:rPr>
+            </w:pPr>
+            <w:r>
+              <w:rPr>
+                <w:sz w:val="24"/>
+                <w:szCs w:val="24"/>
+              </w:rPr>
+              <w:t>Codman - GĐ3</w:t>
             </w:r>
           </w:p>
         </w:tc>
@@ -10163,8 +11212,18 @@
             <w:vAlign w:val="center"/>
           </w:tcPr>
           <w:p>
-            <w:r>
-              <w:t xml:space="preserve">808</w:t>
+            <w:pPr>
+              <w:rPr>
+                <w:sz w:val="24"/>
+                <w:szCs w:val="24"/>
+              </w:rPr>
+            </w:pPr>
+            <w:r>
+              <w:rPr>
+                <w:sz w:val="24"/>
+                <w:szCs w:val="24"/>
+              </w:rPr>
+              <w:t>808</w:t>
             </w:r>
           </w:p>
         </w:tc>
@@ -10186,8 +11245,18 @@
             <w:vAlign w:val="center"/>
           </w:tcPr>
           <w:p>
-            <w:r>
-              <w:t xml:space="preserve">556</w:t>
+            <w:pPr>
+              <w:rPr>
+                <w:sz w:val="24"/>
+                <w:szCs w:val="24"/>
+              </w:rPr>
+            </w:pPr>
+            <w:r>
+              <w:rPr>
+                <w:sz w:val="24"/>
+                <w:szCs w:val="24"/>
+              </w:rPr>
+              <w:t>556</w:t>
             </w:r>
           </w:p>
         </w:tc>
@@ -10209,8 +11278,18 @@
             <w:vAlign w:val="center"/>
           </w:tcPr>
           <w:p>
-            <w:r>
-              <w:t xml:space="preserve">221</w:t>
+            <w:pPr>
+              <w:rPr>
+                <w:sz w:val="24"/>
+                <w:szCs w:val="24"/>
+              </w:rPr>
+            </w:pPr>
+            <w:r>
+              <w:rPr>
+                <w:sz w:val="24"/>
+                <w:szCs w:val="24"/>
+              </w:rPr>
+              <w:t>221</w:t>
             </w:r>
           </w:p>
         </w:tc>
@@ -10232,8 +11311,18 @@
             <w:vAlign w:val="center"/>
           </w:tcPr>
           <w:p>
-            <w:r>
-              <w:t xml:space="preserve">31</w:t>
+            <w:pPr>
+              <w:rPr>
+                <w:sz w:val="24"/>
+                <w:szCs w:val="24"/>
+              </w:rPr>
+            </w:pPr>
+            <w:r>
+              <w:rPr>
+                <w:sz w:val="24"/>
+                <w:szCs w:val="24"/>
+              </w:rPr>
+              <w:t>31</w:t>
             </w:r>
           </w:p>
         </w:tc>
@@ -10255,8 +11344,18 @@
             <w:vAlign w:val="center"/>
           </w:tcPr>
           <w:p>
-            <w:r>
-              <w:t xml:space="preserve">0</w:t>
+            <w:pPr>
+              <w:rPr>
+                <w:sz w:val="24"/>
+                <w:szCs w:val="24"/>
+              </w:rPr>
+            </w:pPr>
+            <w:r>
+              <w:rPr>
+                <w:sz w:val="24"/>
+                <w:szCs w:val="24"/>
+              </w:rPr>
+              <w:t>0</w:t>
             </w:r>
           </w:p>
         </w:tc>
@@ -10278,8 +11377,18 @@
             <w:vAlign w:val="center"/>
           </w:tcPr>
           <w:p>
-            <w:r>
-              <w:t xml:space="preserve">68,8</w:t>
+            <w:pPr>
+              <w:rPr>
+                <w:sz w:val="24"/>
+                <w:szCs w:val="24"/>
+              </w:rPr>
+            </w:pPr>
+            <w:r>
+              <w:rPr>
+                <w:sz w:val="24"/>
+                <w:szCs w:val="24"/>
+              </w:rPr>
+              <w:t>68,8</w:t>
             </w:r>
           </w:p>
         </w:tc>
@@ -10301,19 +11410,23 @@
             <w:vAlign w:val="center"/>
           </w:tcPr>
           <w:p>
-            <w:r>
-              <w:t xml:space="preserve">12,4/14,6</w:t>
+            <w:pPr>
+              <w:rPr>
+                <w:sz w:val="24"/>
+                <w:szCs w:val="24"/>
+              </w:rPr>
+            </w:pPr>
+            <w:r>
+              <w:rPr>
+                <w:sz w:val="24"/>
+                <w:szCs w:val="24"/>
+              </w:rPr>
+              <w:t>12,4/14,6</w:t>
             </w:r>
           </w:p>
         </w:tc>
       </w:tr>
       <w:tr>
-        <w:tblPrEx>
-          <w:tblCellMar>
-            <w:top w:w="0" w:type="dxa"/>
-            <w:bottom w:w="0" w:type="dxa"/>
-          </w:tblCellMar>
-        </w:tblPrEx>
         <w:tc>
           <w:tcPr>
             <w:tcW w:w="900" w:type="dxa"/>
@@ -10332,8 +11445,18 @@
             <w:vAlign w:val="center"/>
           </w:tcPr>
           <w:p>
-            <w:r>
-              <w:t xml:space="preserve">BN04</w:t>
+            <w:pPr>
+              <w:rPr>
+                <w:sz w:val="24"/>
+                <w:szCs w:val="24"/>
+              </w:rPr>
+            </w:pPr>
+            <w:r>
+              <w:rPr>
+                <w:sz w:val="24"/>
+                <w:szCs w:val="24"/>
+              </w:rPr>
+              <w:t>BN04</w:t>
             </w:r>
           </w:p>
         </w:tc>
@@ -10355,8 +11478,18 @@
             <w:vAlign w:val="center"/>
           </w:tcPr>
           <w:p>
-            <w:r>
-              <w:t xml:space="preserve">Bài tập với gậy - tất cả khung</w:t>
+            <w:pPr>
+              <w:rPr>
+                <w:sz w:val="24"/>
+                <w:szCs w:val="24"/>
+              </w:rPr>
+            </w:pPr>
+            <w:r>
+              <w:rPr>
+                <w:sz w:val="24"/>
+                <w:szCs w:val="24"/>
+              </w:rPr>
+              <w:t>Bài tập với gậy - tất cả khung</w:t>
             </w:r>
           </w:p>
         </w:tc>
@@ -10378,8 +11511,18 @@
             <w:vAlign w:val="center"/>
           </w:tcPr>
           <w:p>
-            <w:r>
-              <w:t xml:space="preserve">9.533</w:t>
+            <w:pPr>
+              <w:rPr>
+                <w:sz w:val="24"/>
+                <w:szCs w:val="24"/>
+              </w:rPr>
+            </w:pPr>
+            <w:r>
+              <w:rPr>
+                <w:sz w:val="24"/>
+                <w:szCs w:val="24"/>
+              </w:rPr>
+              <w:t>9.533</w:t>
             </w:r>
           </w:p>
         </w:tc>
@@ -10401,8 +11544,18 @@
             <w:vAlign w:val="center"/>
           </w:tcPr>
           <w:p>
-            <w:r>
-              <w:t xml:space="preserve">1.725</w:t>
+            <w:pPr>
+              <w:rPr>
+                <w:sz w:val="24"/>
+                <w:szCs w:val="24"/>
+              </w:rPr>
+            </w:pPr>
+            <w:r>
+              <w:rPr>
+                <w:sz w:val="24"/>
+                <w:szCs w:val="24"/>
+              </w:rPr>
+              <w:t>1.725</w:t>
             </w:r>
           </w:p>
         </w:tc>
@@ -10424,8 +11577,18 @@
             <w:vAlign w:val="center"/>
           </w:tcPr>
           <w:p>
-            <w:r>
-              <w:t xml:space="preserve">470</w:t>
+            <w:pPr>
+              <w:rPr>
+                <w:sz w:val="24"/>
+                <w:szCs w:val="24"/>
+              </w:rPr>
+            </w:pPr>
+            <w:r>
+              <w:rPr>
+                <w:sz w:val="24"/>
+                <w:szCs w:val="24"/>
+              </w:rPr>
+              <w:t>470</w:t>
             </w:r>
           </w:p>
         </w:tc>
@@ -10447,8 +11610,18 @@
             <w:vAlign w:val="center"/>
           </w:tcPr>
           <w:p>
-            <w:r>
-              <w:t xml:space="preserve">3.240</w:t>
+            <w:pPr>
+              <w:rPr>
+                <w:sz w:val="24"/>
+                <w:szCs w:val="24"/>
+              </w:rPr>
+            </w:pPr>
+            <w:r>
+              <w:rPr>
+                <w:sz w:val="24"/>
+                <w:szCs w:val="24"/>
+              </w:rPr>
+              <w:t>3.240</w:t>
             </w:r>
           </w:p>
         </w:tc>
@@ -10470,8 +11643,18 @@
             <w:vAlign w:val="center"/>
           </w:tcPr>
           <w:p>
-            <w:r>
-              <w:t xml:space="preserve">4.098</w:t>
+            <w:pPr>
+              <w:rPr>
+                <w:sz w:val="24"/>
+                <w:szCs w:val="24"/>
+              </w:rPr>
+            </w:pPr>
+            <w:r>
+              <w:rPr>
+                <w:sz w:val="24"/>
+                <w:szCs w:val="24"/>
+              </w:rPr>
+              <w:t>4.098</w:t>
             </w:r>
           </w:p>
         </w:tc>
@@ -10493,8 +11676,18 @@
             <w:vAlign w:val="center"/>
           </w:tcPr>
           <w:p>
-            <w:r>
-              <w:t xml:space="preserve">31,7</w:t>
+            <w:pPr>
+              <w:rPr>
+                <w:sz w:val="24"/>
+                <w:szCs w:val="24"/>
+              </w:rPr>
+            </w:pPr>
+            <w:r>
+              <w:rPr>
+                <w:sz w:val="24"/>
+                <w:szCs w:val="24"/>
+              </w:rPr>
+              <w:t>31,7</w:t>
             </w:r>
           </w:p>
         </w:tc>
@@ -10516,8 +11709,18 @@
             <w:vAlign w:val="center"/>
           </w:tcPr>
           <w:p>
-            <w:r>
-              <w:t xml:space="preserve">15,3/18,8</w:t>
+            <w:pPr>
+              <w:rPr>
+                <w:sz w:val="24"/>
+                <w:szCs w:val="24"/>
+              </w:rPr>
+            </w:pPr>
+            <w:r>
+              <w:rPr>
+                <w:sz w:val="24"/>
+                <w:szCs w:val="24"/>
+              </w:rPr>
+              <w:t>15,3/18,8</w:t>
             </w:r>
           </w:p>
         </w:tc>
@@ -10559,7 +11762,7 @@
         <w:jc w:val="both"/>
       </w:pPr>
       <w:r>
-        <w:t xml:space="preserve">Quỹ đạo góc khớp theo khung hình cho thấy khác biệt giữa video tương đối ổn và video nhiễu (Hình 3). Ở BN03 Codman GĐ2, ACC đạt 88,7% và PASS+NEAR đạt 99,8%, đường góc vai/khuỷu bám tương đối đều quanh góc tham chiếu. Ngược lại, BN01 Codman GĐ2 chỉ đạt ACC 33,9%; góc vai/khuỷu dao động rộng, xuất hiện nhiều khung NEAR/FAIL và dễ bị nhiễu khi người hỗ trợ xuất hiện gần người bệnh.</w:t>
+        <w:t>Quỹ đạo góc khớp theo khung hình cho thấy khác biệt giữa video tương đối ổn và video nhiễu (Hình 3). Ở BN03 Codman GĐ2, ACC đạt 88,7% và PASS+NEAR đạt 99,8%, đường góc vai/khuỷu bám tương đối đều quanh góc tham chiếu. Ngược lại, BN01 Codman GĐ2 chỉ đạt ACC 33,9%; góc vai/khuỷu dao động rộng, xuất hiện nhiều khung NEAR/FAIL và dễ bị nhiễu khi người hỗ trợ xuất hiện gần người bệnh.</w:t>
       </w:r>
     </w:p>
     <w:p>
@@ -10590,7 +11793,7 @@
                     </pic:cNvPicPr>
                   </pic:nvPicPr>
                   <pic:blipFill>
-                    <a:blip r:embed="rId16"/>
+                    <a:blip r:embed="rId12"/>
                     <a:srcRect/>
                     <a:stretch>
                       <a:fillRect/>
@@ -10618,7 +11821,7 @@
         <w:jc w:val="center"/>
       </w:pPr>
       <w:r>
-        <w:t xml:space="preserve">Hình 3. Quỹ đạo góc vai/khuỷu tái tính từ CSV: (a) BN03 Codman GĐ2 tương đối ổn; (b) BN01 Codman GĐ2 nhiều NEAR/FAIL và biến thiên lớn.</w:t>
+        <w:t>Hình 3. Quỹ đạo góc vai/khuỷu tái tính từ CSV: (a) BN03 Codman GĐ2 tương đối ổn; (b) BN01 Codman GĐ2 nhiều NEAR/FAIL và biến thiên lớn.</w:t>
       </w:r>
     </w:p>
     <w:p>
@@ -10628,7 +11831,7 @@
         <w:jc w:val="both"/>
       </w:pPr>
       <w:r>
-        <w:t xml:space="preserve">Phân bố biên độ góc khớp của 8 video được thể hiện ở Hình 4. Ở bài Codman, góc khuỷu thường tập trung ở vùng duỗi nhưng không đồng đều giữa bệnh nhân; BN01 có khoảng phân bố khuỷu rộng hơn do nhiễu tư thế và người hỗ trợ. Ở bài tập với gậy, cả góc vai và góc khuỷu có độ phân tán lớn, phản ánh chuyển động bù trừ và khó kiểm soát trục vận động khi chỉ dùng camera đơn.</w:t>
+        <w:t>Phân bố biên độ góc khớp của 8 video được thể hiện ở Hình 4. Ở bài Codman, góc khuỷu thường tập trung ở vùng duỗi nhưng không đồng đều giữa bệnh nhân; BN01 có khoảng phân bố khuỷu rộng hơn do nhiễu tư thế và người hỗ trợ. Ở bài tập với gậy, cả góc vai và góc khuỷu có độ phân tán lớn, phản ánh chuyển động bù trừ và khó kiểm soát trục vận động khi chỉ dùng camera đơn.</w:t>
       </w:r>
     </w:p>
     <w:p>
@@ -10658,7 +11861,7 @@
                     </pic:cNvPicPr>
                   </pic:nvPicPr>
                   <pic:blipFill>
-                    <a:blip r:embed="rId17"/>
+                    <a:blip r:embed="rId13"/>
                     <a:srcRect/>
                     <a:stretch>
                       <a:fillRect/>
@@ -10706,7 +11909,6 @@
           <w:i/>
           <w:iCs/>
         </w:rPr>
-        <w:lastRenderedPageBreak/>
         <w:t>3.5. Độ giá trị đồng quy giữa mô hình AI và chuyên gia</w:t>
       </w:r>
     </w:p>
@@ -10717,7 +11919,8 @@
         <w:jc w:val="both"/>
       </w:pPr>
       <w:r>
-        <w:t xml:space="preserve">Đối chiếu góc vai trung bình theo 16 lượt đo (Codman tách GĐ1–GĐ3; bài gậy tính một lượt trên tất cả khung hình của toàn video) cho thấy tương quan giữa góc AI và góc tham chiếu trong CSV đạt r = 0.94 (Hình 5a). Biểu đồ Bland–Altman (Hình 5b) cho thấy AI có xu hướng đo cao hơn tham chiếu, với bias +9.4° và giới hạn đồng thuận 95% từ -3.8° đến +22.6°. Hình 6 tóm tắt năm chỉ số frame-level đã chuẩn hóa, cho thấy Codman tốt hơn bài gậy về ACC và PASS+NEAR, trong khi sai số góc của hai bài vẫn còn cao so với kỳ vọng lâm sàng.</w:t>
+        <w:lastRenderedPageBreak/>
+        <w:t>Đối chiếu góc vai trung bình theo 16 lượt đo (Codman tách GĐ1–GĐ3; bài gậy tính một lượt trên tất cả khung hình của toàn video) cho thấy tương quan giữa góc AI và góc tham chiếu trong CSV đạt r = 0.94 (Hình 5a). Biểu đồ Bland–Altman (Hình 5b) cho thấy AI có xu hướng đo cao hơn tham chiếu, với bias +9.4° và giới hạn đồng thuận 95% từ -3.8° đến +22.6°. Hình 6 tóm tắt năm chỉ số frame-level đã chuẩn hóa, cho thấy Codman tốt hơn bài gậy về ACC và PASS+NEAR, trong khi sai số góc của hai bài vẫn còn cao so với kỳ vọng lâm sàng.</w:t>
       </w:r>
     </w:p>
     <w:p>
@@ -10747,7 +11950,7 @@
                     </pic:cNvPicPr>
                   </pic:nvPicPr>
                   <pic:blipFill>
-                    <a:blip r:embed="rId18"/>
+                    <a:blip r:embed="rId14"/>
                     <a:srcRect/>
                     <a:stretch>
                       <a:fillRect/>
@@ -10775,7 +11978,7 @@
         <w:jc w:val="center"/>
       </w:pPr>
       <w:r>
-        <w:t xml:space="preserve">Hình 5. Đối chiếu góc vai giữa AI và góc tham chiếu trong CSV: (a) tương quan; (b) biểu đồ Bland–Altman.</w:t>
+        <w:t>Hình 5. Đối chiếu góc vai giữa AI và góc tham chiếu trong CSV: (a) tương quan; (b) biểu đồ Bland–Altman.</w:t>
       </w:r>
     </w:p>
     <w:p>
@@ -10787,7 +11990,6 @@
         <w:rPr>
           <w:noProof/>
         </w:rPr>
-        <w:lastRenderedPageBreak/>
         <w:drawing>
           <wp:inline distT="0" distB="0" distL="0" distR="0" wp14:anchorId="413E54AF" wp14:editId="0F439C23">
             <wp:extent cx="3886200" cy="3829050"/>
@@ -10806,7 +12008,7 @@
                     </pic:cNvPicPr>
                   </pic:nvPicPr>
                   <pic:blipFill>
-                    <a:blip r:embed="rId19"/>
+                    <a:blip r:embed="rId15"/>
                     <a:srcRect/>
                     <a:stretch>
                       <a:fillRect/>
@@ -10834,7 +12036,8 @@
         <w:jc w:val="center"/>
       </w:pPr>
       <w:r>
-        <w:t xml:space="preserve">Hình 6. Radar năm chỉ số frame-level từ CSV mới (ACC, PASS+NEAR, tỷ lệ khung biết, MAE* và RMSE*; điểm càng xa tâm càng tốt).</w:t>
+        <w:lastRenderedPageBreak/>
+        <w:t>Hình 6. Radar năm chỉ số frame-level từ CSV mới (ACC, PASS+NEAR, tỷ lệ khung biết, MAE* và RMSE*; điểm càng xa tâm càng tốt).</w:t>
       </w:r>
     </w:p>
     <w:p>
@@ -10859,13 +12062,7 @@
         <w:rPr>
           <w:color w:val="000000"/>
         </w:rPr>
-        <w:t>Kết quả thực nghiệm cho thấy hiệu năng giám sát của mô hình phụ thuộc mạnh vào độ phức tạp của động tác và vào mức dung sai góc được yêu cầu. Bài con lắc Codman là động tác đơn giản, biên độ nhỏ và ít chuyển động bù trừ, nên mô hình đạt độ chính xác cao ở dung sai rộng và giá trị tương quan tốt với đánh giá của chuyên gia. Trong khi đó, bài tập với gậy đòi hỏi sự phối hợp của cả hai tay và rất dễ phát sinh hiện tượng co gập khuỷu để bù trừ cho khớp vai hạn chế; với một camera đơn, mô hình khó tách bạch chuy</w:t>
-      </w:r>
-      <w:r>
-        <w:rPr>
-          <w:color w:val="000000"/>
-        </w:rPr>
-        <w:t>ển động hữu ích khỏi chuyển động bù trừ, dẫn đến độ chính xác thấp và sai số góc lớn. Đây là lý do bài tập với gậy duy trì độ chính xác thấp gần như không đổi ở cả ba ngưỡng, phản ánh giới hạn bản chất của tiếp cận marker-less một camera đối với các động tác phức hợp.</w:t>
+        <w:t>Kết quả thực nghiệm cho thấy hiệu năng giám sát của mô hình phụ thuộc mạnh vào độ phức tạp của động tác và vào mức dung sai góc được yêu cầu. Bài con lắc Codman là động tác đơn giản, biên độ nhỏ và ít chuyển động bù trừ, nên mô hình đạt độ chính xác cao ở dung sai rộng và giá trị tương quan tốt với đánh giá của chuyên gia. Trong khi đó, bài tập với gậy đòi hỏi sự phối hợp của cả hai tay và rất dễ phát sinh hiện tượng co gập khuỷu để bù trừ cho khớp vai hạn chế; với một camera đơn, mô hình khó tách bạch chuyển động hữu ích khỏi chuyển động bù trừ, dẫn đến độ chính xác thấp và sai số góc lớn. Đây là lý do bài tập với gậy duy trì độ chính xác thấp gần như không đổi ở cả ba ngưỡng, phản ánh giới hạn bản chất của tiếp cận marker-less một camera đối với các động tác phức hợp.</w:t>
       </w:r>
     </w:p>
     <w:p>
@@ -10875,7 +12072,7 @@
         <w:jc w:val="both"/>
       </w:pPr>
       <w:r>
-        <w:t xml:space="preserve">Hiện tượng suy giảm độ chính xác khi siết ngưỡng dung sai xuống ±15° cho thấy giới hạn về độ phân giải góc của ước lượng tư thế không điểm đánh dấu, vốn chịu ảnh hưởng của rung tọa độ điểm khớp, thiếu thông tin chiều sâu khi dùng camera đơn và điều kiện ghi hình. Trường hợp BN01 Codman minh họa thêm một hạn chế thực tế: khi người hỗ trợ đi vào gần vùng người bệnh, bộ lọc đa người chưa luôn loại được nhiễu, dẫn tới một số khung vẫn được nhận dạng và chấm điểm dù ảnh có hai người.</w:t>
+        <w:t>Hiện tượng suy giảm độ chính xác khi siết ngưỡng dung sai xuống ±15° cho thấy giới hạn về độ phân giải góc của ước lượng tư thế không điểm đánh dấu, vốn chịu ảnh hưởng của rung tọa độ điểm khớp, thiếu thông tin chiều sâu khi dùng camera đơn và điều kiện ghi hình. Trường hợp BN01 Codman minh họa thêm một hạn chế thực tế: khi người hỗ trợ đi vào gần vùng người bệnh, bộ lọc đa người chưa luôn loại được nhiễu, dẫn tới một số khung vẫn được nhận dạng và chấm điểm dù ảnh có hai người.</w:t>
       </w:r>
     </w:p>
     <w:p>
@@ -10885,7 +12082,7 @@
         <w:jc w:val="both"/>
       </w:pPr>
       <w:r>
-        <w:t xml:space="preserve">Về độ phù hợp góc, tương quan AI–tham chiếu trong CSV đạt r = 0.94, nhưng bias +9.4° và MAE tổng của Codman (13,3°) cũng như bài gậy (16,8°) đều cao hơn ngưỡng kỳ vọng dưới 5° thường được chấp nhận trong đo lường lâm sàng. Vì full export hiện tại không chứa bảng nhãn chuyên gia độc lập tách rời ở từng khung, báo cáo không nên giữ các kết luận cũ về ICC, Precision, Recall hoặc F1 như một kết quả đã được tái kiểm. Cần bổ sung ground-truth độc lập nếu muốn công bố các chỉ số đó.</w:t>
+        <w:t>Về độ phù hợp góc, tương quan AI–tham chiếu trong CSV đạt r = 0.94, nhưng bias +9.4° và MAE tổng của Codman (13,3°) cũng như bài gậy (16,8°) đều cao hơn ngưỡng kỳ vọng dưới 5° thường được chấp nhận trong đo lường lâm sàng. Vì full export hiện tại không chứa bảng nhãn chuyên gia độc lập tách rời ở từng khung, báo cáo không nên giữ các kết luận cũ về ICC, Precision, Recall hoặc F1 như một kết quả đã được tái kiểm. Cần bổ sung ground-truth độc lập nếu muốn công bố các chỉ số đó.</w:t>
       </w:r>
     </w:p>
     <w:p>
@@ -10898,19 +12095,14 @@
         <w:rPr>
           <w:color w:val="000000"/>
         </w:rPr>
-        <w:t>Ở khía cạnh ứng dụng, nghiên cứu chứng minh tính khả thi của giám sát phục hồi chức năng từ xa bằng thị giác máy tính marker-less trong điều kiện Việt Nam, đặc biệt với động tác đơn giản như con lắc Codman. Hệ thống xây dựng được một hệ sinh thái khép kín gồm bốn vai trò (người bệnh, bác sĩ, kỹ thuật viên và nghiên cứu viên), với các năng lực phân đoạn giai đoạn tự động, phản hồi âm thanh theo thời gian thực và đồng bộ dữ liệu lên đám mây, tạo nền tảng cho việc theo dõi tiến trình hồi phục từ xa. Tuy vậy, n</w:t>
+        <w:t xml:space="preserve">Ở khía cạnh ứng dụng, nghiên cứu chứng minh tính khả thi của giám sát phục hồi chức năng từ xa bằng thị giác máy tính marker-less trong điều kiện Việt Nam, đặc biệt với động tác đơn giản như con lắc Codman. Hệ thống xây dựng được một hệ sinh thái khép kín gồm bốn vai trò (người bệnh, bác sĩ, kỹ thuật viên và nghiên cứu viên), với các năng lực phân đoạn giai đoạn tự động, phản hồi âm thanh theo thời gian thực và đồng bộ dữ liệu lên đám mây, tạo nền tảng cho việc theo dõi tiến trình hồi phục từ xa. Tuy vậy, nghiên cứu còn một số hạn chế: cỡ mẫu nhỏ và thực hiện tại một cơ sở với </w:t>
       </w:r>
       <w:r>
         <w:rPr>
           <w:color w:val="000000"/>
         </w:rPr>
-        <w:t xml:space="preserve">ghiên cứu còn một số hạn chế: cỡ mẫu nhỏ và thực hiện tại một cơ sở với toàn bộ là nữ giới nên tính khái quát còn thấp; việc dùng một camera đơn thiếu thông tin chiều sâu; mô hình tiền huấn luyện chưa được tinh chỉnh trên dữ liệu bệnh nhân; bài tập với gậy cần bổ sung tiêu chí nhận diện tư thế bù trừ; và bài tập với dây kháng lực cũng như việc triển khai trên người dùng thực chưa được đánh giá. Các hướng phát triển tiếp theo gồm mở rộng mẫu đa trung tâm, tinh chỉnh mô hình trên chính dữ liệu người bệnh, bổ </w:t>
-      </w:r>
-      <w:r>
-        <w:rPr>
-          <w:color w:val="000000"/>
-        </w:rPr>
-        <w:t>sung tiêu chí tư thế và thông tin chiều sâu, đồng thời thu thập đánh giá lâm sàng độc lập của chuyên gia để củng cố giá trị tham chiếu.</w:t>
+        <w:lastRenderedPageBreak/>
+        <w:t>toàn bộ là nữ giới nên tính khái quát còn thấp; việc dùng một camera đơn thiếu thông tin chiều sâu; mô hình tiền huấn luyện chưa được tinh chỉnh trên dữ liệu bệnh nhân; bài tập với gậy cần bổ sung tiêu chí nhận diện tư thế bù trừ; và bài tập với dây kháng lực cũng như việc triển khai trên người dùng thực chưa được đánh giá. Các hướng phát triển tiếp theo gồm mở rộng mẫu đa trung tâm, tinh chỉnh mô hình trên chính dữ liệu người bệnh, bổ sung tiêu chí tư thế và thông tin chiều sâu, đồng thời thu thập đánh giá lâm sàng độc lập của chuyên gia để củng cố giá trị tham chiếu.</w:t>
       </w:r>
     </w:p>
     <w:p>
@@ -10922,7 +12114,6 @@
           <w:b/>
           <w:bCs/>
         </w:rPr>
-        <w:lastRenderedPageBreak/>
         <w:t>5. KẾT LUẬN</w:t>
       </w:r>
     </w:p>
@@ -10933,7 +12124,7 @@
         <w:jc w:val="both"/>
       </w:pPr>
       <w:r>
-        <w:t xml:space="preserve">Nghiên cứu cho thấy mô hình thị giác máy tính không điểm đánh dấu dựa trên MediaPipe Pose có tính khả thi để giám sát bài tập phục hồi chức năng khớp vai từ xa, đặc biệt với bài con lắc Codman: ACC tổng không tính UNKNOWN đạt 71,2%, trong đó GĐ1/GĐ2 đạt 85,4% và 79,3%, nhưng GĐ3 giảm còn 48,0%. Bài tập với gậy còn nhiều hạn chế (ACC 38,7% nếu không tính UNKNOWN; 33,9% nếu tính toàn bộ khung), chủ yếu do chuyển động bù trừ, nhiều khung UNKNOWN và giới hạn của camera đơn. Mô hình bắt được xu hướng vận động và tạo overlay trực quan hữu ích, song vẫn cần cải thiện lọc đa người, hiệu chỉnh góc trên dữ liệu người bệnh và bổ sung đánh giá chuyên gia độc lập trước khi triển khai rộng rãi.</w:t>
+        <w:t>Nghiên cứu cho thấy mô hình thị giác máy tính không điểm đánh dấu dựa trên MediaPipe Pose có tính khả thi để giám sát bài tập phục hồi chức năng khớp vai từ xa, đặc biệt với bài con lắc Codman: ACC tổng không tính UNKNOWN đạt 71,2%, trong đó GĐ1/GĐ2 đạt 85,4% và 79,3%, nhưng GĐ3 giảm còn 48,0%. Bài tập với gậy còn nhiều hạn chế (ACC 38,7% nếu không tính UNKNOWN; 33,9% nếu tính toàn bộ khung), chủ yếu do chuyển động bù trừ, nhiều khung UNKNOWN và giới hạn của camera đơn. Mô hình bắt được xu hướng vận động và tạo overlay trực quan hữu ích, song vẫn cần cải thiện lọc đa người, hiệu chỉnh góc trên dữ liệu người bệnh và bổ sung đánh giá chuyên gia độc lập trước khi triển khai rộng rãi.</w:t>
       </w:r>
     </w:p>
     <w:p>
@@ -10995,10 +12186,7 @@
         <w:jc w:val="both"/>
       </w:pPr>
       <w:r>
-        <w:t xml:space="preserve">5. </w:t>
-      </w:r>
-      <w:r>
-        <w:t>Cao Z, Hidalgo G, Simon T, Wei SE, Sheikh Y. OpenPose: realtime multi-person 2D pose estimation using part affinity fields. arXiv:1812.08008. 2019.</w:t>
+        <w:t>5. Cao Z, Hidalgo G, Simon T, Wei SE, Sheikh Y. OpenPose: realtime multi-person 2D pose estimation using part affinity fields. arXiv:1812.08008. 2019.</w:t>
       </w:r>
     </w:p>
     <w:p>
@@ -11008,6 +12196,7 @@
         <w:jc w:val="both"/>
       </w:pPr>
       <w:r>
+        <w:lastRenderedPageBreak/>
         <w:t>6. Sardari S, Sharifzadeh S, Daneshkhah A, Nakisa B, Loke SW, Palade V, et al. Artificial intelligence for skeleton-based physical rehabilitation action evaluation: a systematic review. Comput Biol Med. 2023;158:106835.</w:t>
       </w:r>
     </w:p>
@@ -11028,7 +12217,6 @@
         <w:jc w:val="both"/>
       </w:pPr>
       <w:r>
-        <w:lastRenderedPageBreak/>
         <w:t>8. Liao Y, Vakanski A, Xian M. A deep learning framework for assessing physical rehabilitation exercises. IEEE Trans Neural Syst Rehabil Eng. 2020;28(2):468-477.</w:t>
       </w:r>
     </w:p>
@@ -11079,10 +12267,7 @@
         <w:jc w:val="both"/>
       </w:pPr>
       <w:r>
-        <w:t xml:space="preserve">13. </w:t>
-      </w:r>
-      <w:r>
-        <w:t>Ino T, Samukawa M, Ishida T, Wada N, Koshino Y, Kasahara S, et al. Validity and reliability of OpenPose-based motion analysis in measuring knee valgus during drop vertical jump test. J Sports Sci Med. 2024;23(3):515-525.</w:t>
+        <w:t>13. Ino T, Samukawa M, Ishida T, Wada N, Koshino Y, Kasahara S, et al. Validity and reliability of OpenPose-based motion analysis in measuring knee valgus during drop vertical jump test. J Sports Sci Med. 2024;23(3):515-525.</w:t>
       </w:r>
     </w:p>
     <w:p>
@@ -11135,7 +12320,7 @@
         <w:jc w:val="center"/>
       </w:pPr>
       <w:r>
-        <w:t xml:space="preserve">Phụ lục 1. Thống kê biên độ vận động khớp (ROM) của AI so với góc tham chiếu trong CSV</w:t>
+        <w:t>Phụ lục 1. Thống kê biên độ vận động khớp (ROM) của AI so với góc tham chiếu trong CSV</w:t>
       </w:r>
     </w:p>
     <w:tbl>
@@ -11156,20 +12341,14 @@
         <w:tblLook w:val="04A0" w:firstRow="1" w:lastRow="0" w:firstColumn="1" w:lastColumn="0" w:noHBand="0" w:noVBand="1"/>
       </w:tblPr>
       <w:tblGrid>
-        <w:gridCol w:w="800"/>
-        <w:gridCol w:w="1500"/>
-        <w:gridCol w:w="2363"/>
-        <w:gridCol w:w="2363"/>
-        <w:gridCol w:w="1000"/>
-        <w:gridCol w:w="1000"/>
+        <w:gridCol w:w="822"/>
+        <w:gridCol w:w="1498"/>
+        <w:gridCol w:w="2354"/>
+        <w:gridCol w:w="2355"/>
+        <w:gridCol w:w="998"/>
+        <w:gridCol w:w="999"/>
       </w:tblGrid>
       <w:tr>
-        <w:tblPrEx>
-          <w:tblCellMar>
-            <w:top w:w="0" w:type="dxa"/>
-            <w:bottom w:w="0" w:type="dxa"/>
-          </w:tblCellMar>
-        </w:tblPrEx>
         <w:tc>
           <w:tcPr>
             <w:tcW w:w="800" w:type="dxa"/>
@@ -11189,7 +12368,7 @@
           </w:tcPr>
           <w:p>
             <w:r>
-              <w:t xml:space="preserve">Mã BN</w:t>
+              <w:t>Mã BN</w:t>
             </w:r>
           </w:p>
         </w:tc>
@@ -11212,7 +12391,7 @@
           </w:tcPr>
           <w:p>
             <w:r>
-              <w:t xml:space="preserve">Bài / GĐ</w:t>
+              <w:t>Bài / GĐ</w:t>
             </w:r>
           </w:p>
         </w:tc>
@@ -11235,7 +12414,7 @@
           </w:tcPr>
           <w:p>
             <w:r>
-              <w:t xml:space="preserve">ROM vai - TB (Min-Max)</w:t>
+              <w:t>ROM vai - TB (Min-Max)</w:t>
             </w:r>
           </w:p>
         </w:tc>
@@ -11258,7 +12437,7 @@
           </w:tcPr>
           <w:p>
             <w:r>
-              <w:t xml:space="preserve">ROM khuỷu - TB (Min-Max)</w:t>
+              <w:t>ROM khuỷu - TB (Min-Max)</w:t>
             </w:r>
           </w:p>
         </w:tc>
@@ -11281,7 +12460,7 @@
           </w:tcPr>
           <w:p>
             <w:r>
-              <w:t xml:space="preserve">TC vai</w:t>
+              <w:t>TC vai</w:t>
             </w:r>
           </w:p>
         </w:tc>
@@ -11304,18 +12483,12 @@
           </w:tcPr>
           <w:p>
             <w:r>
-              <w:t xml:space="preserve">TC khuỷu</w:t>
+              <w:t>TC khuỷu</w:t>
             </w:r>
           </w:p>
         </w:tc>
       </w:tr>
       <w:tr>
-        <w:tblPrEx>
-          <w:tblCellMar>
-            <w:top w:w="0" w:type="dxa"/>
-            <w:bottom w:w="0" w:type="dxa"/>
-          </w:tblCellMar>
-        </w:tblPrEx>
         <w:tc>
           <w:tcPr>
             <w:tcW w:w="800" w:type="dxa"/>
@@ -11335,7 +12508,7 @@
           </w:tcPr>
           <w:p>
             <w:r>
-              <w:t xml:space="preserve">BN01</w:t>
+              <w:t>BN01</w:t>
             </w:r>
           </w:p>
         </w:tc>
@@ -11358,7 +12531,7 @@
           </w:tcPr>
           <w:p>
             <w:r>
-              <w:t xml:space="preserve">Codman GĐ1</w:t>
+              <w:t>Codman GĐ1</w:t>
             </w:r>
           </w:p>
         </w:tc>
@@ -11381,7 +12554,7 @@
           </w:tcPr>
           <w:p>
             <w:r>
-              <w:t xml:space="preserve">77,4 (1,9-145,1)</w:t>
+              <w:t>77,4 (1,9-145,1)</w:t>
             </w:r>
           </w:p>
         </w:tc>
@@ -11404,7 +12577,7 @@
           </w:tcPr>
           <w:p>
             <w:r>
-              <w:t xml:space="preserve">139,4 (18,9-179,9)</w:t>
+              <w:t>139,4 (18,9-179,9)</w:t>
             </w:r>
           </w:p>
         </w:tc>
@@ -11427,7 +12600,7 @@
           </w:tcPr>
           <w:p>
             <w:r>
-              <w:t xml:space="preserve">60,1</w:t>
+              <w:t>60,1</w:t>
             </w:r>
           </w:p>
         </w:tc>
@@ -11450,18 +12623,12 @@
           </w:tcPr>
           <w:p>
             <w:r>
-              <w:t xml:space="preserve">145,5</w:t>
+              <w:t>145,5</w:t>
             </w:r>
           </w:p>
         </w:tc>
       </w:tr>
       <w:tr>
-        <w:tblPrEx>
-          <w:tblCellMar>
-            <w:top w:w="0" w:type="dxa"/>
-            <w:bottom w:w="0" w:type="dxa"/>
-          </w:tblCellMar>
-        </w:tblPrEx>
         <w:tc>
           <w:tcPr>
             <w:tcW w:w="800" w:type="dxa"/>
@@ -11481,7 +12648,7 @@
           </w:tcPr>
           <w:p>
             <w:r>
-              <w:t xml:space="preserve">BN01</w:t>
+              <w:t>BN01</w:t>
             </w:r>
           </w:p>
         </w:tc>
@@ -11504,7 +12671,7 @@
           </w:tcPr>
           <w:p>
             <w:r>
-              <w:t xml:space="preserve">Codman GĐ2</w:t>
+              <w:t>Codman GĐ2</w:t>
             </w:r>
           </w:p>
         </w:tc>
@@ -11527,7 +12694,7 @@
           </w:tcPr>
           <w:p>
             <w:r>
-              <w:t xml:space="preserve">93,5 (8,9-178,2)</w:t>
+              <w:t>93,5 (8,9-178,2)</w:t>
             </w:r>
           </w:p>
         </w:tc>
@@ -11550,7 +12717,7 @@
           </w:tcPr>
           <w:p>
             <w:r>
-              <w:t xml:space="preserve">147,3 (2,3-180,0)</w:t>
+              <w:t>147,3 (2,3-180,0)</w:t>
             </w:r>
           </w:p>
         </w:tc>
@@ -11573,7 +12740,7 @@
           </w:tcPr>
           <w:p>
             <w:r>
-              <w:t xml:space="preserve">78,5</w:t>
+              <w:t>78,5</w:t>
             </w:r>
           </w:p>
         </w:tc>
@@ -11596,18 +12763,12 @@
           </w:tcPr>
           <w:p>
             <w:r>
-              <w:t xml:space="preserve">159,5</w:t>
+              <w:t>159,5</w:t>
             </w:r>
           </w:p>
         </w:tc>
       </w:tr>
       <w:tr>
-        <w:tblPrEx>
-          <w:tblCellMar>
-            <w:top w:w="0" w:type="dxa"/>
-            <w:bottom w:w="0" w:type="dxa"/>
-          </w:tblCellMar>
-        </w:tblPrEx>
         <w:tc>
           <w:tcPr>
             <w:tcW w:w="800" w:type="dxa"/>
@@ -11627,7 +12788,7 @@
           </w:tcPr>
           <w:p>
             <w:r>
-              <w:t xml:space="preserve">BN01</w:t>
+              <w:t>BN01</w:t>
             </w:r>
           </w:p>
         </w:tc>
@@ -11650,7 +12811,7 @@
           </w:tcPr>
           <w:p>
             <w:r>
-              <w:t xml:space="preserve">Codman GĐ3</w:t>
+              <w:t>Codman GĐ3</w:t>
             </w:r>
           </w:p>
         </w:tc>
@@ -11673,7 +12834,7 @@
           </w:tcPr>
           <w:p>
             <w:r>
-              <w:t xml:space="preserve">90,6 (14,7-152,6)</w:t>
+              <w:t>90,6 (14,7-152,6)</w:t>
             </w:r>
           </w:p>
         </w:tc>
@@ -11696,7 +12857,7 @@
           </w:tcPr>
           <w:p>
             <w:r>
-              <w:t xml:space="preserve">151,7 (71,6-179,8)</w:t>
+              <w:t>151,7 (71,6-179,8)</w:t>
             </w:r>
           </w:p>
         </w:tc>
@@ -11719,7 +12880,7 @@
           </w:tcPr>
           <w:p>
             <w:r>
-              <w:t xml:space="preserve">78,6</w:t>
+              <w:t>78,6</w:t>
             </w:r>
           </w:p>
         </w:tc>
@@ -11742,18 +12903,12 @@
           </w:tcPr>
           <w:p>
             <w:r>
-              <w:t xml:space="preserve">161,6</w:t>
+              <w:t>161,6</w:t>
             </w:r>
           </w:p>
         </w:tc>
       </w:tr>
       <w:tr>
-        <w:tblPrEx>
-          <w:tblCellMar>
-            <w:top w:w="0" w:type="dxa"/>
-            <w:bottom w:w="0" w:type="dxa"/>
-          </w:tblCellMar>
-        </w:tblPrEx>
         <w:tc>
           <w:tcPr>
             <w:tcW w:w="800" w:type="dxa"/>
@@ -11773,7 +12928,7 @@
           </w:tcPr>
           <w:p>
             <w:r>
-              <w:t xml:space="preserve">BN01</w:t>
+              <w:t>BN01</w:t>
             </w:r>
           </w:p>
         </w:tc>
@@ -11796,7 +12951,7 @@
           </w:tcPr>
           <w:p>
             <w:r>
-              <w:t xml:space="preserve">Với gậy - tất cả khung</w:t>
+              <w:t>Với gậy - tất cả khung</w:t>
             </w:r>
           </w:p>
         </w:tc>
@@ -11819,7 +12974,7 @@
           </w:tcPr>
           <w:p>
             <w:r>
-              <w:t xml:space="preserve">48,4 (1,5-147,9)</w:t>
+              <w:t>48,4 (1,5-147,9)</w:t>
             </w:r>
           </w:p>
         </w:tc>
@@ -11842,7 +12997,7 @@
           </w:tcPr>
           <w:p>
             <w:r>
-              <w:t xml:space="preserve">133,0 (5,9-179,9)</w:t>
+              <w:t>133,0 (5,9-179,9)</w:t>
             </w:r>
           </w:p>
         </w:tc>
@@ -11865,7 +13020,7 @@
           </w:tcPr>
           <w:p>
             <w:r>
-              <w:t xml:space="preserve">40,6</w:t>
+              <w:t>40,6</w:t>
             </w:r>
           </w:p>
         </w:tc>
@@ -11888,18 +13043,12 @@
           </w:tcPr>
           <w:p>
             <w:r>
-              <w:t xml:space="preserve">142,7</w:t>
+              <w:t>142,7</w:t>
             </w:r>
           </w:p>
         </w:tc>
       </w:tr>
       <w:tr>
-        <w:tblPrEx>
-          <w:tblCellMar>
-            <w:top w:w="0" w:type="dxa"/>
-            <w:bottom w:w="0" w:type="dxa"/>
-          </w:tblCellMar>
-        </w:tblPrEx>
         <w:tc>
           <w:tcPr>
             <w:tcW w:w="800" w:type="dxa"/>
@@ -11919,7 +13068,7 @@
           </w:tcPr>
           <w:p>
             <w:r>
-              <w:t xml:space="preserve">BN02</w:t>
+              <w:t>BN02</w:t>
             </w:r>
           </w:p>
         </w:tc>
@@ -11942,7 +13091,7 @@
           </w:tcPr>
           <w:p>
             <w:r>
-              <w:t xml:space="preserve">Codman GĐ1</w:t>
+              <w:t>Codman GĐ1</w:t>
             </w:r>
           </w:p>
         </w:tc>
@@ -11965,7 +13114,7 @@
           </w:tcPr>
           <w:p>
             <w:r>
-              <w:t xml:space="preserve">58,0 (0,2-138,8)</w:t>
+              <w:t>58,0 (0,2-138,8)</w:t>
             </w:r>
           </w:p>
         </w:tc>
@@ -11988,7 +13137,7 @@
           </w:tcPr>
           <w:p>
             <w:r>
-              <w:t xml:space="preserve">165,0 (125,6-180,0)</w:t>
+              <w:t>165,0 (125,6-180,0)</w:t>
             </w:r>
           </w:p>
         </w:tc>
@@ -12011,7 +13160,7 @@
           </w:tcPr>
           <w:p>
             <w:r>
-              <w:t xml:space="preserve">48,7</w:t>
+              <w:t>48,7</w:t>
             </w:r>
           </w:p>
         </w:tc>
@@ -12034,18 +13183,12 @@
           </w:tcPr>
           <w:p>
             <w:r>
-              <w:t xml:space="preserve">168,6</w:t>
+              <w:t>168,6</w:t>
             </w:r>
           </w:p>
         </w:tc>
       </w:tr>
       <w:tr>
-        <w:tblPrEx>
-          <w:tblCellMar>
-            <w:top w:w="0" w:type="dxa"/>
-            <w:bottom w:w="0" w:type="dxa"/>
-          </w:tblCellMar>
-        </w:tblPrEx>
         <w:tc>
           <w:tcPr>
             <w:tcW w:w="800" w:type="dxa"/>
@@ -12065,7 +13208,7 @@
           </w:tcPr>
           <w:p>
             <w:r>
-              <w:t xml:space="preserve">BN02</w:t>
+              <w:t>BN02</w:t>
             </w:r>
           </w:p>
         </w:tc>
@@ -12088,7 +13231,7 @@
           </w:tcPr>
           <w:p>
             <w:r>
-              <w:t xml:space="preserve">Codman GĐ2</w:t>
+              <w:t>Codman GĐ2</w:t>
             </w:r>
           </w:p>
         </w:tc>
@@ -12111,7 +13254,7 @@
           </w:tcPr>
           <w:p>
             <w:r>
-              <w:t xml:space="preserve">54,8 (0,0-121,1)</w:t>
+              <w:t>54,8 (0,0-121,1)</w:t>
             </w:r>
           </w:p>
         </w:tc>
@@ -12134,7 +13277,7 @@
           </w:tcPr>
           <w:p>
             <w:r>
-              <w:t xml:space="preserve">159,9 (2,2-180,0)</w:t>
+              <w:t>159,9 (2,2-180,0)</w:t>
             </w:r>
           </w:p>
         </w:tc>
@@ -12157,7 +13300,7 @@
           </w:tcPr>
           <w:p>
             <w:r>
-              <w:t xml:space="preserve">46,1</w:t>
+              <w:t>46,1</w:t>
             </w:r>
           </w:p>
         </w:tc>
@@ -12180,18 +13323,12 @@
           </w:tcPr>
           <w:p>
             <w:r>
-              <w:t xml:space="preserve">166,3</w:t>
+              <w:t>166,3</w:t>
             </w:r>
           </w:p>
         </w:tc>
       </w:tr>
       <w:tr>
-        <w:tblPrEx>
-          <w:tblCellMar>
-            <w:top w:w="0" w:type="dxa"/>
-            <w:bottom w:w="0" w:type="dxa"/>
-          </w:tblCellMar>
-        </w:tblPrEx>
         <w:tc>
           <w:tcPr>
             <w:tcW w:w="800" w:type="dxa"/>
@@ -12211,7 +13348,7 @@
           </w:tcPr>
           <w:p>
             <w:r>
-              <w:t xml:space="preserve">BN02</w:t>
+              <w:t>BN02</w:t>
             </w:r>
           </w:p>
         </w:tc>
@@ -12234,7 +13371,7 @@
           </w:tcPr>
           <w:p>
             <w:r>
-              <w:t xml:space="preserve">Codman GĐ3</w:t>
+              <w:t>Codman GĐ3</w:t>
             </w:r>
           </w:p>
         </w:tc>
@@ -12257,7 +13394,7 @@
           </w:tcPr>
           <w:p>
             <w:r>
-              <w:t xml:space="preserve">31,2 (0,0-175,9)</w:t>
+              <w:t>31,2 (0,0-175,9)</w:t>
             </w:r>
           </w:p>
         </w:tc>
@@ -12280,7 +13417,7 @@
           </w:tcPr>
           <w:p>
             <w:r>
-              <w:t xml:space="preserve">137,3 (4,7-179,8)</w:t>
+              <w:t>137,3 (4,7-179,8)</w:t>
             </w:r>
           </w:p>
         </w:tc>
@@ -12303,7 +13440,7 @@
           </w:tcPr>
           <w:p>
             <w:r>
-              <w:t xml:space="preserve">30,1</w:t>
+              <w:t>30,1</w:t>
             </w:r>
           </w:p>
         </w:tc>
@@ -12326,18 +13463,12 @@
           </w:tcPr>
           <w:p>
             <w:r>
-              <w:t xml:space="preserve">150,1</w:t>
+              <w:t>150,1</w:t>
             </w:r>
           </w:p>
         </w:tc>
       </w:tr>
       <w:tr>
-        <w:tblPrEx>
-          <w:tblCellMar>
-            <w:top w:w="0" w:type="dxa"/>
-            <w:bottom w:w="0" w:type="dxa"/>
-          </w:tblCellMar>
-        </w:tblPrEx>
         <w:tc>
           <w:tcPr>
             <w:tcW w:w="800" w:type="dxa"/>
@@ -12357,7 +13488,7 @@
           </w:tcPr>
           <w:p>
             <w:r>
-              <w:t xml:space="preserve">BN02</w:t>
+              <w:t>BN02</w:t>
             </w:r>
           </w:p>
         </w:tc>
@@ -12380,7 +13511,7 @@
           </w:tcPr>
           <w:p>
             <w:r>
-              <w:t xml:space="preserve">Với gậy - tất cả khung</w:t>
+              <w:t>Với gậy - tất cả khung</w:t>
             </w:r>
           </w:p>
         </w:tc>
@@ -12403,7 +13534,7 @@
           </w:tcPr>
           <w:p>
             <w:r>
-              <w:t xml:space="preserve">43,9 (0,3-121,9)</w:t>
+              <w:t>43,9 (0,3-121,9)</w:t>
             </w:r>
           </w:p>
         </w:tc>
@@ -12426,7 +13557,7 @@
           </w:tcPr>
           <w:p>
             <w:r>
-              <w:t xml:space="preserve">131,8 (14,7-179,7)</w:t>
+              <w:t>131,8 (14,7-179,7)</w:t>
             </w:r>
           </w:p>
         </w:tc>
@@ -12449,7 +13580,7 @@
           </w:tcPr>
           <w:p>
             <w:r>
-              <w:t xml:space="preserve">37,9</w:t>
+              <w:t>37,9</w:t>
             </w:r>
           </w:p>
         </w:tc>
@@ -12472,18 +13603,12 @@
           </w:tcPr>
           <w:p>
             <w:r>
-              <w:t xml:space="preserve">141,8</w:t>
+              <w:t>141,8</w:t>
             </w:r>
           </w:p>
         </w:tc>
       </w:tr>
       <w:tr>
-        <w:tblPrEx>
-          <w:tblCellMar>
-            <w:top w:w="0" w:type="dxa"/>
-            <w:bottom w:w="0" w:type="dxa"/>
-          </w:tblCellMar>
-        </w:tblPrEx>
         <w:tc>
           <w:tcPr>
             <w:tcW w:w="800" w:type="dxa"/>
@@ -12503,7 +13628,7 @@
           </w:tcPr>
           <w:p>
             <w:r>
-              <w:t xml:space="preserve">BN03</w:t>
+              <w:t>BN03</w:t>
             </w:r>
           </w:p>
         </w:tc>
@@ -12526,7 +13651,7 @@
           </w:tcPr>
           <w:p>
             <w:r>
-              <w:t xml:space="preserve">Codman GĐ1</w:t>
+              <w:t>Codman GĐ1</w:t>
             </w:r>
           </w:p>
         </w:tc>
@@ -12549,7 +13674,7 @@
           </w:tcPr>
           <w:p>
             <w:r>
-              <w:t xml:space="preserve">64,5 (0,0-136,6)</w:t>
+              <w:t>64,5 (0,0-136,6)</w:t>
             </w:r>
           </w:p>
         </w:tc>
@@ -12572,7 +13697,7 @@
           </w:tcPr>
           <w:p>
             <w:r>
-              <w:t xml:space="preserve">163,1 (129,8-179,6)</w:t>
+              <w:t>163,1 (129,8-179,6)</w:t>
             </w:r>
           </w:p>
         </w:tc>
@@ -12595,7 +13720,7 @@
           </w:tcPr>
           <w:p>
             <w:r>
-              <w:t xml:space="preserve">49,0</w:t>
+              <w:t>49,0</w:t>
             </w:r>
           </w:p>
         </w:tc>
@@ -12618,18 +13743,12 @@
           </w:tcPr>
           <w:p>
             <w:r>
-              <w:t xml:space="preserve">167,3</w:t>
+              <w:t>167,3</w:t>
             </w:r>
           </w:p>
         </w:tc>
       </w:tr>
       <w:tr>
-        <w:tblPrEx>
-          <w:tblCellMar>
-            <w:top w:w="0" w:type="dxa"/>
-            <w:bottom w:w="0" w:type="dxa"/>
-          </w:tblCellMar>
-        </w:tblPrEx>
         <w:tc>
           <w:tcPr>
             <w:tcW w:w="800" w:type="dxa"/>
@@ -12649,7 +13768,7 @@
           </w:tcPr>
           <w:p>
             <w:r>
-              <w:t xml:space="preserve">BN03</w:t>
+              <w:t>BN03</w:t>
             </w:r>
           </w:p>
         </w:tc>
@@ -12672,7 +13791,7 @@
           </w:tcPr>
           <w:p>
             <w:r>
-              <w:t xml:space="preserve">Codman GĐ2</w:t>
+              <w:t>Codman GĐ2</w:t>
             </w:r>
           </w:p>
         </w:tc>
@@ -12695,7 +13814,7 @@
           </w:tcPr>
           <w:p>
             <w:r>
-              <w:t xml:space="preserve">61,6 (10,0-126,3)</w:t>
+              <w:t>61,6 (10,0-126,3)</w:t>
             </w:r>
           </w:p>
         </w:tc>
@@ -12718,7 +13837,7 @@
           </w:tcPr>
           <w:p>
             <w:r>
-              <w:t xml:space="preserve">162,0 (69,6-179,0)</w:t>
+              <w:t>162,0 (69,6-179,0)</w:t>
             </w:r>
           </w:p>
         </w:tc>
@@ -12741,7 +13860,7 @@
           </w:tcPr>
           <w:p>
             <w:r>
-              <w:t xml:space="preserve">49,4</w:t>
+              <w:t>49,4</w:t>
             </w:r>
           </w:p>
         </w:tc>
@@ -12764,18 +13883,12 @@
           </w:tcPr>
           <w:p>
             <w:r>
-              <w:t xml:space="preserve">167,7</w:t>
+              <w:t>167,7</w:t>
             </w:r>
           </w:p>
         </w:tc>
       </w:tr>
       <w:tr>
-        <w:tblPrEx>
-          <w:tblCellMar>
-            <w:top w:w="0" w:type="dxa"/>
-            <w:bottom w:w="0" w:type="dxa"/>
-          </w:tblCellMar>
-        </w:tblPrEx>
         <w:tc>
           <w:tcPr>
             <w:tcW w:w="800" w:type="dxa"/>
@@ -12795,7 +13908,7 @@
           </w:tcPr>
           <w:p>
             <w:r>
-              <w:t xml:space="preserve">BN03</w:t>
+              <w:t>BN03</w:t>
             </w:r>
           </w:p>
         </w:tc>
@@ -12818,7 +13931,7 @@
           </w:tcPr>
           <w:p>
             <w:r>
-              <w:t xml:space="preserve">Codman GĐ3</w:t>
+              <w:t>Codman GĐ3</w:t>
             </w:r>
           </w:p>
         </w:tc>
@@ -12841,7 +13954,7 @@
           </w:tcPr>
           <w:p>
             <w:r>
-              <w:t xml:space="preserve">38,7 (0,0-146,1)</w:t>
+              <w:t>38,7 (0,0-146,1)</w:t>
             </w:r>
           </w:p>
         </w:tc>
@@ -12864,7 +13977,7 @@
           </w:tcPr>
           <w:p>
             <w:r>
-              <w:t xml:space="preserve">140,9 (5,7-178,4)</w:t>
+              <w:t>140,9 (5,7-178,4)</w:t>
             </w:r>
           </w:p>
         </w:tc>
@@ -12887,7 +14000,7 @@
           </w:tcPr>
           <w:p>
             <w:r>
-              <w:t xml:space="preserve">31,6</w:t>
+              <w:t>31,6</w:t>
             </w:r>
           </w:p>
         </w:tc>
@@ -12910,18 +14023,12 @@
           </w:tcPr>
           <w:p>
             <w:r>
-              <w:t xml:space="preserve">156,8</w:t>
+              <w:t>156,8</w:t>
             </w:r>
           </w:p>
         </w:tc>
       </w:tr>
       <w:tr>
-        <w:tblPrEx>
-          <w:tblCellMar>
-            <w:top w:w="0" w:type="dxa"/>
-            <w:bottom w:w="0" w:type="dxa"/>
-          </w:tblCellMar>
-        </w:tblPrEx>
         <w:tc>
           <w:tcPr>
             <w:tcW w:w="800" w:type="dxa"/>
@@ -12941,7 +14048,7 @@
           </w:tcPr>
           <w:p>
             <w:r>
-              <w:t xml:space="preserve">BN03</w:t>
+              <w:t>BN03</w:t>
             </w:r>
           </w:p>
         </w:tc>
@@ -12964,7 +14071,7 @@
           </w:tcPr>
           <w:p>
             <w:r>
-              <w:t xml:space="preserve">Với gậy - tất cả khung</w:t>
+              <w:t>Với gậy - tất cả khung</w:t>
             </w:r>
           </w:p>
         </w:tc>
@@ -12987,7 +14094,7 @@
           </w:tcPr>
           <w:p>
             <w:r>
-              <w:t xml:space="preserve">58,0 (0,5-160,2)</w:t>
+              <w:t>58,0 (0,5-160,2)</w:t>
             </w:r>
           </w:p>
         </w:tc>
@@ -13010,7 +14117,7 @@
           </w:tcPr>
           <w:p>
             <w:r>
-              <w:t xml:space="preserve">131,2 (19,1-179,9)</w:t>
+              <w:t>131,2 (19,1-179,9)</w:t>
             </w:r>
           </w:p>
         </w:tc>
@@ -13033,7 +14140,7 @@
           </w:tcPr>
           <w:p>
             <w:r>
-              <w:t xml:space="preserve">50,0</w:t>
+              <w:t>50,0</w:t>
             </w:r>
           </w:p>
         </w:tc>
@@ -13056,18 +14163,12 @@
           </w:tcPr>
           <w:p>
             <w:r>
-              <w:t xml:space="preserve">147,9</w:t>
+              <w:t>147,9</w:t>
             </w:r>
           </w:p>
         </w:tc>
       </w:tr>
       <w:tr>
-        <w:tblPrEx>
-          <w:tblCellMar>
-            <w:top w:w="0" w:type="dxa"/>
-            <w:bottom w:w="0" w:type="dxa"/>
-          </w:tblCellMar>
-        </w:tblPrEx>
         <w:tc>
           <w:tcPr>
             <w:tcW w:w="800" w:type="dxa"/>
@@ -13087,7 +14188,7 @@
           </w:tcPr>
           <w:p>
             <w:r>
-              <w:t xml:space="preserve">BN04</w:t>
+              <w:t>BN04</w:t>
             </w:r>
           </w:p>
         </w:tc>
@@ -13110,7 +14211,7 @@
           </w:tcPr>
           <w:p>
             <w:r>
-              <w:t xml:space="preserve">Codman GĐ1</w:t>
+              <w:t>Codman GĐ1</w:t>
             </w:r>
           </w:p>
         </w:tc>
@@ -13133,7 +14234,7 @@
           </w:tcPr>
           <w:p>
             <w:r>
-              <w:t xml:space="preserve">40,1 (0,0-100,5)</w:t>
+              <w:t>40,1 (0,0-100,5)</w:t>
             </w:r>
           </w:p>
         </w:tc>
@@ -13156,7 +14257,7 @@
           </w:tcPr>
           <w:p>
             <w:r>
-              <w:t xml:space="preserve">156,1 (117,8-175,9)</w:t>
+              <w:t>156,1 (117,8-175,9)</w:t>
             </w:r>
           </w:p>
         </w:tc>
@@ -13179,7 +14280,7 @@
           </w:tcPr>
           <w:p>
             <w:r>
-              <w:t xml:space="preserve">27,1</w:t>
+              <w:t>27,1</w:t>
             </w:r>
           </w:p>
         </w:tc>
@@ -13202,18 +14303,12 @@
           </w:tcPr>
           <w:p>
             <w:r>
-              <w:t xml:space="preserve">164,1</w:t>
+              <w:t>164,1</w:t>
             </w:r>
           </w:p>
         </w:tc>
       </w:tr>
       <w:tr>
-        <w:tblPrEx>
-          <w:tblCellMar>
-            <w:top w:w="0" w:type="dxa"/>
-            <w:bottom w:w="0" w:type="dxa"/>
-          </w:tblCellMar>
-        </w:tblPrEx>
         <w:tc>
           <w:tcPr>
             <w:tcW w:w="800" w:type="dxa"/>
@@ -13233,7 +14328,7 @@
           </w:tcPr>
           <w:p>
             <w:r>
-              <w:t xml:space="preserve">BN04</w:t>
+              <w:t>BN04</w:t>
             </w:r>
           </w:p>
         </w:tc>
@@ -13256,7 +14351,7 @@
           </w:tcPr>
           <w:p>
             <w:r>
-              <w:t xml:space="preserve">Codman GĐ2</w:t>
+              <w:t>Codman GĐ2</w:t>
             </w:r>
           </w:p>
         </w:tc>
@@ -13279,7 +14374,7 @@
           </w:tcPr>
           <w:p>
             <w:r>
-              <w:t xml:space="preserve">40,2 (0,2-96,4)</w:t>
+              <w:t>40,2 (0,2-96,4)</w:t>
             </w:r>
           </w:p>
         </w:tc>
@@ -13302,7 +14397,7 @@
           </w:tcPr>
           <w:p>
             <w:r>
-              <w:t xml:space="preserve">157,6 (126,7-171,4)</w:t>
+              <w:t>157,6 (126,7-171,4)</w:t>
             </w:r>
           </w:p>
         </w:tc>
@@ -13325,7 +14420,7 @@
           </w:tcPr>
           <w:p>
             <w:r>
-              <w:t xml:space="preserve">25,9</w:t>
+              <w:t>25,9</w:t>
             </w:r>
           </w:p>
         </w:tc>
@@ -13348,18 +14443,12 @@
           </w:tcPr>
           <w:p>
             <w:r>
-              <w:t xml:space="preserve">166,5</w:t>
+              <w:t>166,5</w:t>
             </w:r>
           </w:p>
         </w:tc>
       </w:tr>
       <w:tr>
-        <w:tblPrEx>
-          <w:tblCellMar>
-            <w:top w:w="0" w:type="dxa"/>
-            <w:bottom w:w="0" w:type="dxa"/>
-          </w:tblCellMar>
-        </w:tblPrEx>
         <w:tc>
           <w:tcPr>
             <w:tcW w:w="800" w:type="dxa"/>
@@ -13379,7 +14468,7 @@
           </w:tcPr>
           <w:p>
             <w:r>
-              <w:t xml:space="preserve">BN04</w:t>
+              <w:t>BN04</w:t>
             </w:r>
           </w:p>
         </w:tc>
@@ -13402,7 +14491,7 @@
           </w:tcPr>
           <w:p>
             <w:r>
-              <w:t xml:space="preserve">Codman GĐ3</w:t>
+              <w:t>Codman GĐ3</w:t>
             </w:r>
           </w:p>
         </w:tc>
@@ -13425,7 +14514,7 @@
           </w:tcPr>
           <w:p>
             <w:r>
-              <w:t xml:space="preserve">30,7 (0,0-69,1)</w:t>
+              <w:t>30,7 (0,0-69,1)</w:t>
             </w:r>
           </w:p>
         </w:tc>
@@ -13448,7 +14537,7 @@
           </w:tcPr>
           <w:p>
             <w:r>
-              <w:t xml:space="preserve">151,8 (128,3-167,3)</w:t>
+              <w:t>151,8 (128,3-167,3)</w:t>
             </w:r>
           </w:p>
         </w:tc>
@@ -13471,7 +14560,7 @@
           </w:tcPr>
           <w:p>
             <w:r>
-              <w:t xml:space="preserve">16,9</w:t>
+              <w:t>16,9</w:t>
             </w:r>
           </w:p>
         </w:tc>
@@ -13494,18 +14583,12 @@
           </w:tcPr>
           <w:p>
             <w:r>
-              <w:t xml:space="preserve">162,1</w:t>
+              <w:t>162,1</w:t>
             </w:r>
           </w:p>
         </w:tc>
       </w:tr>
       <w:tr>
-        <w:tblPrEx>
-          <w:tblCellMar>
-            <w:top w:w="0" w:type="dxa"/>
-            <w:bottom w:w="0" w:type="dxa"/>
-          </w:tblCellMar>
-        </w:tblPrEx>
         <w:tc>
           <w:tcPr>
             <w:tcW w:w="800" w:type="dxa"/>
@@ -13525,7 +14608,7 @@
           </w:tcPr>
           <w:p>
             <w:r>
-              <w:t xml:space="preserve">BN04</w:t>
+              <w:t>BN04</w:t>
             </w:r>
           </w:p>
         </w:tc>
@@ -13548,7 +14631,7 @@
           </w:tcPr>
           <w:p>
             <w:r>
-              <w:t xml:space="preserve">Với gậy - tất cả khung</w:t>
+              <w:t>Với gậy - tất cả khung</w:t>
             </w:r>
           </w:p>
         </w:tc>
@@ -13571,7 +14654,7 @@
           </w:tcPr>
           <w:p>
             <w:r>
-              <w:t xml:space="preserve">60,1 (0,9-160,4)</w:t>
+              <w:t>60,1 (0,9-160,4)</w:t>
             </w:r>
           </w:p>
         </w:tc>
@@ -13594,7 +14677,7 @@
           </w:tcPr>
           <w:p>
             <w:r>
-              <w:t xml:space="preserve">134,3 (0,7-179,4)</w:t>
+              <w:t>134,3 (0,7-179,4)</w:t>
             </w:r>
           </w:p>
         </w:tc>
@@ -13617,7 +14700,7 @@
           </w:tcPr>
           <w:p>
             <w:r>
-              <w:t xml:space="preserve">70,4</w:t>
+              <w:t>70,4</w:t>
             </w:r>
           </w:p>
         </w:tc>
@@ -13640,7 +14723,7 @@
           </w:tcPr>
           <w:p>
             <w:r>
-              <w:t xml:space="preserve">152,9</w:t>
+              <w:t>152,9</w:t>
             </w:r>
           </w:p>
         </w:tc>
@@ -13652,7 +14735,7 @@
         <w:jc w:val="center"/>
       </w:pPr>
       <w:r>
-        <w:t xml:space="preserve">Ghi chú: ROM = biên độ vận động; TB = trung bình; TC = góc tham chiếu trong CSV (shoulder_ref/elbow_ref). Đơn vị: độ.</w:t>
+        <w:t>Ghi chú: ROM = biên độ vận động; TB = trung bình; TC = góc tham chiếu trong CSV (shoulder_ref/elbow_ref). Đơn vị: độ.</w:t>
       </w:r>
     </w:p>
     <w:p>
@@ -13667,6 +14750,7 @@
           <w:sz w:val="24"/>
           <w:szCs w:val="24"/>
         </w:rPr>
+        <w:lastRenderedPageBreak/>
         <w:t>Phụ lục 2. Tóm tắt nhận định lâm sàng và kết quả đánh giá của bác sĩ/nghiên cứu viên</w:t>
       </w:r>
     </w:p>
@@ -13688,18 +14772,12 @@
         <w:tblLook w:val="04A0" w:firstRow="1" w:lastRow="0" w:firstColumn="1" w:lastColumn="0" w:noHBand="0" w:noVBand="1"/>
       </w:tblPr>
       <w:tblGrid>
-        <w:gridCol w:w="900"/>
-        <w:gridCol w:w="1900"/>
-        <w:gridCol w:w="4726"/>
-        <w:gridCol w:w="1500"/>
+        <w:gridCol w:w="896"/>
+        <w:gridCol w:w="1864"/>
+        <w:gridCol w:w="4590"/>
+        <w:gridCol w:w="1676"/>
       </w:tblGrid>
       <w:tr>
-        <w:tblPrEx>
-          <w:tblCellMar>
-            <w:top w:w="0" w:type="dxa"/>
-            <w:bottom w:w="0" w:type="dxa"/>
-          </w:tblCellMar>
-        </w:tblPrEx>
         <w:tc>
           <w:tcPr>
             <w:tcW w:w="900" w:type="dxa"/>
@@ -13719,7 +14797,7 @@
           </w:tcPr>
           <w:p>
             <w:r>
-              <w:t xml:space="preserve">Mã BN</w:t>
+              <w:t>Mã BN</w:t>
             </w:r>
           </w:p>
         </w:tc>
@@ -13742,7 +14820,7 @@
           </w:tcPr>
           <w:p>
             <w:r>
-              <w:t xml:space="preserve">Bài tập</w:t>
+              <w:t>Bài tập</w:t>
             </w:r>
           </w:p>
         </w:tc>
@@ -13765,7 +14843,7 @@
           </w:tcPr>
           <w:p>
             <w:r>
-              <w:t xml:space="preserve">Nhận định lâm sàng</w:t>
+              <w:t>Nhận định lâm sàng</w:t>
             </w:r>
           </w:p>
         </w:tc>
@@ -13788,18 +14866,12 @@
           </w:tcPr>
           <w:p>
             <w:r>
-              <w:t xml:space="preserve">Kết quả</w:t>
+              <w:t>Kết quả</w:t>
             </w:r>
           </w:p>
         </w:tc>
       </w:tr>
       <w:tr>
-        <w:tblPrEx>
-          <w:tblCellMar>
-            <w:top w:w="0" w:type="dxa"/>
-            <w:bottom w:w="0" w:type="dxa"/>
-          </w:tblCellMar>
-        </w:tblPrEx>
         <w:tc>
           <w:tcPr>
             <w:tcW w:w="900" w:type="dxa"/>
@@ -13819,7 +14891,7 @@
           </w:tcPr>
           <w:p>
             <w:r>
-              <w:t xml:space="preserve">BN01</w:t>
+              <w:t>BN01</w:t>
             </w:r>
           </w:p>
         </w:tc>
@@ -13842,7 +14914,7 @@
           </w:tcPr>
           <w:p>
             <w:r>
-              <w:t xml:space="preserve">Con lắc Codman</w:t>
+              <w:t>Con lắc Codman</w:t>
             </w:r>
           </w:p>
         </w:tc>
@@ -13865,7 +14937,7 @@
           </w:tcPr>
           <w:p>
             <w:r>
-              <w:t xml:space="preserve">Nhiều khung NEAR/FAIL; có frame hai người trong ảnh nên overlay vẫn nhận pose nhưng dễ nhiễu vùng mặt/tay người hỗ trợ.</w:t>
+              <w:t>Nhiều khung NEAR/FAIL; có frame hai người trong ảnh nên overlay vẫn nhận pose nhưng dễ nhiễu vùng mặt/tay người hỗ trợ.</w:t>
             </w:r>
           </w:p>
         </w:tc>
@@ -13888,18 +14960,12 @@
           </w:tcPr>
           <w:p>
             <w:r>
-              <w:t xml:space="preserve">Chưa ổn định (ACC tổng 40,3%; PASS+NEAR 76,3%)</w:t>
+              <w:t>Chưa ổn định (ACC tổng 40,3%; PASS+NEAR 76,3%)</w:t>
             </w:r>
           </w:p>
         </w:tc>
       </w:tr>
       <w:tr>
-        <w:tblPrEx>
-          <w:tblCellMar>
-            <w:top w:w="0" w:type="dxa"/>
-            <w:bottom w:w="0" w:type="dxa"/>
-          </w:tblCellMar>
-        </w:tblPrEx>
         <w:tc>
           <w:tcPr>
             <w:tcW w:w="900" w:type="dxa"/>
@@ -13919,7 +14985,7 @@
           </w:tcPr>
           <w:p>
             <w:r>
-              <w:t xml:space="preserve">BN01</w:t>
+              <w:t>BN01</w:t>
             </w:r>
           </w:p>
         </w:tc>
@@ -13942,7 +15008,7 @@
           </w:tcPr>
           <w:p>
             <w:r>
-              <w:t xml:space="preserve">Bài tập với gậy</w:t>
+              <w:t>Bài tập với gậy</w:t>
             </w:r>
           </w:p>
         </w:tc>
@@ -13965,7 +15031,7 @@
           </w:tcPr>
           <w:p>
             <w:r>
-              <w:t xml:space="preserve">Chuyển động gậy còn bù trừ; PASS+NEAR khá nhưng PASS thuần thấp.</w:t>
+              <w:t>Chuyển động gậy còn bù trừ; PASS+NEAR khá nhưng PASS thuần thấp.</w:t>
             </w:r>
           </w:p>
         </w:tc>
@@ -13988,18 +15054,12 @@
           </w:tcPr>
           <w:p>
             <w:r>
-              <w:t xml:space="preserve">Chưa đạt (ACC 39,7%)</w:t>
+              <w:t>Chưa đạt (ACC 39,7%)</w:t>
             </w:r>
           </w:p>
         </w:tc>
       </w:tr>
       <w:tr>
-        <w:tblPrEx>
-          <w:tblCellMar>
-            <w:top w:w="0" w:type="dxa"/>
-            <w:bottom w:w="0" w:type="dxa"/>
-          </w:tblCellMar>
-        </w:tblPrEx>
         <w:tc>
           <w:tcPr>
             <w:tcW w:w="900" w:type="dxa"/>
@@ -14019,7 +15079,7 @@
           </w:tcPr>
           <w:p>
             <w:r>
-              <w:t xml:space="preserve">BN02</w:t>
+              <w:t>BN02</w:t>
             </w:r>
           </w:p>
         </w:tc>
@@ -14042,7 +15102,7 @@
           </w:tcPr>
           <w:p>
             <w:r>
-              <w:t xml:space="preserve">Con lắc Codman</w:t>
+              <w:t>Con lắc Codman</w:t>
             </w:r>
           </w:p>
         </w:tc>
@@ -14065,7 +15125,7 @@
           </w:tcPr>
           <w:p>
             <w:r>
-              <w:t xml:space="preserve">GĐ1-GĐ2 tốt, GĐ3 giảm rõ khi ngưỡng siết xuống ±15°.</w:t>
+              <w:t>GĐ1-GĐ2 tốt, GĐ3 giảm rõ khi ngưỡng siết xuống ±15°.</w:t>
             </w:r>
           </w:p>
         </w:tc>
@@ -14088,18 +15148,12 @@
           </w:tcPr>
           <w:p>
             <w:r>
-              <w:t xml:space="preserve">Tương đối tốt (G1 98,6%; G2 93,1%; G3 35,5%; tổng 75,3%)</w:t>
+              <w:t>Tương đối tốt (G1 98,6%; G2 93,1%; G3 35,5%; tổng 75,3%)</w:t>
             </w:r>
           </w:p>
         </w:tc>
       </w:tr>
       <w:tr>
-        <w:tblPrEx>
-          <w:tblCellMar>
-            <w:top w:w="0" w:type="dxa"/>
-            <w:bottom w:w="0" w:type="dxa"/>
-          </w:tblCellMar>
-        </w:tblPrEx>
         <w:tc>
           <w:tcPr>
             <w:tcW w:w="900" w:type="dxa"/>
@@ -14119,7 +15173,7 @@
           </w:tcPr>
           <w:p>
             <w:r>
-              <w:t xml:space="preserve">BN02</w:t>
+              <w:t>BN02</w:t>
             </w:r>
           </w:p>
         </w:tc>
@@ -14142,7 +15196,7 @@
           </w:tcPr>
           <w:p>
             <w:r>
-              <w:t xml:space="preserve">Bài tập với gậy</w:t>
+              <w:t>Bài tập với gậy</w:t>
             </w:r>
           </w:p>
         </w:tc>
@@ -14165,7 +15219,7 @@
           </w:tcPr>
           <w:p>
             <w:r>
-              <w:t xml:space="preserve">Gập duỗi khuỷu và sai khác góc so với tham chiếu còn đáng kể.</w:t>
+              <w:t>Gập duỗi khuỷu và sai khác góc so với tham chiếu còn đáng kể.</w:t>
             </w:r>
           </w:p>
         </w:tc>
@@ -14188,18 +15242,12 @@
           </w:tcPr>
           <w:p>
             <w:r>
-              <w:t xml:space="preserve">Chưa đạt (ACC 37,5%)</w:t>
+              <w:t>Chưa đạt (ACC 37,5%)</w:t>
             </w:r>
           </w:p>
         </w:tc>
       </w:tr>
       <w:tr>
-        <w:tblPrEx>
-          <w:tblCellMar>
-            <w:top w:w="0" w:type="dxa"/>
-            <w:bottom w:w="0" w:type="dxa"/>
-          </w:tblCellMar>
-        </w:tblPrEx>
         <w:tc>
           <w:tcPr>
             <w:tcW w:w="900" w:type="dxa"/>
@@ -14219,7 +15267,7 @@
           </w:tcPr>
           <w:p>
             <w:r>
-              <w:t xml:space="preserve">BN03</w:t>
+              <w:t>BN03</w:t>
             </w:r>
           </w:p>
         </w:tc>
@@ -14242,7 +15290,7 @@
           </w:tcPr>
           <w:p>
             <w:r>
-              <w:t xml:space="preserve">Con lắc Codman</w:t>
+              <w:t>Con lắc Codman</w:t>
             </w:r>
           </w:p>
         </w:tc>
@@ -14265,7 +15313,7 @@
           </w:tcPr>
           <w:p>
             <w:r>
-              <w:t xml:space="preserve">GĐ1-GĐ2 tương đối ổn; GĐ3 giảm do yêu cầu chính xác cao hơn.</w:t>
+              <w:t>GĐ1-GĐ2 tương đối ổn; GĐ3 giảm do yêu cầu chính xác cao hơn.</w:t>
             </w:r>
           </w:p>
         </w:tc>
@@ -14288,18 +15336,12 @@
           </w:tcPr>
           <w:p>
             <w:r>
-              <w:t xml:space="preserve">Tương đối tốt (G1 98,1%; G2 88,7%; G3 48,5%; tổng 78,2%)</w:t>
+              <w:t>Tương đối tốt (G1 98,1%; G2 88,7%; G3 48,5%; tổng 78,2%)</w:t>
             </w:r>
           </w:p>
         </w:tc>
       </w:tr>
       <w:tr>
-        <w:tblPrEx>
-          <w:tblCellMar>
-            <w:top w:w="0" w:type="dxa"/>
-            <w:bottom w:w="0" w:type="dxa"/>
-          </w:tblCellMar>
-        </w:tblPrEx>
         <w:tc>
           <w:tcPr>
             <w:tcW w:w="900" w:type="dxa"/>
@@ -14319,7 +15361,7 @@
           </w:tcPr>
           <w:p>
             <w:r>
-              <w:t xml:space="preserve">BN03</w:t>
+              <w:t>BN03</w:t>
             </w:r>
           </w:p>
         </w:tc>
@@ -14342,7 +15384,7 @@
           </w:tcPr>
           <w:p>
             <w:r>
-              <w:t xml:space="preserve">Bài tập với gậy</w:t>
+              <w:t>Bài tập với gậy</w:t>
             </w:r>
           </w:p>
         </w:tc>
@@ -14365,7 +15407,7 @@
           </w:tcPr>
           <w:p>
             <w:r>
-              <w:t xml:space="preserve">Ca bài gậy tốt nhất trong full export nhưng vẫn còn nhiều NEAR/FAIL.</w:t>
+              <w:t>Ca bài gậy tốt nhất trong full export nhưng vẫn còn nhiều NEAR/FAIL.</w:t>
             </w:r>
           </w:p>
         </w:tc>
@@ -14388,18 +15430,12 @@
           </w:tcPr>
           <w:p>
             <w:r>
-              <w:t xml:space="preserve">Tốt nhất nhóm gậy (ACC 44,1%; PASS+NEAR 65,9%)</w:t>
+              <w:t>Tốt nhất nhóm gậy (ACC 44,1%; PASS+NEAR 65,9%)</w:t>
             </w:r>
           </w:p>
         </w:tc>
       </w:tr>
       <w:tr>
-        <w:tblPrEx>
-          <w:tblCellMar>
-            <w:top w:w="0" w:type="dxa"/>
-            <w:bottom w:w="0" w:type="dxa"/>
-          </w:tblCellMar>
-        </w:tblPrEx>
         <w:tc>
           <w:tcPr>
             <w:tcW w:w="900" w:type="dxa"/>
@@ -14419,7 +15455,7 @@
           </w:tcPr>
           <w:p>
             <w:r>
-              <w:t xml:space="preserve">BN04</w:t>
+              <w:t>BN04</w:t>
             </w:r>
           </w:p>
         </w:tc>
@@ -14442,7 +15478,7 @@
           </w:tcPr>
           <w:p>
             <w:r>
-              <w:t xml:space="preserve">Con lắc Codman</w:t>
+              <w:t>Con lắc Codman</w:t>
             </w:r>
           </w:p>
         </w:tc>
@@ -14465,7 +15501,7 @@
           </w:tcPr>
           <w:p>
             <w:r>
-              <w:t xml:space="preserve">Theo REF trong CSV, tỷ lệ PASS cao ở GĐ1-GĐ2; vẫn cần chuyên gia xác nhận độc lập về chất lượng kỹ thuật lâm sàng.</w:t>
+              <w:t>Theo REF trong CSV, tỷ lệ PASS cao ở GĐ1-GĐ2; vẫn cần chuyên gia xác nhận độc lập về chất lượng kỹ thuật lâm sàng.</w:t>
             </w:r>
           </w:p>
         </w:tc>
@@ -14488,18 +15524,12 @@
           </w:tcPr>
           <w:p>
             <w:r>
-              <w:t xml:space="preserve">Tốt theo REF (G1 100,0%; G2 100,0%; G3 68,8%; tổng 90,8%)</w:t>
+              <w:t>Tốt theo REF (G1 100,0%; G2 100,0%; G3 68,8%; tổng 90,8%)</w:t>
             </w:r>
           </w:p>
         </w:tc>
       </w:tr>
       <w:tr>
-        <w:tblPrEx>
-          <w:tblCellMar>
-            <w:top w:w="0" w:type="dxa"/>
-            <w:bottom w:w="0" w:type="dxa"/>
-          </w:tblCellMar>
-        </w:tblPrEx>
         <w:tc>
           <w:tcPr>
             <w:tcW w:w="900" w:type="dxa"/>
@@ -14519,7 +15549,7 @@
           </w:tcPr>
           <w:p>
             <w:r>
-              <w:t xml:space="preserve">BN04</w:t>
+              <w:t>BN04</w:t>
             </w:r>
           </w:p>
         </w:tc>
@@ -14542,7 +15572,7 @@
           </w:tcPr>
           <w:p>
             <w:r>
-              <w:t xml:space="preserve">Bài tập với gậy</w:t>
+              <w:t>Bài tập với gậy</w:t>
             </w:r>
           </w:p>
         </w:tc>
@@ -14565,7 +15595,7 @@
           </w:tcPr>
           <w:p>
             <w:r>
-              <w:t xml:space="preserve">Nhiều khung UNKNOWN do lọc/pose; chuyển động nâng gậy khó kiểm soát trục đối xứng.</w:t>
+              <w:t>Nhiều khung UNKNOWN do lọc/pose; chuyển động nâng gậy khó kiểm soát trục đối xứng.</w:t>
             </w:r>
           </w:p>
         </w:tc>
@@ -14588,7 +15618,7 @@
           </w:tcPr>
           <w:p>
             <w:r>
-              <w:t xml:space="preserve">Chưa đạt (ACC 31,7%; UNKNOWN 4.098 khung)</w:t>
+              <w:t>Chưa đạt (ACC 31,7%; UNKNOWN 4.098 khung)</w:t>
             </w:r>
           </w:p>
         </w:tc>
@@ -14606,11 +15636,11 @@
           <w:sz w:val="24"/>
           <w:szCs w:val="24"/>
         </w:rPr>
-        <w:t>Nguồn dữ liệu hệ thống: https://rehab-ai-monitor.com  •  Bộ dữ liệu: huggingface.co/datasets/quynhphuong1209/Rehab-AI-Monitor-2026-data</w:t>
+        <w:t>Nguồn dữ liệu hệ thống: Frontend https://rehab-ai-monitor.com; Backend/API https://api.rehab-ai-monitor.com; GitHub github.com/quynhphuong1209/Rehab-AI-Monitor-UI-new; Dataset huggingface.co/datasets/quynhphuong1209/Rehab-AI-Monitor-2026-data</w:t>
       </w:r>
     </w:p>
     <w:sectPr>
-      <w:footerReference w:type="default" r:id="rId20"/>
+      <w:footerReference w:type="default" r:id="rId16"/>
       <w:pgSz w:w="11906" w:h="16838"/>
       <w:pgMar w:top="1440" w:right="1440" w:bottom="1440" w:left="1440" w:header="708" w:footer="708" w:gutter="0"/>
       <w:cols w:space="720"/>

--- a/Bao_cao_toan_van_Rehab_AI_Monitor_DaSuaTrichDan_bo_sung_them_frames_final.docx
+++ b/Bao_cao_toan_van_Rehab_AI_Monitor_DaSuaTrichDan_bo_sung_them_frames_final.docx
@@ -4,8 +4,14 @@
   <w:body>
     <w:p>
       <w:pPr>
-        <w:spacing w:after="120"/>
+        <w:spacing w:after="40"/>
         <w:jc w:val="center"/>
+        <w:rPr>
+          <w:b/>
+          <w:bCs/>
+          <w:sz w:val="28"/>
+          <w:szCs w:val="28"/>
+        </w:rPr>
       </w:pPr>
       <w:r>
         <w:rPr>
@@ -14,13 +20,59 @@
           <w:sz w:val="28"/>
           <w:szCs w:val="28"/>
         </w:rPr>
-        <w:t>ỨNG DỤNG TRÍ TUỆ NHÂN TẠO VÀ THỊ GIÁC MÁY TÍNH TRONG GIÁM SÁT TẬP LUYỆN PHỤC HỒI CHỨC NĂNG KHỚP VAI TỪ XA</w:t>
+        <w:t>ỨNG DỤNG TRÍ TUỆ NHÂN TẠO (AI) VÀ THỊ GIÁC MÁY TÍNH</w:t>
       </w:r>
     </w:p>
     <w:p>
       <w:pPr>
         <w:spacing w:after="40"/>
         <w:jc w:val="center"/>
+        <w:rPr>
+          <w:b/>
+          <w:bCs/>
+          <w:sz w:val="28"/>
+          <w:szCs w:val="28"/>
+        </w:rPr>
+      </w:pPr>
+      <w:r>
+        <w:rPr>
+          <w:b/>
+          <w:bCs/>
+          <w:sz w:val="28"/>
+          <w:szCs w:val="28"/>
+        </w:rPr>
+        <w:t>TRONG GIÁM SÁT TẬP LUYỆN PHỤC HỒI CHỨC NĂNG TỪ XA TẠI</w:t>
+      </w:r>
+    </w:p>
+    <w:p>
+      <w:pPr>
+        <w:spacing w:after="40"/>
+        <w:jc w:val="center"/>
+        <w:rPr>
+          <w:b/>
+          <w:bCs/>
+          <w:sz w:val="28"/>
+          <w:szCs w:val="28"/>
+        </w:rPr>
+      </w:pPr>
+      <w:r>
+        <w:rPr>
+          <w:b/>
+          <w:bCs/>
+          <w:sz w:val="28"/>
+          <w:szCs w:val="28"/>
+        </w:rPr>
+        <w:t>VIỆT NAM</w:t>
+      </w:r>
+    </w:p>
+    <w:p>
+      <w:pPr>
+        <w:spacing w:before="100" w:after="120"/>
+        <w:jc w:val="right"/>
+        <w:rPr>
+          <w:sz w:val="24"/>
+          <w:szCs w:val="24"/>
+        </w:rPr>
       </w:pPr>
       <w:r>
         <w:rPr>
@@ -29,20 +81,57 @@
           <w:sz w:val="24"/>
           <w:szCs w:val="24"/>
         </w:rPr>
-        <w:t xml:space="preserve">Báo cáo viên: </w:t>
+        <w:t>Người hướng dẫn:</w:t>
       </w:r>
       <w:r>
         <w:rPr>
           <w:sz w:val="24"/>
           <w:szCs w:val="24"/>
         </w:rPr>
-        <w:t>Đinh Lê Quỳnh Phương (Lớp CNCQ KHDL1-1A)</w:t>
+        <w:t xml:space="preserve"> </w:t>
+      </w:r>
+      <w:r>
+        <w:rPr>
+          <w:b/>
+          <w:bCs/>
+          <w:sz w:val="24"/>
+          <w:szCs w:val="24"/>
+        </w:rPr>
+        <w:t>TS. Trần Hồng Việt</w:t>
+      </w:r>
+      <w:r>
+        <w:rPr>
+          <w:sz w:val="24"/>
+          <w:szCs w:val="24"/>
+        </w:rPr>
+        <w:t xml:space="preserve"> (Viện Trí tuệ Nhân tạo, ĐH Công nghệ,</w:t>
       </w:r>
     </w:p>
     <w:p>
       <w:pPr>
-        <w:spacing w:after="40"/>
-        <w:jc w:val="center"/>
+        <w:spacing w:before="100" w:after="120"/>
+        <w:jc w:val="right"/>
+        <w:rPr>
+          <w:sz w:val="24"/>
+          <w:szCs w:val="24"/>
+        </w:rPr>
+      </w:pPr>
+      <w:r>
+        <w:rPr>
+          <w:sz w:val="24"/>
+          <w:szCs w:val="24"/>
+        </w:rPr>
+        <w:t>ĐHQG HN);</w:t>
+      </w:r>
+    </w:p>
+    <w:p>
+      <w:pPr>
+        <w:spacing w:before="100" w:after="120"/>
+        <w:jc w:val="right"/>
+        <w:rPr>
+          <w:sz w:val="24"/>
+          <w:szCs w:val="24"/>
+        </w:rPr>
       </w:pPr>
       <w:r>
         <w:rPr>
@@ -51,20 +140,24 @@
           <w:sz w:val="24"/>
           <w:szCs w:val="24"/>
         </w:rPr>
-        <w:t xml:space="preserve">Nhóm nghiên cứu: </w:t>
+        <w:t>CN. Nguyễn Thị Thùy Chi</w:t>
       </w:r>
       <w:r>
         <w:rPr>
           <w:sz w:val="24"/>
           <w:szCs w:val="24"/>
         </w:rPr>
-        <w:t>Kim Mạnh Hưng, Nguyễn Hải An, Phan Vân Anh, Nguyễn Thị Thanh Nga (CNCQ KHDL1-1A); Nguyễn Thị Thơm (CNCQ KTPHCN3-1A); Nguyễn Thị Thu Hương (CNCQ YTCC22-1A) – Trường Đại học Y tế Công cộng</w:t>
+        <w:t xml:space="preserve"> (Trường ĐHYTCC)</w:t>
       </w:r>
     </w:p>
     <w:p>
       <w:pPr>
-        <w:spacing w:after="40"/>
-        <w:jc w:val="center"/>
+        <w:spacing w:before="100" w:after="120"/>
+        <w:jc w:val="right"/>
+        <w:rPr>
+          <w:sz w:val="24"/>
+          <w:szCs w:val="24"/>
+        </w:rPr>
       </w:pPr>
       <w:r>
         <w:rPr>
@@ -73,20 +166,118 @@
           <w:sz w:val="24"/>
           <w:szCs w:val="24"/>
         </w:rPr>
-        <w:t xml:space="preserve">Người hướng dẫn: </w:t>
+        <w:t>Người báo cáo: Đinh Lê Quỳnh Phương</w:t>
       </w:r>
       <w:r>
         <w:rPr>
           <w:sz w:val="24"/>
           <w:szCs w:val="24"/>
         </w:rPr>
-        <w:t>TS. Trần Hồng Việt (Viện Trí tuệ Nhân tạo, Trường Đại học Công nghệ, ĐHQG Hà Nội); CN. Nguyễn Thị Thùy Chi (Trường Đại học Y tế Công cộng)</w:t>
+        <w:t xml:space="preserve"> (CNCQKHDL1-1A)</w:t>
+      </w:r>
+    </w:p>
+    <w:p>
+      <w:pPr>
+        <w:spacing w:before="100" w:after="120"/>
+        <w:jc w:val="right"/>
+        <w:rPr>
+          <w:sz w:val="24"/>
+          <w:szCs w:val="24"/>
+        </w:rPr>
+      </w:pPr>
+      <w:r>
+        <w:rPr>
+          <w:b/>
+          <w:bCs/>
+          <w:sz w:val="24"/>
+          <w:szCs w:val="24"/>
+        </w:rPr>
+        <w:t>Nhóm nghiên cứu: Kim Mạnh Hưng, Nguyễn Thị Thanh Nga</w:t>
+      </w:r>
+      <w:r>
+        <w:rPr>
+          <w:sz w:val="24"/>
+          <w:szCs w:val="24"/>
+        </w:rPr>
+        <w:t xml:space="preserve"> (CNCQ KHDL1-</w:t>
+      </w:r>
+    </w:p>
+    <w:p>
+      <w:pPr>
+        <w:spacing w:before="100" w:after="120"/>
+        <w:jc w:val="right"/>
+        <w:rPr>
+          <w:sz w:val="24"/>
+          <w:szCs w:val="24"/>
+        </w:rPr>
+      </w:pPr>
+      <w:r>
+        <w:rPr>
+          <w:sz w:val="24"/>
+          <w:szCs w:val="24"/>
+        </w:rPr>
+        <w:t xml:space="preserve">1A); </w:t>
+      </w:r>
+      <w:r>
+        <w:rPr>
+          <w:b/>
+          <w:bCs/>
+          <w:sz w:val="24"/>
+          <w:szCs w:val="24"/>
+        </w:rPr>
+        <w:t>Nguyễn Thị Thơm</w:t>
+      </w:r>
+      <w:r>
+        <w:rPr>
+          <w:sz w:val="24"/>
+          <w:szCs w:val="24"/>
+        </w:rPr>
+        <w:t xml:space="preserve"> (CNCQ KTPHCN3-1A); </w:t>
+      </w:r>
+      <w:r>
+        <w:rPr>
+          <w:b/>
+          <w:bCs/>
+          <w:sz w:val="24"/>
+          <w:szCs w:val="24"/>
+        </w:rPr>
+        <w:t>Nguyễn Thị Thu Hương</w:t>
+      </w:r>
+      <w:r>
+        <w:rPr>
+          <w:sz w:val="24"/>
+          <w:szCs w:val="24"/>
+        </w:rPr>
+        <w:t xml:space="preserve"> (CNCQ</w:t>
+      </w:r>
+    </w:p>
+    <w:p>
+      <w:pPr>
+        <w:spacing w:before="100" w:after="120"/>
+        <w:jc w:val="right"/>
+        <w:rPr>
+          <w:sz w:val="24"/>
+          <w:szCs w:val="24"/>
+        </w:rPr>
+      </w:pPr>
+      <w:r>
+        <w:rPr>
+          <w:sz w:val="24"/>
+          <w:szCs w:val="24"/>
+        </w:rPr>
+        <w:t>YTCC22-1A) – Trường Đại học Y tế Công cộng</w:t>
       </w:r>
     </w:p>
     <w:p>
       <w:pPr>
         <w:spacing w:before="100" w:after="120"/>
         <w:jc w:val="both"/>
+        <w:rPr>
+          <w:i/>
+          <w:iCs/>
+          <w:sz w:val="24"/>
+          <w:szCs w:val="24"/>
+        </w:rPr>
       </w:pPr>
       <w:r>
         <w:rPr>
@@ -106,7 +297,22 @@
           <w:sz w:val="24"/>
           <w:szCs w:val="24"/>
         </w:rPr>
-        <w:t>Phục hồi chức năng từ xa; trí tuệ nhân tạo; thị giác máy tính; ước lượng tư thế; phân loại động tác; MediaPipe Pose; viêm quanh khớp vai.</w:t>
+        <w:t>Từ khóa: Phục hồi chức năng từ xa; trí tuệ nhân tạo; thị giác máy tính; ước lượng tư</w:t>
+      </w:r>
+    </w:p>
+    <w:p>
+      <w:pPr>
+        <w:spacing w:before="100" w:after="120"/>
+        <w:jc w:val="both"/>
+      </w:pPr>
+      <w:r>
+        <w:rPr>
+          <w:i/>
+          <w:iCs/>
+          <w:sz w:val="24"/>
+          <w:szCs w:val="24"/>
+        </w:rPr>
+        <w:t>thế; phân loại động tác; MediaPipe Pose.</w:t>
       </w:r>
     </w:p>
     <w:p>
@@ -157,14 +363,8 @@
         <w:rPr>
           <w:color w:val="000000"/>
         </w:rPr>
-        <w:t xml:space="preserve">Trong lĩnh vực PHCN, AI và CV được ứng dụng theo ba hướng chính: giám sát và phản hồi bài tập theo thời gian thực, đánh giá tiến triển hồi phục, và hỗ trợ bác sĩ/kỹ thuật viên xây dựng phác đồ cá nhân hóa (6,7,8). Các hệ thống marker-less hiện đại dựa trên MediaPipe hoặc OpenPose được báo cáo đạt sai số góc khớp trung bình chỉ khoảng 3°–7° so với hệ thống chuẩn dùng cảm biến quang học, và nhiều nghiên cứu kiểm chứng độ giá trị đồng quy ghi nhận hệ số tương quan nội nhóm (ICC) cao tới 0,93 đối với tầm </w:t>
-      </w:r>
-      <w:r>
-        <w:rPr>
-          <w:color w:val="000000"/>
-        </w:rPr>
         <w:lastRenderedPageBreak/>
-        <w:t>vận động khớp (9,10). Tuy nhiên, phần lớn các kết quả này được thực hiện trên người tình nguyện khỏe mạnh trong điều kiện phòng thí nghiệm.</w:t>
+        <w:t>Trong lĩnh vực PHCN, AI và CV được ứng dụng theo ba hướng chính: giám sát và phản hồi bài tập theo thời gian thực, đánh giá tiến triển hồi phục, và hỗ trợ bác sĩ/kỹ thuật viên xây dựng phác đồ cá nhân hóa (6,7,8). Các hệ thống marker-less hiện đại dựa trên MediaPipe hoặc OpenPose được báo cáo đạt sai số góc khớp trung bình chỉ khoảng 3°–7° so với hệ thống chuẩn dùng cảm biến quang học, và nhiều nghiên cứu kiểm chứng độ giá trị đồng quy ghi nhận hệ số tương quan nội nhóm (ICC) cao tới 0,93 đối với tầm vận động khớp (9,10). Tuy nhiên, phần lớn các kết quả này được thực hiện trên người tình nguyện khỏe mạnh trong điều kiện phòng thí nghiệm.</w:t>
       </w:r>
     </w:p>
     <w:p>
@@ -220,7 +420,14 @@
         <w:rPr>
           <w:color w:val="000000"/>
         </w:rPr>
-        <w:t>Đối tượng gồm hai nhóm tại Khoa Phục hồi chức năng – Bệnh viện Đa khoa Phạm Ngọc Thạch. Nhóm người bệnh là những bệnh nhân được chẩn đoán viêm quanh khớp vai (ICD-10: M75; bệnh lý gân cơ chóp xoay hoặc viêm dính bao khớp/đông cứng khớp vai), điều trị ngoại trú và được chỉ định gói bài tập chuẩn hóa (con lắc Codman, bài tập với gậy, bài tập với dây kháng lực). Tiêu chuẩn lựa chọn: có chẩn đoán xác định, hợp tác tốt, nhận thức bình thường, đồng ý ghi hình trước camera và ký giấy đồng thuận. Tiêu chuẩn loại trừ: có chống chỉ định vận động, hoặc không thực hiện trọn vẹn quy trình ghi hình. Nhóm chuyên gia tham chiếu là bác sĩ hoặc kỹ thuật viên PHCN có ít nhất 01 năm kinh nghiệm cơ xương khớp; loại trừ người đang nghỉ dài hạn hoặc không có điều kiện ghi chép phiếu đánh giá định kỳ.</w:t>
+        <w:t xml:space="preserve">Đối tượng gồm hai nhóm tại Khoa Phục hồi chức năng – Bệnh viện Đa khoa Phạm Ngọc Thạch. Nhóm người bệnh là những bệnh nhân được chẩn đoán viêm quanh khớp vai (ICD-10: M75; bệnh lý gân cơ chóp xoay hoặc viêm dính bao khớp/đông cứng khớp vai), điều trị ngoại trú và được chỉ định gói bài tập chuẩn hóa (con lắc Codman, bài tập với gậy, bài tập với dây kháng lực). Tiêu chuẩn lựa chọn: có chẩn đoán xác định, hợp tác tốt, nhận thức bình thường, đồng ý ghi hình trước camera và ký giấy đồng thuận. Tiêu chuẩn loại trừ: có chống chỉ định vận động, hoặc không </w:t>
+      </w:r>
+      <w:r>
+        <w:rPr>
+          <w:color w:val="000000"/>
+        </w:rPr>
+        <w:lastRenderedPageBreak/>
+        <w:t>thực hiện trọn vẹn quy trình ghi hình. Nhóm chuyên gia tham chiếu là bác sĩ hoặc kỹ thuật viên PHCN có ít nhất 01 năm kinh nghiệm cơ xương khớp; loại trừ người đang nghỉ dài hạn hoặc không có điều kiện ghi chép phiếu đánh giá định kỳ.</w:t>
       </w:r>
     </w:p>
     <w:p>
@@ -256,7 +463,6 @@
           <w:bCs/>
           <w:color w:val="000000"/>
         </w:rPr>
-        <w:lastRenderedPageBreak/>
         <w:t xml:space="preserve">Thời gian và địa điểm. </w:t>
       </w:r>
       <w:r>
@@ -304,7 +510,11 @@
         <w:jc w:val="both"/>
       </w:pPr>
       <w:r>
-        <w:t>Chỉ số nghiên cứu. Biến đầu ra của mô hình gồm tọa độ 33 điểm khớp, góc vai/khuỷu do thuật toán tính, góc tham chiếu trong CSV (shoulder_ref/elbow_ref), nhãn trạng thái REF (PASS/NEAR/FAIL/UNKNOWN) và nhãn ML hiển thị trên overlay. Trong bộ full export hiện tại, ml_label ánh xạ trực tiếp với status (PASS=2, NEAR=1, FAIL=0, UNKNOWN=UNKNOWN), vì vậy các bảng cập nhật tập trung vào ACC, PASS+NEAR, UNKNOWN, MAE và RMSE thay vì diễn giải F1/Precision/Recall như một đánh giá độc lập.</w:t>
+        <w:t xml:space="preserve">Chỉ số nghiên cứu. Biến đầu ra của mô hình gồm tọa độ 33 điểm khớp, góc vai/khuỷu do thuật toán tính, góc tham chiếu trong CSV (shoulder_ref/elbow_ref), nhãn trạng thái REF (PASS/NEAR/FAIL/UNKNOWN) và nhãn ML hiển thị trên overlay. Trong bộ full export hiện tại, ml_label ánh xạ trực tiếp với status (PASS=2, NEAR=1, FAIL=0, UNKNOWN=UNKNOWN), vì vậy các bảng cập nhật tập trung vào ACC, </w:t>
+      </w:r>
+      <w:r>
+        <w:lastRenderedPageBreak/>
+        <w:t>PASS+NEAR, UNKNOWN, MAE và RMSE thay vì diễn giải F1/Precision/Recall như một đánh giá độc lập.</w:t>
       </w:r>
     </w:p>
     <w:p>
@@ -314,11 +524,7 @@
         <w:jc w:val="both"/>
       </w:pPr>
       <w:r>
-        <w:t xml:space="preserve">Phương pháp xử lý số liệu. Các chỉ số được tái tính trực tiếp từ 8 file frame_data_all.csv trong full export mới nhất. ACC được tính bằng PASS/(PASS+NEAR+FAIL), tức không tính các khung UNKNOWN vào mẫu số; đồng thời báo cáo thêm ACC tính cả UNKNOWN và tỷ lệ PASS+NEAR để người đọc thấy </w:t>
-      </w:r>
-      <w:r>
-        <w:lastRenderedPageBreak/>
-        <w:t>ảnh hưởng của lọc khung. MAE và RMSE được tính trên sai số tuyệt đối giữa góc AI (goc_vai/goc_khuyu) và góc tham chiếu (shoulder_ref/elbow_ref) cho cả vai và khuỷu.</w:t>
+        <w:t>Phương pháp xử lý số liệu. Các chỉ số được tái tính trực tiếp từ 8 file frame_data_all.csv trong full export mới nhất. ACC được tính bằng PASS/(PASS+NEAR+FAIL), tức không tính các khung UNKNOWN vào mẫu số; đồng thời báo cáo thêm ACC tính cả UNKNOWN và tỷ lệ PASS+NEAR để người đọc thấy ảnh hưởng của lọc khung. MAE và RMSE được tính trên sai số tuyệt đối giữa góc AI (goc_vai/goc_khuyu) và góc tham chiếu (shoulder_ref/elbow_ref) cho cả vai và khuỷu.</w:t>
       </w:r>
     </w:p>
     <w:p>
@@ -425,6 +631,7 @@
         <w:jc w:val="center"/>
       </w:pPr>
       <w:r>
+        <w:lastRenderedPageBreak/>
         <w:t>Hình 1. Minh họa khung hình overlay và cách tính góc vai/khuỷu; sơ đồ xử lý video hai lượt (2-Pass) nêu rõ: Codman mới chia GĐ1/GĐ2/GĐ3, còn bài tập với gậy tính trên tất cả khung hình của toàn video.</w:t>
       </w:r>
     </w:p>
@@ -437,7 +644,6 @@
         <w:rPr>
           <w:noProof/>
         </w:rPr>
-        <w:lastRenderedPageBreak/>
         <w:drawing>
           <wp:anchor distT="0" distB="0" distL="114300" distR="114300" simplePos="0" relativeHeight="251658240" behindDoc="1" locked="0" layoutInCell="1" allowOverlap="1" wp14:anchorId="18061A3C" wp14:editId="2CA70F2B">
             <wp:simplePos x="0" y="0"/>
@@ -604,6 +810,7 @@
         <w:rPr>
           <w:noProof/>
         </w:rPr>
+        <w:lastRenderedPageBreak/>
         <w:drawing>
           <wp:anchor distT="0" distB="0" distL="114300" distR="114300" simplePos="0" relativeHeight="251659264" behindDoc="1" locked="0" layoutInCell="1" allowOverlap="1" wp14:anchorId="6DEA89B8" wp14:editId="75FC4663">
             <wp:simplePos x="0" y="0"/>
@@ -718,7 +925,6 @@
         <w:rPr>
           <w:noProof/>
         </w:rPr>
-        <w:lastRenderedPageBreak/>
         <w:drawing>
           <wp:anchor distT="0" distB="0" distL="114300" distR="114300" simplePos="0" relativeHeight="251660288" behindDoc="1" locked="0" layoutInCell="1" allowOverlap="1" wp14:anchorId="29E2D65E" wp14:editId="4262768A">
             <wp:simplePos x="0" y="0"/>
@@ -878,6 +1084,7 @@
           <w:sz w:val="24"/>
           <w:szCs w:val="24"/>
         </w:rPr>
+        <w:lastRenderedPageBreak/>
         <w:t>Bảng 1. Đặc điểm chung của mẫu nghiên cứu (n = 8)</w:t>
       </w:r>
     </w:p>
@@ -3690,6 +3897,7 @@
                 <w:sz w:val="22"/>
                 <w:szCs w:val="22"/>
               </w:rPr>
+              <w:lastRenderedPageBreak/>
               <w:t>BN03</w:t>
             </w:r>
           </w:p>
@@ -3944,7 +4152,6 @@
           <w:sz w:val="24"/>
           <w:szCs w:val="24"/>
         </w:rPr>
-        <w:lastRenderedPageBreak/>
         <w:t>Bảng 3. Cấu trúc bộ dữ liệu khung hình overlay theo người bệnh và bài tập</w:t>
       </w:r>
     </w:p>
@@ -5897,6 +6104,7 @@
         <w:rPr>
           <w:noProof/>
         </w:rPr>
+        <w:lastRenderedPageBreak/>
         <w:drawing>
           <wp:inline distT="0" distB="0" distL="0" distR="0" wp14:anchorId="75041D51" wp14:editId="39E5A609">
             <wp:extent cx="5715000" cy="2314575"/>
@@ -5953,11 +6161,7 @@
         <w:jc w:val="both"/>
       </w:pPr>
       <w:r>
-        <w:t xml:space="preserve">Bảng 4 tổng hợp các chỉ số frame-level tái tính từ CSV. Bài Codman có ACC không tính UNKNOWN 71,2% so với 38,7% của bài tập với gậy; nếu tính cả </w:t>
-      </w:r>
-      <w:r>
-        <w:lastRenderedPageBreak/>
-        <w:t>UNKNOWN, bài gậy giảm còn 33,9%. Sai số góc trung bình của Codman là MAE 13,3° và RMSE 19,2°, thấp hơn bài gậy (MAE 16,8°, RMSE 22,6°).</w:t>
+        <w:t>Bảng 4 tổng hợp các chỉ số frame-level tái tính từ CSV. Bài Codman có ACC không tính UNKNOWN 71,2% so với 38,7% của bài tập với gậy; nếu tính cả UNKNOWN, bài gậy giảm còn 33,9%. Sai số góc trung bình của Codman là MAE 13,3° và RMSE 19,2°, thấp hơn bài gậy (MAE 16,8°, RMSE 22,6°).</w:t>
       </w:r>
     </w:p>
     <w:p>
@@ -6587,7 +6791,11 @@
         <w:jc w:val="both"/>
       </w:pPr>
       <w:r>
-        <w:t>Bảng 5 trình bày chi tiết các chỉ số theo từng video và giai đoạn. Xu hướng chung là Codman đạt tốt ở BN02–BN04 trong GĐ1–GĐ2, nhưng BN01 giảm mạnh do nhiều khung NEAR/FAIL và có hiện tượng người hỗ trợ đi vào vùng nhận dạng. Ở GĐ3, ACC của Codman giảm còn 35,5%–68,8% tùy người bệnh. Bài tập với gậy có ACC thấp hơn (31,7%–44,1%) và chịu ảnh hưởng rõ của các khung UNKNOWN, đặc biệt BN04 có 4.098 khung UNKNOWN.</w:t>
+        <w:t xml:space="preserve">Bảng 5 trình bày chi tiết các chỉ số theo từng video và giai đoạn. Xu hướng chung là Codman đạt tốt ở BN02–BN04 trong GĐ1–GĐ2, nhưng BN01 giảm mạnh do nhiều khung NEAR/FAIL và có hiện tượng người hỗ trợ đi vào vùng nhận dạng. Ở GĐ3, ACC của Codman giảm còn 35,5%–68,8% tùy người bệnh. Bài tập với gậy có ACC thấp hơn </w:t>
+      </w:r>
+      <w:r>
+        <w:lastRenderedPageBreak/>
+        <w:t>(31,7%–44,1%) và chịu ảnh hưởng rõ của các khung UNKNOWN, đặc biệt BN04 có 4.098 khung UNKNOWN.</w:t>
       </w:r>
     </w:p>
     <w:p>
@@ -8465,7 +8673,6 @@
                 <w:sz w:val="24"/>
                 <w:szCs w:val="24"/>
               </w:rPr>
-              <w:lastRenderedPageBreak/>
               <w:t>BN02</w:t>
             </w:r>
           </w:p>
@@ -11456,6 +11663,7 @@
                 <w:sz w:val="24"/>
                 <w:szCs w:val="24"/>
               </w:rPr>
+              <w:lastRenderedPageBreak/>
               <w:t>BN04</w:t>
             </w:r>
           </w:p>
@@ -11774,7 +11982,6 @@
         <w:rPr>
           <w:noProof/>
         </w:rPr>
-        <w:lastRenderedPageBreak/>
         <w:drawing>
           <wp:inline distT="0" distB="0" distL="0" distR="0" wp14:anchorId="3A1F799E" wp14:editId="64896DC6">
             <wp:extent cx="5715000" cy="3276600"/>
@@ -11843,6 +12050,7 @@
         <w:rPr>
           <w:noProof/>
         </w:rPr>
+        <w:lastRenderedPageBreak/>
         <w:drawing>
           <wp:inline distT="0" distB="0" distL="0" distR="0" wp14:anchorId="07453ACC" wp14:editId="05ED4CE0">
             <wp:extent cx="5715000" cy="2562225"/>
@@ -11919,7 +12127,6 @@
         <w:jc w:val="both"/>
       </w:pPr>
       <w:r>
-        <w:lastRenderedPageBreak/>
         <w:t>Đối chiếu góc vai trung bình theo 16 lượt đo (Codman tách GĐ1–GĐ3; bài gậy tính một lượt trên tất cả khung hình của toàn video) cho thấy tương quan giữa góc AI và góc tham chiếu trong CSV đạt r = 0.94 (Hình 5a). Biểu đồ Bland–Altman (Hình 5b) cho thấy AI có xu hướng đo cao hơn tham chiếu, với bias +9.4° và giới hạn đồng thuận 95% từ -3.8° đến +22.6°. Hình 6 tóm tắt năm chỉ số frame-level đã chuẩn hóa, cho thấy Codman tốt hơn bài gậy về ACC và PASS+NEAR, trong khi sai số góc của hai bài vẫn còn cao so với kỳ vọng lâm sàng.</w:t>
       </w:r>
     </w:p>
@@ -11990,6 +12197,7 @@
         <w:rPr>
           <w:noProof/>
         </w:rPr>
+        <w:lastRenderedPageBreak/>
         <w:drawing>
           <wp:inline distT="0" distB="0" distL="0" distR="0" wp14:anchorId="413E54AF" wp14:editId="0F439C23">
             <wp:extent cx="3886200" cy="3829050"/>
@@ -12036,7 +12244,6 @@
         <w:jc w:val="center"/>
       </w:pPr>
       <w:r>
-        <w:lastRenderedPageBreak/>
         <w:t>Hình 6. Radar năm chỉ số frame-level từ CSV mới (ACC, PASS+NEAR, tỷ lệ khung biết, MAE* và RMSE*; điểm càng xa tâm càng tốt).</w:t>
       </w:r>
     </w:p>
@@ -12072,7 +12279,11 @@
         <w:jc w:val="both"/>
       </w:pPr>
       <w:r>
-        <w:t>Hiện tượng suy giảm độ chính xác khi siết ngưỡng dung sai xuống ±15° cho thấy giới hạn về độ phân giải góc của ước lượng tư thế không điểm đánh dấu, vốn chịu ảnh hưởng của rung tọa độ điểm khớp, thiếu thông tin chiều sâu khi dùng camera đơn và điều kiện ghi hình. Trường hợp BN01 Codman minh họa thêm một hạn chế thực tế: khi người hỗ trợ đi vào gần vùng người bệnh, bộ lọc đa người chưa luôn loại được nhiễu, dẫn tới một số khung vẫn được nhận dạng và chấm điểm dù ảnh có hai người.</w:t>
+        <w:t xml:space="preserve">Hiện tượng suy giảm độ chính xác khi siết ngưỡng dung sai xuống ±15° cho thấy giới hạn về độ phân giải góc của ước lượng tư thế không điểm đánh dấu, vốn chịu ảnh hưởng của rung tọa độ điểm khớp, thiếu thông tin chiều sâu khi dùng camera đơn và điều kiện ghi hình. Trường hợp BN01 Codman minh họa thêm một hạn chế thực tế: khi </w:t>
+      </w:r>
+      <w:r>
+        <w:lastRenderedPageBreak/>
+        <w:t>người hỗ trợ đi vào gần vùng người bệnh, bộ lọc đa người chưa luôn loại được nhiễu, dẫn tới một số khung vẫn được nhận dạng và chấm điểm dù ảnh có hai người.</w:t>
       </w:r>
     </w:p>
     <w:p>
@@ -12095,14 +12306,7 @@
         <w:rPr>
           <w:color w:val="000000"/>
         </w:rPr>
-        <w:t xml:space="preserve">Ở khía cạnh ứng dụng, nghiên cứu chứng minh tính khả thi của giám sát phục hồi chức năng từ xa bằng thị giác máy tính marker-less trong điều kiện Việt Nam, đặc biệt với động tác đơn giản như con lắc Codman. Hệ thống xây dựng được một hệ sinh thái khép kín gồm bốn vai trò (người bệnh, bác sĩ, kỹ thuật viên và nghiên cứu viên), với các năng lực phân đoạn giai đoạn tự động, phản hồi âm thanh theo thời gian thực và đồng bộ dữ liệu lên đám mây, tạo nền tảng cho việc theo dõi tiến trình hồi phục từ xa. Tuy vậy, nghiên cứu còn một số hạn chế: cỡ mẫu nhỏ và thực hiện tại một cơ sở với </w:t>
-      </w:r>
-      <w:r>
-        <w:rPr>
-          <w:color w:val="000000"/>
-        </w:rPr>
-        <w:lastRenderedPageBreak/>
-        <w:t>toàn bộ là nữ giới nên tính khái quát còn thấp; việc dùng một camera đơn thiếu thông tin chiều sâu; mô hình tiền huấn luyện chưa được tinh chỉnh trên dữ liệu bệnh nhân; bài tập với gậy cần bổ sung tiêu chí nhận diện tư thế bù trừ; và bài tập với dây kháng lực cũng như việc triển khai trên người dùng thực chưa được đánh giá. Các hướng phát triển tiếp theo gồm mở rộng mẫu đa trung tâm, tinh chỉnh mô hình trên chính dữ liệu người bệnh, bổ sung tiêu chí tư thế và thông tin chiều sâu, đồng thời thu thập đánh giá lâm sàng độc lập của chuyên gia để củng cố giá trị tham chiếu.</w:t>
+        <w:t>Ở khía cạnh ứng dụng, nghiên cứu chứng minh tính khả thi của giám sát phục hồi chức năng từ xa bằng thị giác máy tính marker-less trong điều kiện Việt Nam, đặc biệt với động tác đơn giản như con lắc Codman. Hệ thống xây dựng được một hệ sinh thái khép kín gồm bốn vai trò (người bệnh, bác sĩ, kỹ thuật viên và nghiên cứu viên), với các năng lực phân đoạn giai đoạn tự động, phản hồi âm thanh theo thời gian thực và đồng bộ dữ liệu lên đám mây, tạo nền tảng cho việc theo dõi tiến trình hồi phục từ xa. Tuy vậy, nghiên cứu còn một số hạn chế: cỡ mẫu nhỏ và thực hiện tại một cơ sở với toàn bộ là nữ giới nên tính khái quát còn thấp; việc dùng một camera đơn thiếu thông tin chiều sâu; mô hình tiền huấn luyện chưa được tinh chỉnh trên dữ liệu bệnh nhân; bài tập với gậy cần bổ sung tiêu chí nhận diện tư thế bù trừ; và bài tập với dây kháng lực cũng như việc triển khai trên người dùng thực chưa được đánh giá. Các hướng phát triển tiếp theo gồm mở rộng mẫu đa trung tâm, tinh chỉnh mô hình trên chính dữ liệu người bệnh, bổ sung tiêu chí tư thế và thông tin chiều sâu, đồng thời thu thập đánh giá lâm sàng độc lập của chuyên gia để củng cố giá trị tham chiếu.</w:t>
       </w:r>
     </w:p>
     <w:p>
@@ -12136,6 +12340,7 @@
           <w:b/>
           <w:bCs/>
         </w:rPr>
+        <w:lastRenderedPageBreak/>
         <w:t>TÀI LIỆU THAM KHẢO</w:t>
       </w:r>
     </w:p>
@@ -12196,7 +12401,6 @@
         <w:jc w:val="both"/>
       </w:pPr>
       <w:r>
-        <w:lastRenderedPageBreak/>
         <w:t>6. Sardari S, Sharifzadeh S, Daneshkhah A, Nakisa B, Loke SW, Palade V, et al. Artificial intelligence for skeleton-based physical rehabilitation action evaluation: a systematic review. Comput Biol Med. 2023;158:106835.</w:t>
       </w:r>
     </w:p>
@@ -12267,6 +12471,7 @@
         <w:jc w:val="both"/>
       </w:pPr>
       <w:r>
+        <w:lastRenderedPageBreak/>
         <w:t>13. Ino T, Samukawa M, Ishida T, Wada N, Koshino Y, Kasahara S, et al. Validity and reliability of OpenPose-based motion analysis in measuring knee valgus during drop vertical jump test. J Sports Sci Med. 2024;23(3):515-525.</w:t>
       </w:r>
     </w:p>
